--- a/ats-cv/Jason_Roschmann_CV_ATS_EN.docx
+++ b/ats-cv/Jason_Roschmann_CV_ATS_EN.docx
@@ -16,7 +16,7 @@
         <w:pStyle w:val="FirstParagraph"/>
       </w:pPr>
       <w:r>
-        <w:t xml:space="preserve">AI Automation Engineer</w:t>
+        <w:t xml:space="preserve">AI Automation Engineer · Junior / Career Changer</w:t>
       </w:r>
     </w:p>
     <w:p>
@@ -24,25 +24,25 @@
         <w:pStyle w:val="BodyText"/>
       </w:pPr>
       <w:r>
-        <w:t xml:space="preserve">Email: jason@roschmann-digital.de | Phone: +49 155 612 953 91</w:t>
+        <w:t xml:space="preserve">Email: jason@roschmann-systems.de | Phone: +49 155 612 953 91</w:t>
       </w:r>
       <w:r>
         <w:br/>
       </w:r>
       <w:r>
-        <w:t xml:space="preserve">LinkedIn: linkedin.com/in/jason-roschmann-1091512b2 | GitHub: github.com/JasonRoschmann | Web-CV: jasonroschmann.github.io/cv</w:t>
+        <w:t xml:space="preserve">LinkedIn: linkedin.com/in/jason-roschmann-1091512b2 | Web CV: jasonroschmann.github.io/cv</w:t>
       </w:r>
       <w:r>
         <w:br/>
       </w:r>
       <w:r>
-        <w:t xml:space="preserve">Location: Hamburg, Germany | Target region: Zürich, Switzerland</w:t>
+        <w:t xml:space="preserve">Location: Hamburg, Germany | Open to remote, Hamburg, or relocation for the right role (Zürich included)</w:t>
       </w:r>
       <w:r>
         <w:br/>
       </w:r>
       <w:r>
-        <w:t xml:space="preserve">EU citizen, Swiss B permit – no quota, no work-permit process required for the employer</w:t>
+        <w:t xml:space="preserve">EU citizen — for a Swiss role, the B permit is a 14-day registration: no quota, no permit procedure for the employer</w:t>
       </w:r>
     </w:p>
     <w:bookmarkStart w:id="9" w:name="profile"/>
@@ -59,17 +59,17 @@
         <w:pStyle w:val="FirstParagraph"/>
       </w:pPr>
       <w:r>
-        <w:t xml:space="preserve">Since 2024, I’ve independently designed, built, and operated AI-driven automation and software systems in production — from SaaS backends to my own server infrastructure. I own architecture, testing, and deployment myself; where it makes sense, I orchestrate implementation through Claude Code. Every system I’ve built runs in continuous production, not just as a prototype. Before that, four years in B2B sales gave me a sharp sense for which problems actually need solving in a real business. I’m looking for a technical role in Zürich where I can build and operate automation and AI systems.</w:t>
+        <w:t xml:space="preserve">Since 2024 I have independently designed and built AI-driven automation and software systems — from FastAPI backends with their own test coverage to Linux server infrastructure on Hetzner. I own the specification, the architecture, the tests and the deployment; implementation I orchestrate through Claude Code, but the judgment stays with me. Four years of B2B direct sales before that are the reason I understand the real problem first and build second. I am looking for an entry-level or junior engineering role where I build automation and AI systems and grow technically — the junior level is a deliberate choice.</w:t>
       </w:r>
     </w:p>
     <w:bookmarkEnd w:id="9"/>
-    <w:bookmarkStart w:id="12" w:name="experience"/>
+    <w:bookmarkStart w:id="12" w:name="systems-i-built-myself"/>
     <w:p>
       <w:pPr>
         <w:pStyle w:val="Heading2"/>
       </w:pPr>
       <w:r>
-        <w:t xml:space="preserve">Experience</w:t>
+        <w:t xml:space="preserve">Systems I Built Myself</w:t>
       </w:r>
     </w:p>
     <w:bookmarkStart w:id="10" w:name="ai-automation-builder-self-employed"/>
@@ -78,7 +78,7 @@
         <w:pStyle w:val="Heading3"/>
       </w:pPr>
       <w:r>
-        <w:t xml:space="preserve">AI Automation Builder, Self-Employed</w:t>
+        <w:t xml:space="preserve">AI Automation Builder, self-employed</w:t>
       </w:r>
     </w:p>
     <w:p>
@@ -90,7 +90,7 @@
           <w:b/>
           <w:bCs/>
         </w:rPr>
-        <w:t xml:space="preserve">2024 – Present | Remote, clients and projects across the DACH region</w:t>
+        <w:t xml:space="preserve">2024 – present | Hamburg, remote</w:t>
       </w:r>
     </w:p>
     <w:p>
@@ -102,7 +102,17 @@
         </w:numPr>
       </w:pPr>
       <w:r>
-        <w:t xml:space="preserve">Independently designed, built, tested, and shipped automation and software systems to production — from live SaaS products to my own server infrastructure, without a team or agency budget. AI-orchestrated development: implementation steered through Claude Code / Claude SDK, architecture and QA owned myself.</w:t>
+        <w:rPr>
+          <w:b/>
+          <w:bCs/>
+        </w:rPr>
+        <w:t xml:space="preserve">pim-engine</w:t>
+      </w:r>
+      <w:r>
+        <w:t xml:space="preserve"> </w:t>
+      </w:r>
+      <w:r>
+        <w:t xml:space="preserve">— product-data service for Shopify (Python, FastAPI, Shopify Admin API): 21 of 21 commits mine, 66 tests green in under one second, CI in place. Core design rule: an LLM must never grade an LLM — output is checked against stored ground-truth facts, not against a second model opinion.</w:t>
       </w:r>
     </w:p>
     <w:p>
@@ -114,7 +124,17 @@
         </w:numPr>
       </w:pPr>
       <w:r>
-        <w:t xml:space="preserve">Live and publicly viewable: a Shopify D2C store with a custom Liquid theme, custom metafields, and Stripe checkout, bilingual German/English, built entirely solo — duftkumpels.shop; backed by 40+ custom-built Shopify features (cart upsell, fragrance quiz, checkout trust signals, schema markup, hreflang, and more).</w:t>
+        <w:rPr>
+          <w:b/>
+          <w:bCs/>
+        </w:rPr>
+        <w:t xml:space="preserve">NarutoIdle</w:t>
+      </w:r>
+      <w:r>
+        <w:t xml:space="preserve"> </w:t>
+      </w:r>
+      <w:r>
+        <w:t xml:space="preserve">— game engine as a TypeScript monorepo: 378 of 378 commits mine, 858 tests green in 157 seconds, CI runs without a single secret. Built with Claude Code as pair programmer, with architecture and QA owned throughout.</w:t>
       </w:r>
     </w:p>
     <w:p>
@@ -126,16 +146,17 @@
         </w:numPr>
       </w:pPr>
       <w:r>
-        <w:t xml:space="preserve">Built a personal orchestration platform (internally</w:t>
+        <w:rPr>
+          <w:b/>
+          <w:bCs/>
+        </w:rPr>
+        <w:t xml:space="preserve">hermes-brett</w:t>
       </w:r>
       <w:r>
         <w:t xml:space="preserve"> </w:t>
       </w:r>
       <w:r>
-        <w:t xml:space="preserve">“Ultra Nexus OS”</w:t>
-      </w:r>
-      <w:r>
-        <w:t xml:space="preserve">) that coordinates automation across multiple projects: a bi-temporal knowledge graph (Graphiti/FalkorDB), hard approval gates before anything sends or deploys. My own review layer has already caught a real credential leak and faulty deployments before they went live.</w:t>
+        <w:t xml:space="preserve">— work-organisation tool: 39 of 39 commits mine, self-test with 383 assertions, runs without npm install and without a build step.</w:t>
       </w:r>
     </w:p>
     <w:p>
@@ -147,7 +168,17 @@
         </w:numPr>
       </w:pPr>
       <w:r>
-        <w:t xml:space="preserve">AI-powered Discord community bot in active development for a growing community (Next.js, PostgreSQL, Remotion), with automated social-media scheduling and video rendering — continuously shipped, zero open npm audit findings.</w:t>
+        <w:rPr>
+          <w:b/>
+          <w:bCs/>
+        </w:rPr>
+        <w:t xml:space="preserve">Multi-agent systems</w:t>
+      </w:r>
+      <w:r>
+        <w:t xml:space="preserve"> </w:t>
+      </w:r>
+      <w:r>
+        <w:t xml:space="preserve">on my own Linux infrastructure (Hetzner): specialised agent roles for research, fact-checking and content, with approval gates before anything reaches the outside world, plus heartbeats, error alerts and a kill switch. My own review layer caught a real credential leak and faulty deployments before they went live. Agentic systems rarely fail on the happy path; they fail on control.</w:t>
       </w:r>
     </w:p>
     <w:p>
@@ -159,7 +190,17 @@
         </w:numPr>
       </w:pPr>
       <w:r>
-        <w:t xml:space="preserve">Built an interactive web CV as a standalone Progressive Web App: installable, custom rendering engine (SVG displacement filters for glass effects), interactive canvas graph, physics-based animations, and a real GPU fluid simulation (Navier-Stokes/WebGL) — a single HTML file, no framework: jasonroschmann.github.io/cv.</w:t>
+        <w:rPr>
+          <w:b/>
+          <w:bCs/>
+        </w:rPr>
+        <w:t xml:space="preserve">Web and commerce work:</w:t>
+      </w:r>
+      <w:r>
+        <w:t xml:space="preserve"> </w:t>
+      </w:r>
+      <w:r>
+        <w:t xml:space="preserve">duftkumpels.shop is live — theme customisation, automation and optimisation on a purchased theme base (Prestige), bilingual DE/EN, custom metafields, conversion and SEO work. Search Console over 28 days: 545 clicks up from 505, 16,768 impressions up from 14,193 — that is visibility, not a revenue claim.</w:t>
       </w:r>
     </w:p>
     <w:p>
@@ -171,29 +212,69 @@
         </w:numPr>
       </w:pPr>
       <w:r>
-        <w:t xml:space="preserve">Additional systems: a GEO visibility tool with its own WebGL agency landing page (particle scene, refractive glass effect, FastAPI/Next.js), built from first line of code to a tested system in a matter of days; multi-agent system for automated research and content generation (Python, Claude SDK, n8n) running in continuous production; game server infrastructure on Hetzner with a deploy pipeline and monitoring, in continuous operation for over 6 months.</w:t>
-      </w:r>
-    </w:p>
-    <w:bookmarkEnd w:id="10"/>
-    <w:bookmarkStart w:id="11" w:name="b2b-direct-sales-door-to-door"/>
-    <w:p>
-      <w:pPr>
-        <w:pStyle w:val="Heading3"/>
-      </w:pPr>
-      <w:r>
-        <w:t xml:space="preserve">B2B Direct Sales (Door-to-Door)</w:t>
-      </w:r>
-    </w:p>
-    <w:p>
-      <w:pPr>
-        <w:pStyle w:val="FirstParagraph"/>
-      </w:pPr>
-      <w:r>
         <w:rPr>
           <w:b/>
           <w:bCs/>
         </w:rPr>
-        <w:t xml:space="preserve">2019 – 2023 | EWE TEL and Ranger Marketing (Deutsche Telekom sales partner), nationwide field sales</w:t>
+        <w:t xml:space="preserve">nk247store.de</w:t>
+      </w:r>
+      <w:r>
+        <w:t xml:space="preserve"> </w:t>
+      </w:r>
+      <w:r>
+        <w:t xml:space="preserve">— paid client project, live, home page responds in roughly 0.2 seconds. The repository stays private; it belongs to the client.</w:t>
+      </w:r>
+    </w:p>
+    <w:p>
+      <w:pPr>
+        <w:pStyle w:val="Compact"/>
+        <w:numPr>
+          <w:ilvl w:val="0"/>
+          <w:numId w:val="1001"/>
+        </w:numPr>
+      </w:pPr>
+      <w:r>
+        <w:rPr>
+          <w:b/>
+          <w:bCs/>
+        </w:rPr>
+        <w:t xml:space="preserve">Interactive web CV</w:t>
+      </w:r>
+      <w:r>
+        <w:t xml:space="preserve"> </w:t>
+      </w:r>
+      <w:r>
+        <w:t xml:space="preserve">as an installable Progressive Web App, a single HTML file with no framework: SVG displacement filters, an interactive canvas graph, and a WebGL fluid simulation ported from PavelDoGreat/WebGL-Fluid-Simulation (MIT) and rebuilt around my own brand logic.</w:t>
+      </w:r>
+    </w:p>
+    <w:p>
+      <w:pPr>
+        <w:pStyle w:val="FirstParagraph"/>
+      </w:pPr>
+      <w:r>
+        <w:t xml:space="preserve">Happy to walk through the private repositories on request, or live at the screen in an interview.</w:t>
+      </w:r>
+    </w:p>
+    <w:bookmarkEnd w:id="10"/>
+    <w:bookmarkStart w:id="11" w:name="b2b-direct-sales-door-to-door"/>
+    <w:p>
+      <w:pPr>
+        <w:pStyle w:val="Heading3"/>
+      </w:pPr>
+      <w:r>
+        <w:t xml:space="preserve">B2B Direct Sales (door-to-door)</w:t>
+      </w:r>
+    </w:p>
+    <w:p>
+      <w:pPr>
+        <w:pStyle w:val="FirstParagraph"/>
+      </w:pPr>
+      <w:r>
+        <w:rPr>
+          <w:b/>
+          <w:bCs/>
+        </w:rPr>
+        <w:t xml:space="preserve">2019 – 2023 | EWE TEL and Ranger Marketing (sales partner), nationwide field sales</w:t>
       </w:r>
     </w:p>
     <w:p>
@@ -205,7 +286,7 @@
         </w:numPr>
       </w:pPr>
       <w:r>
-        <w:t xml:space="preserve">Daily cold outreach to decision-makers, 200+ closed deals per month.</w:t>
+        <w:t xml:space="preserve">Daily cold outreach to decision-makers, 200+ closed contracts per month.</w:t>
       </w:r>
     </w:p>
     <w:p>
@@ -217,7 +298,7 @@
         </w:numPr>
       </w:pPr>
       <w:r>
-        <w:t xml:space="preserve">60% new-customer share, +15% revenue growth per existing customer through cross- and upselling.</w:t>
+        <w:t xml:space="preserve">Negotiated directly with owners and managing directors.</w:t>
       </w:r>
     </w:p>
     <w:p>
@@ -229,7 +310,7 @@
         </w:numPr>
       </w:pPr>
       <w:r>
-        <w:t xml:space="preserve">Negotiated directly with owners and managing directors.</w:t>
+        <w:t xml:space="preserve">Rejection by the minute — which is where a realistic relationship with resistance comes from, and a sense for which problems a business actually needs solved.</w:t>
       </w:r>
     </w:p>
     <w:bookmarkEnd w:id="11"/>
@@ -252,13 +333,13 @@
           <w:b/>
           <w:bCs/>
         </w:rPr>
-        <w:t xml:space="preserve">AI &amp; Automation:</w:t>
+        <w:t xml:space="preserve">AI &amp; automation:</w:t>
       </w:r>
       <w:r>
         <w:t xml:space="preserve"> </w:t>
       </w:r>
       <w:r>
-        <w:t xml:space="preserve">Claude SDK, Claude Code, MCP, n8n, multi-agent systems, Graphiti/FalkorDB, prompt design, specification-driven development</w:t>
+        <w:t xml:space="preserve">Claude Code / Claude SDK, MCP, multi-agent architectures, approval gates and verification layers, specification-driven development, prompt design, n8n</w:t>
       </w:r>
     </w:p>
     <w:p>
@@ -270,13 +351,13 @@
           <w:b/>
           <w:bCs/>
         </w:rPr>
-        <w:t xml:space="preserve">Technical Stack:</w:t>
+        <w:t xml:space="preserve">Technical stack:</w:t>
       </w:r>
       <w:r>
         <w:t xml:space="preserve"> </w:t>
       </w:r>
       <w:r>
-        <w:t xml:space="preserve">Python, FastAPI, TypeScript/Next.js, PostgreSQL, Playwright, Docker, WebGL/GSAP (frontend effects)</w:t>
+        <w:t xml:space="preserve">Python, FastAPI, TypeScript, Next.js, PostgreSQL, Playwright, Docker, Linux servers (Hetzner), Git/CI</w:t>
       </w:r>
     </w:p>
     <w:p>
@@ -288,13 +369,13 @@
           <w:b/>
           <w:bCs/>
         </w:rPr>
-        <w:t xml:space="preserve">E-Commerce &amp; Marketing:</w:t>
+        <w:t xml:space="preserve">E-commerce:</w:t>
       </w:r>
       <w:r>
         <w:t xml:space="preserve"> </w:t>
       </w:r>
       <w:r>
-        <w:t xml:space="preserve">Shopify Liquid &amp; theme development, Google Ads (Search, Performance Max, AI-powered), conversion optimization basics</w:t>
+        <w:t xml:space="preserve">Shopify Liquid and theme customisation, custom metafields, technical SEO, conversion optimisation, Google Ads (Search, Performance Max)</w:t>
       </w:r>
     </w:p>
     <w:p>
@@ -306,13 +387,13 @@
           <w:b/>
           <w:bCs/>
         </w:rPr>
-        <w:t xml:space="preserve">Sales (background):</w:t>
+        <w:t xml:space="preserve">From sales:</w:t>
       </w:r>
       <w:r>
         <w:t xml:space="preserve"> </w:t>
       </w:r>
       <w:r>
-        <w:t xml:space="preserve">Cold outreach, needs analysis, objection handling, closing, cross- and upselling, pipeline &amp; KPI management, decision-maker-level negotiation</w:t>
+        <w:t xml:space="preserve">decision-maker conversations, needs analysis, objection handling — listed as communication strength, not as a target role</w:t>
       </w:r>
     </w:p>
     <w:bookmarkEnd w:id="13"/>
@@ -334,7 +415,7 @@
         </w:numPr>
       </w:pPr>
       <w:r>
-        <w:t xml:space="preserve">Web Development training, 2024 (6 months): HTML, CSS, JavaScript, web architecture</w:t>
+        <w:t xml:space="preserve">No university degree and no completed vocational qualification. The evidence for my work is the systems listed above.</w:t>
       </w:r>
     </w:p>
     <w:p>
@@ -346,7 +427,7 @@
         </w:numPr>
       </w:pPr>
       <w:r>
-        <w:t xml:space="preserve">Google Ads Skillshop certification, January 2026: Search, Performance Max, AI-powered ads</w:t>
+        <w:t xml:space="preserve">Web development training, 2024 (6 months): HTML, CSS, JavaScript, web architecture</w:t>
       </w:r>
     </w:p>
     <w:p>
@@ -358,6 +439,18 @@
         </w:numPr>
       </w:pPr>
       <w:r>
+        <w:t xml:space="preserve">Google Ads Skillshop, January 2026: Search, Performance Max</w:t>
+      </w:r>
+    </w:p>
+    <w:p>
+      <w:pPr>
+        <w:pStyle w:val="Compact"/>
+        <w:numPr>
+          <w:ilvl w:val="0"/>
+          <w:numId w:val="1003"/>
+        </w:numPr>
+      </w:pPr>
+      <w:r>
         <w:t xml:space="preserve">Self-taught, ongoing since 2024: Python, AI systems, software architecture</w:t>
       </w:r>
     </w:p>
@@ -380,7 +473,7 @@
         </w:numPr>
       </w:pPr>
       <w:r>
-        <w:t xml:space="preserve">German: Native (C2)</w:t>
+        <w:t xml:space="preserve">German: native</w:t>
       </w:r>
     </w:p>
     <w:p>
@@ -392,7 +485,7 @@
         </w:numPr>
       </w:pPr>
       <w:r>
-        <w:t xml:space="preserve">English: B1</w:t>
+        <w:t xml:space="preserve">English: B1, working towards B2 — my day-to-day technical work is in English</w:t>
       </w:r>
     </w:p>
     <w:p>
@@ -404,7 +497,7 @@
         </w:numPr>
       </w:pPr>
       <w:r>
-        <w:t xml:space="preserve">Polish: Conversational (spoken)</w:t>
+        <w:t xml:space="preserve">Polish: conversational (spoken)</w:t>
       </w:r>
     </w:p>
     <w:bookmarkEnd w:id="15"/>

--- a/ats-cv/Jason_Roschmann_CV_ATS_EN.docx
+++ b/ats-cv/Jason_Roschmann_CV_ATS_EN.docx
@@ -2,7 +2,7 @@
 <file path=word/document.xml><?xml version="1.0" encoding="utf-8"?>
 <w:document xmlns:w="http://schemas.openxmlformats.org/wordprocessingml/2006/main" xmlns:m="http://schemas.openxmlformats.org/officeDocument/2006/math" xmlns:r="http://schemas.openxmlformats.org/officeDocument/2006/relationships" xmlns:o="urn:schemas-microsoft-com:office:office" xmlns:v="urn:schemas-microsoft-com:vml" xmlns:w10="urn:schemas-microsoft-com:office:word" xmlns:a="http://schemas.openxmlformats.org/drawingml/2006/main" xmlns:pic="http://schemas.openxmlformats.org/drawingml/2006/picture" xmlns:wp="http://schemas.openxmlformats.org/drawingml/2006/wordprocessingDrawing">
   <w:body>
-    <w:bookmarkStart w:id="16" w:name="jason-roschmann"/>
+    <w:bookmarkStart w:id="23" w:name="jason-roschmann"/>
     <w:p>
       <w:pPr>
         <w:pStyle w:val="Heading1"/>
@@ -16,7 +16,7 @@
         <w:pStyle w:val="FirstParagraph"/>
       </w:pPr>
       <w:r>
-        <w:t xml:space="preserve">AI Automation Engineer · Junior / Career Changer</w:t>
+        <w:t xml:space="preserve">AI Automation &amp; Software Development · Junior / Career Changer · Python · TypeScript</w:t>
       </w:r>
     </w:p>
     <w:p>
@@ -24,25 +24,19 @@
         <w:pStyle w:val="BodyText"/>
       </w:pPr>
       <w:r>
-        <w:t xml:space="preserve">Email: jason@roschmann-systems.de | Phone: +49 155 612 953 91</w:t>
+        <w:t xml:space="preserve">Email: jason@roschmann-digital.de | Phone: +49 155 612 953 91</w:t>
       </w:r>
       <w:r>
         <w:br/>
       </w:r>
       <w:r>
-        <w:t xml:space="preserve">LinkedIn: linkedin.com/in/jason-roschmann-1091512b2 | Web CV: jasonroschmann.github.io/cv</w:t>
+        <w:t xml:space="preserve">LinkedIn: linkedin.com/in/jason-roschmann-1091512b2 | GitHub: github.com/JasonRoschmann | Web CV: jasonroschmann.github.io/cv</w:t>
       </w:r>
       <w:r>
         <w:br/>
       </w:r>
       <w:r>
-        <w:t xml:space="preserve">Location: Hamburg, Germany | Open to remote, Hamburg, or relocation for the right role (Zürich included)</w:t>
-      </w:r>
-      <w:r>
-        <w:br/>
-      </w:r>
-      <w:r>
-        <w:t xml:space="preserve">EU citizen — for a Swiss role, the B permit is a 14-day registration: no quota, no permit procedure for the employer</w:t>
+        <w:t xml:space="preserve">Location: Hamburg, Germany | Looking for: Hamburg or remote; relocation to Zurich possible for the right role | Start date by arrangement</w:t>
       </w:r>
     </w:p>
     <w:bookmarkStart w:id="9" w:name="profile"/>
@@ -59,26 +53,272 @@
         <w:pStyle w:val="FirstParagraph"/>
       </w:pPr>
       <w:r>
-        <w:t xml:space="preserve">Since 2024 I have independently designed and built AI-driven automation and software systems — from FastAPI backends with their own test coverage to Linux server infrastructure on Hetzner. I own the specification, the architecture, the tests and the deployment; implementation I orchestrate through Claude Code, but the judgment stays with me. Four years of B2B direct sales before that are the reason I understand the real problem first and build second. I am looking for an entry-level or junior engineering role where I build automation and AI systems and grow technically — the junior level is a deliberate choice.</w:t>
+        <w:t xml:space="preserve">I build AI-assisted automations and web applications with Python and TypeScript — in my own projects and in a team, from the data model to deployment. What interests me most are the failure cases: duplicate actions, stuck jobs, silent data loss, half-finished rollouts — and tests that pin down exactly those cases. AI agents are my development tool; requirements, architecture decisions and acceptance stay with me, and I can explain every contribution in the code. Four years of B2B sales taught me to understand the problem first. I am looking for a junior role in a development team.</w:t>
       </w:r>
     </w:p>
     <w:bookmarkEnd w:id="9"/>
-    <w:bookmarkStart w:id="12" w:name="systems-i-built-myself"/>
+    <w:bookmarkStart w:id="16" w:name="projects"/>
     <w:p>
       <w:pPr>
         <w:pStyle w:val="Heading2"/>
       </w:pPr>
       <w:r>
-        <w:t xml:space="preserve">Systems I Built Myself</w:t>
-      </w:r>
-    </w:p>
-    <w:bookmarkStart w:id="10" w:name="ai-automation-builder-self-employed"/>
+        <w:t xml:space="preserve">Projects</w:t>
+      </w:r>
+    </w:p>
+    <w:bookmarkStart w:id="10" w:name="X067eb8d797dea5bdb3147e7b041acb514304d0a"/>
     <w:p>
       <w:pPr>
         <w:pStyle w:val="Heading3"/>
       </w:pPr>
       <w:r>
-        <w:t xml:space="preserve">AI Automation Builder, self-employed</w:t>
+        <w:t xml:space="preserve">Flowki Studio — Clip Studio (team project, Aug–Sep 2026)</w:t>
+      </w:r>
+    </w:p>
+    <w:p>
+      <w:pPr>
+        <w:pStyle w:val="FirstParagraph"/>
+      </w:pPr>
+      <w:r>
+        <w:t xml:space="preserve">Internal social media studio (trends, platform playbooks, AI content pipeline). My focus: the clip pipeline that turns long videos into shorts. 64 pull requests, 50 of them merged.</w:t>
+      </w:r>
+    </w:p>
+    <w:p>
+      <w:pPr>
+        <w:pStyle w:val="Compact"/>
+        <w:numPr>
+          <w:ilvl w:val="0"/>
+          <w:numId w:val="1001"/>
+        </w:numPr>
+      </w:pPr>
+      <w:r>
+        <w:t xml:space="preserve">Speaker reframe: face position measured at several points in time instead of once, smoothed into piecewise-constant 9:16 keyframes — the crop follows the person speaking.</w:t>
+      </w:r>
+    </w:p>
+    <w:p>
+      <w:pPr>
+        <w:pStyle w:val="Compact"/>
+        <w:numPr>
+          <w:ilvl w:val="0"/>
+          <w:numId w:val="1001"/>
+        </w:numPr>
+      </w:pPr>
+      <w:r>
+        <w:t xml:space="preserve">Deterministic re-render after corrections: append-only plan versions, every change invalidates a previously granted approval; rendering runs asynchronously on Celery, without model costs.</w:t>
+      </w:r>
+    </w:p>
+    <w:p>
+      <w:pPr>
+        <w:pStyle w:val="Compact"/>
+        <w:numPr>
+          <w:ilvl w:val="0"/>
+          <w:numId w:val="1001"/>
+        </w:numPr>
+      </w:pPr>
+      <w:r>
+        <w:t xml:space="preserve">Three cut variants per clip, at most one per target account (database constraint); fixes for stuck jobs and a production that was triggered twice.</w:t>
+      </w:r>
+    </w:p>
+    <w:p>
+      <w:pPr>
+        <w:pStyle w:val="Compact"/>
+        <w:numPr>
+          <w:ilvl w:val="0"/>
+          <w:numId w:val="1001"/>
+        </w:numPr>
+      </w:pPr>
+      <w:r>
+        <w:t xml:space="preserve">Stack: Python, FastAPI, Celery, SQLAlchemy/Alembic, PostgreSQL, Redis, MinIO, Next.js</w:t>
+      </w:r>
+    </w:p>
+    <w:bookmarkEnd w:id="10"/>
+    <w:bookmarkStart w:id="11" w:name="X7014f341865236b33dcd6f271d7c91c22dc38e8"/>
+    <w:p>
+      <w:pPr>
+        <w:pStyle w:val="Heading3"/>
+      </w:pPr>
+      <w:r>
+        <w:t xml:space="preserve">Job Application Automation (own project, since July 2026)</w:t>
+      </w:r>
+    </w:p>
+    <w:p>
+      <w:pPr>
+        <w:pStyle w:val="FirstParagraph"/>
+      </w:pPr>
+      <w:r>
+        <w:t xml:space="preserve">Python pipeline on my own Linux server: job search via job board APIs (including the German Federal Employment Agency, Greenhouse, Lever), analysis, cover letters, final checks, email sending, reply detection via IMAP. 93 Python modules, 55 test files.</w:t>
+      </w:r>
+    </w:p>
+    <w:p>
+      <w:pPr>
+        <w:pStyle w:val="Compact"/>
+        <w:numPr>
+          <w:ilvl w:val="0"/>
+          <w:numId w:val="1002"/>
+        </w:numPr>
+      </w:pPr>
+      <w:r>
+        <w:t xml:space="preserve">Shared ledger of all outbound actions with reservations: no duplicate application across email and portal, at most one application per company within 14 days.</w:t>
+      </w:r>
+    </w:p>
+    <w:p>
+      <w:pPr>
+        <w:pStyle w:val="Compact"/>
+        <w:numPr>
+          <w:ilvl w:val="0"/>
+          <w:numId w:val="1002"/>
+        </w:numPr>
+      </w:pPr>
+      <w:r>
+        <w:t xml:space="preserve">Concurrency: six queue writers under one shared file lock (flock). Rollouts hold all 18 cron locks, verify checksums, run tests before and after the swap and roll back automatically on any error.</w:t>
+      </w:r>
+    </w:p>
+    <w:p>
+      <w:pPr>
+        <w:pStyle w:val="Compact"/>
+        <w:numPr>
+          <w:ilvl w:val="0"/>
+          <w:numId w:val="1002"/>
+        </w:numPr>
+      </w:pPr>
+      <w:r>
+        <w:t xml:space="preserve">Fail-closed: checkers block on unusable model output; model cascade (Claude, Gemini, Groq) with cool-down periods; a watchdog reports stalls.</w:t>
+      </w:r>
+    </w:p>
+    <w:p>
+      <w:pPr>
+        <w:pStyle w:val="Compact"/>
+        <w:numPr>
+          <w:ilvl w:val="0"/>
+          <w:numId w:val="1002"/>
+        </w:numPr>
+      </w:pPr>
+      <w:r>
+        <w:t xml:space="preserve">Way of working: every bug first reproduced as a failing test, review by a second model (Codex).</w:t>
+      </w:r>
+    </w:p>
+    <w:bookmarkEnd w:id="11"/>
+    <w:bookmarkStart w:id="12" w:name="duftkumpels.shop-shopify-since-june-2026"/>
+    <w:p>
+      <w:pPr>
+        <w:pStyle w:val="Heading3"/>
+      </w:pPr>
+      <w:r>
+        <w:t xml:space="preserve">duftkumpels.shop (Shopify, since June 2026)</w:t>
+      </w:r>
+    </w:p>
+    <w:p>
+      <w:pPr>
+        <w:pStyle w:val="FirstParagraph"/>
+      </w:pPr>
+      <w:r>
+        <w:t xml:space="preserve">Shop of a Hamburg niche perfumery: purchased Prestige theme, reworked in Liquid, CSS and JavaScript. Own design layer in the live theme, three languages (DE/EN/FR), product data via metafields, weekly Lighthouse checks against the live shop via GitHub Actions.</w:t>
+      </w:r>
+    </w:p>
+    <w:bookmarkEnd w:id="12"/>
+    <w:bookmarkStart w:id="13" w:name="Xe6f90f421c377b90002257f1765ef99fcccd6ed"/>
+    <w:p>
+      <w:pPr>
+        <w:pStyle w:val="Heading3"/>
+      </w:pPr>
+      <w:r>
+        <w:t xml:space="preserve">Tools for AI agents — hermes-brett and hermes-studio (Sep 2026)</w:t>
+      </w:r>
+    </w:p>
+    <w:p>
+      <w:pPr>
+        <w:pStyle w:val="Compact"/>
+        <w:numPr>
+          <w:ilvl w:val="0"/>
+          <w:numId w:val="1003"/>
+        </w:numPr>
+      </w:pPr>
+      <w:r>
+        <w:t xml:space="preserve">hermes-brett: task board plugin for Hermes Agent without a build step; a cost gate prevents accidental paid agent runs; deploy with rollback; self-test using only node:assert.</w:t>
+      </w:r>
+    </w:p>
+    <w:p>
+      <w:pPr>
+        <w:pStyle w:val="Compact"/>
+        <w:numPr>
+          <w:ilvl w:val="0"/>
+          <w:numId w:val="1003"/>
+        </w:numPr>
+      </w:pPr>
+      <w:r>
+        <w:t xml:space="preserve">hermes-studio (contribution to a third-party project): traced 21 failing tests to their root causes — 20× an SQLite handle that was never closed and blocks cleanup on Windows; 1× an outdated test against a security rule: kept the code, fixed the test, verified with a mutation probe. Fixed silent data loss in the task store. Test suite from 177 to 199 passing tests.</w:t>
+      </w:r>
+    </w:p>
+    <w:bookmarkEnd w:id="13"/>
+    <w:bookmarkStart w:id="14" w:name="X65ded929cbff8fd447f590633b385577f2c498c"/>
+    <w:p>
+      <w:pPr>
+        <w:pStyle w:val="Heading3"/>
+      </w:pPr>
+      <w:r>
+        <w:t xml:space="preserve">nk247store.de — interactive redesign (client project in a team, Aug–Sep 2026)</w:t>
+      </w:r>
+    </w:p>
+    <w:p>
+      <w:pPr>
+        <w:pStyle w:val="FirstParagraph"/>
+      </w:pPr>
+      <w:r>
+        <w:t xml:space="preserve">Website for a 24/7 vending store (Next.js, GSAP). The live site is the team’s first version; my part is an interactive redesign on a separate branch, not yet published: hero as a frame sequence (the courier’s head turns through 180° with the mouse pointer, on phones via device tilt), full-screen chapters with dedicated mobile controls, tobacco advertising removed per German law (§ 19 TabakerzG). CI with TypeScript check, ESLint, Vitest, build and Playwright.</w:t>
+      </w:r>
+    </w:p>
+    <w:bookmarkEnd w:id="14"/>
+    <w:bookmarkStart w:id="15" w:name="further-projects"/>
+    <w:p>
+      <w:pPr>
+        <w:pStyle w:val="Heading3"/>
+      </w:pPr>
+      <w:r>
+        <w:t xml:space="preserve">Further projects</w:t>
+      </w:r>
+    </w:p>
+    <w:p>
+      <w:pPr>
+        <w:pStyle w:val="Compact"/>
+        <w:numPr>
+          <w:ilvl w:val="0"/>
+          <w:numId w:val="1004"/>
+        </w:numPr>
+      </w:pPr>
+      <w:r>
+        <w:t xml:space="preserve">Shinobi: Ember Accord — mobile idle RPG (React Native, Skia, Supabase, pgTAP). Agent-orchestrated: an AI agent works through 50 roles in lead mode, I make the product decisions.</w:t>
+      </w:r>
+    </w:p>
+    <w:p>
+      <w:pPr>
+        <w:pStyle w:val="Compact"/>
+        <w:numPr>
+          <w:ilvl w:val="0"/>
+          <w:numId w:val="1004"/>
+        </w:numPr>
+      </w:pPr>
+      <w:r>
+        <w:t xml:space="preserve">Interactive web CV — installable PWA without a framework: SVG displacement, canvas graph, WebGL fluid simulation (adapted from PavelDoGreat, MIT).</w:t>
+      </w:r>
+    </w:p>
+    <w:bookmarkEnd w:id="15"/>
+    <w:bookmarkEnd w:id="16"/>
+    <w:bookmarkStart w:id="19" w:name="experience"/>
+    <w:p>
+      <w:pPr>
+        <w:pStyle w:val="Heading2"/>
+      </w:pPr>
+      <w:r>
+        <w:t xml:space="preserve">Experience</w:t>
+      </w:r>
+    </w:p>
+    <w:bookmarkStart w:id="17" w:name="ai-automation-web-development"/>
+    <w:p>
+      <w:pPr>
+        <w:pStyle w:val="Heading3"/>
+      </w:pPr>
+      <w:r>
+        <w:t xml:space="preserve">AI Automation &amp; Web Development</w:t>
       </w:r>
     </w:p>
     <w:p>
@@ -90,372 +330,198 @@
           <w:b/>
           <w:bCs/>
         </w:rPr>
-        <w:t xml:space="preserve">2024 – present | Hamburg, remote</w:t>
-      </w:r>
-    </w:p>
-    <w:p>
-      <w:pPr>
-        <w:pStyle w:val="Compact"/>
-        <w:numPr>
-          <w:ilvl w:val="0"/>
-          <w:numId w:val="1001"/>
-        </w:numPr>
+        <w:t xml:space="preserve">2024 – present | Own projects, team and client projects | Hamburg / remote</w:t>
+      </w:r>
+    </w:p>
+    <w:p>
+      <w:pPr>
+        <w:pStyle w:val="Compact"/>
+        <w:numPr>
+          <w:ilvl w:val="0"/>
+          <w:numId w:val="1005"/>
+        </w:numPr>
+      </w:pPr>
+      <w:r>
+        <w:t xml:space="preserve">Developed, tested and operated Python backends, Next.js frontends and Shopify themes on Linux servers (Docker Compose, cron, deployment with rollback); team work via branches, pull requests and shared test suites.</w:t>
+      </w:r>
+    </w:p>
+    <w:bookmarkEnd w:id="17"/>
+    <w:bookmarkStart w:id="18" w:name="b2b-direct-sales-door-to-door"/>
+    <w:p>
+      <w:pPr>
+        <w:pStyle w:val="Heading3"/>
+      </w:pPr>
+      <w:r>
+        <w:t xml:space="preserve">B2B Direct Sales (door-to-door)</w:t>
+      </w:r>
+    </w:p>
+    <w:p>
+      <w:pPr>
+        <w:pStyle w:val="FirstParagraph"/>
       </w:pPr>
       <w:r>
         <w:rPr>
           <w:b/>
           <w:bCs/>
         </w:rPr>
-        <w:t xml:space="preserve">pim-engine</w:t>
-      </w:r>
-      <w:r>
-        <w:t xml:space="preserve"> </w:t>
-      </w:r>
-      <w:r>
-        <w:t xml:space="preserve">— product-data service for Shopify (Python, FastAPI, Shopify Admin API): 21 of 21 commits mine, 66 tests green in under one second, CI in place. Core design rule: an LLM must never grade an LLM — output is checked against stored ground-truth facts, not against a second model opinion.</w:t>
-      </w:r>
-    </w:p>
-    <w:p>
-      <w:pPr>
-        <w:pStyle w:val="Compact"/>
-        <w:numPr>
-          <w:ilvl w:val="0"/>
-          <w:numId w:val="1001"/>
-        </w:numPr>
-      </w:pPr>
-      <w:r>
-        <w:rPr>
-          <w:b/>
-          <w:bCs/>
-        </w:rPr>
-        <w:t xml:space="preserve">NarutoIdle</w:t>
-      </w:r>
-      <w:r>
-        <w:t xml:space="preserve"> </w:t>
-      </w:r>
-      <w:r>
-        <w:t xml:space="preserve">— game engine as a TypeScript monorepo: 378 of 378 commits mine, 858 tests green in 157 seconds, CI runs without a single secret. Built with Claude Code as pair programmer, with architecture and QA owned throughout.</w:t>
-      </w:r>
-    </w:p>
-    <w:p>
-      <w:pPr>
-        <w:pStyle w:val="Compact"/>
-        <w:numPr>
-          <w:ilvl w:val="0"/>
-          <w:numId w:val="1001"/>
-        </w:numPr>
-      </w:pPr>
-      <w:r>
-        <w:rPr>
-          <w:b/>
-          <w:bCs/>
-        </w:rPr>
-        <w:t xml:space="preserve">hermes-brett</w:t>
-      </w:r>
-      <w:r>
-        <w:t xml:space="preserve"> </w:t>
-      </w:r>
-      <w:r>
-        <w:t xml:space="preserve">— work-organisation tool: 39 of 39 commits mine, self-test with 383 assertions, runs without npm install and without a build step.</w:t>
-      </w:r>
-    </w:p>
-    <w:p>
-      <w:pPr>
-        <w:pStyle w:val="Compact"/>
-        <w:numPr>
-          <w:ilvl w:val="0"/>
-          <w:numId w:val="1001"/>
-        </w:numPr>
-      </w:pPr>
-      <w:r>
-        <w:rPr>
-          <w:b/>
-          <w:bCs/>
-        </w:rPr>
-        <w:t xml:space="preserve">Multi-agent systems</w:t>
-      </w:r>
-      <w:r>
-        <w:t xml:space="preserve"> </w:t>
-      </w:r>
-      <w:r>
-        <w:t xml:space="preserve">on my own Linux infrastructure (Hetzner): specialised agent roles for research, fact-checking and content, with approval gates before anything reaches the outside world, plus heartbeats, error alerts and a kill switch. My own review layer caught a real credential leak and faulty deployments before they went live. Agentic systems rarely fail on the happy path; they fail on control.</w:t>
-      </w:r>
-    </w:p>
-    <w:p>
-      <w:pPr>
-        <w:pStyle w:val="Compact"/>
-        <w:numPr>
-          <w:ilvl w:val="0"/>
-          <w:numId w:val="1001"/>
-        </w:numPr>
-      </w:pPr>
-      <w:r>
-        <w:rPr>
-          <w:b/>
-          <w:bCs/>
-        </w:rPr>
-        <w:t xml:space="preserve">Web and commerce work:</w:t>
-      </w:r>
-      <w:r>
-        <w:t xml:space="preserve"> </w:t>
-      </w:r>
-      <w:r>
-        <w:t xml:space="preserve">duftkumpels.shop is live — theme customisation, automation and optimisation on a purchased theme base (Prestige), bilingual DE/EN, custom metafields, conversion and SEO work. Search Console over 28 days: 545 clicks up from 505, 16,768 impressions up from 14,193 — that is visibility, not a revenue claim.</w:t>
-      </w:r>
-    </w:p>
-    <w:p>
-      <w:pPr>
-        <w:pStyle w:val="Compact"/>
-        <w:numPr>
-          <w:ilvl w:val="0"/>
-          <w:numId w:val="1001"/>
-        </w:numPr>
-      </w:pPr>
-      <w:r>
-        <w:rPr>
-          <w:b/>
-          <w:bCs/>
-        </w:rPr>
-        <w:t xml:space="preserve">nk247store.de</w:t>
-      </w:r>
-      <w:r>
-        <w:t xml:space="preserve"> </w:t>
-      </w:r>
-      <w:r>
-        <w:t xml:space="preserve">— paid client project, live, home page responds in roughly 0.2 seconds. The repository stays private; it belongs to the client.</w:t>
-      </w:r>
-    </w:p>
-    <w:p>
-      <w:pPr>
-        <w:pStyle w:val="Compact"/>
-        <w:numPr>
-          <w:ilvl w:val="0"/>
-          <w:numId w:val="1001"/>
-        </w:numPr>
-      </w:pPr>
-      <w:r>
-        <w:rPr>
-          <w:b/>
-          <w:bCs/>
-        </w:rPr>
-        <w:t xml:space="preserve">Interactive web CV</w:t>
-      </w:r>
-      <w:r>
-        <w:t xml:space="preserve"> </w:t>
-      </w:r>
-      <w:r>
-        <w:t xml:space="preserve">as an installable Progressive Web App, a single HTML file with no framework: SVG displacement filters, an interactive canvas graph, and a WebGL fluid simulation ported from PavelDoGreat/WebGL-Fluid-Simulation (MIT) and rebuilt around my own brand logic.</w:t>
-      </w:r>
-    </w:p>
-    <w:p>
-      <w:pPr>
-        <w:pStyle w:val="FirstParagraph"/>
-      </w:pPr>
-      <w:r>
-        <w:t xml:space="preserve">Happy to walk through the private repositories on request, or live at the screen in an interview.</w:t>
-      </w:r>
-    </w:p>
-    <w:bookmarkEnd w:id="10"/>
-    <w:bookmarkStart w:id="11" w:name="b2b-direct-sales-door-to-door"/>
-    <w:p>
-      <w:pPr>
-        <w:pStyle w:val="Heading3"/>
-      </w:pPr>
-      <w:r>
-        <w:t xml:space="preserve">B2B Direct Sales (door-to-door)</w:t>
-      </w:r>
-    </w:p>
-    <w:p>
-      <w:pPr>
-        <w:pStyle w:val="FirstParagraph"/>
-      </w:pPr>
-      <w:r>
-        <w:rPr>
-          <w:b/>
-          <w:bCs/>
-        </w:rPr>
-        <w:t xml:space="preserve">2019 – 2023 | EWE TEL and Ranger Marketing (sales partner), nationwide field sales</w:t>
-      </w:r>
-    </w:p>
-    <w:p>
-      <w:pPr>
-        <w:pStyle w:val="Compact"/>
-        <w:numPr>
-          <w:ilvl w:val="0"/>
-          <w:numId w:val="1002"/>
-        </w:numPr>
-      </w:pPr>
-      <w:r>
-        <w:t xml:space="preserve">Daily cold outreach to decision-makers, 200+ closed contracts per month.</w:t>
-      </w:r>
-    </w:p>
-    <w:p>
-      <w:pPr>
-        <w:pStyle w:val="Compact"/>
-        <w:numPr>
-          <w:ilvl w:val="0"/>
-          <w:numId w:val="1002"/>
-        </w:numPr>
-      </w:pPr>
-      <w:r>
-        <w:t xml:space="preserve">Negotiated directly with owners and managing directors.</w:t>
-      </w:r>
-    </w:p>
-    <w:p>
-      <w:pPr>
-        <w:pStyle w:val="Compact"/>
-        <w:numPr>
-          <w:ilvl w:val="0"/>
-          <w:numId w:val="1002"/>
-        </w:numPr>
-      </w:pPr>
-      <w:r>
-        <w:t xml:space="preserve">Rejection by the minute — which is where a realistic relationship with resistance comes from, and a sense for which problems a business actually needs solved.</w:t>
-      </w:r>
-    </w:p>
-    <w:bookmarkEnd w:id="11"/>
-    <w:bookmarkEnd w:id="12"/>
-    <w:bookmarkStart w:id="13" w:name="skills"/>
+        <w:t xml:space="preserve">2019 – 2023 | EWE TEL, Ranger Marketing | Field sales across Germany</w:t>
+      </w:r>
+    </w:p>
+    <w:p>
+      <w:pPr>
+        <w:pStyle w:val="Compact"/>
+        <w:numPr>
+          <w:ilvl w:val="0"/>
+          <w:numId w:val="1006"/>
+        </w:numPr>
+      </w:pPr>
+      <w:r>
+        <w:t xml:space="preserve">Cold acquisition and needs assessment directly with owners and managing directors, negotiation and closing on site.</w:t>
+      </w:r>
+    </w:p>
+    <w:p>
+      <w:pPr>
+        <w:pStyle w:val="Compact"/>
+        <w:numPr>
+          <w:ilvl w:val="0"/>
+          <w:numId w:val="1006"/>
+        </w:numPr>
+      </w:pPr>
+      <w:r>
+        <w:t xml:space="preserve">Handling rejection every day — and an eye for the problems a business really has.</w:t>
+      </w:r>
+    </w:p>
+    <w:bookmarkEnd w:id="18"/>
+    <w:bookmarkEnd w:id="19"/>
+    <w:bookmarkStart w:id="20" w:name="training"/>
     <w:p>
       <w:pPr>
         <w:pStyle w:val="Heading2"/>
       </w:pPr>
       <w:r>
-        <w:t xml:space="preserve">Skills</w:t>
-      </w:r>
-    </w:p>
-    <w:p>
-      <w:pPr>
-        <w:pStyle w:val="FirstParagraph"/>
-      </w:pPr>
-      <w:r>
-        <w:rPr>
-          <w:b/>
-          <w:bCs/>
-        </w:rPr>
-        <w:t xml:space="preserve">AI &amp; automation:</w:t>
-      </w:r>
-      <w:r>
-        <w:t xml:space="preserve"> </w:t>
-      </w:r>
-      <w:r>
-        <w:t xml:space="preserve">Claude Code / Claude SDK, MCP, multi-agent architectures, approval gates and verification layers, specification-driven development, prompt design, n8n</w:t>
-      </w:r>
-    </w:p>
-    <w:p>
-      <w:pPr>
-        <w:pStyle w:val="BodyText"/>
-      </w:pPr>
-      <w:r>
-        <w:rPr>
-          <w:b/>
-          <w:bCs/>
-        </w:rPr>
-        <w:t xml:space="preserve">Technical stack:</w:t>
-      </w:r>
-      <w:r>
-        <w:t xml:space="preserve"> </w:t>
-      </w:r>
-      <w:r>
-        <w:t xml:space="preserve">Python, FastAPI, TypeScript, Next.js, PostgreSQL, Playwright, Docker, Linux servers (Hetzner), Git/CI</w:t>
-      </w:r>
-    </w:p>
-    <w:p>
-      <w:pPr>
-        <w:pStyle w:val="BodyText"/>
-      </w:pPr>
-      <w:r>
-        <w:rPr>
-          <w:b/>
-          <w:bCs/>
-        </w:rPr>
-        <w:t xml:space="preserve">E-commerce:</w:t>
-      </w:r>
-      <w:r>
-        <w:t xml:space="preserve"> </w:t>
-      </w:r>
-      <w:r>
-        <w:t xml:space="preserve">Shopify Liquid and theme customisation, custom metafields, technical SEO, conversion optimisation, Google Ads (Search, Performance Max)</w:t>
-      </w:r>
-    </w:p>
-    <w:p>
-      <w:pPr>
-        <w:pStyle w:val="BodyText"/>
-      </w:pPr>
-      <w:r>
-        <w:rPr>
-          <w:b/>
-          <w:bCs/>
-        </w:rPr>
-        <w:t xml:space="preserve">From sales:</w:t>
-      </w:r>
-      <w:r>
-        <w:t xml:space="preserve"> </w:t>
-      </w:r>
-      <w:r>
-        <w:t xml:space="preserve">decision-maker conversations, needs analysis, objection handling — listed as communication strength, not as a target role</w:t>
-      </w:r>
-    </w:p>
-    <w:bookmarkEnd w:id="13"/>
-    <w:bookmarkStart w:id="14" w:name="education"/>
+        <w:t xml:space="preserve">Training</w:t>
+      </w:r>
+    </w:p>
+    <w:p>
+      <w:pPr>
+        <w:pStyle w:val="Compact"/>
+        <w:numPr>
+          <w:ilvl w:val="0"/>
+          <w:numId w:val="1007"/>
+        </w:numPr>
+      </w:pPr>
+      <w:r>
+        <w:t xml:space="preserve">Web development course, 2024 (6 months): HTML, CSS, JavaScript, web architecture</w:t>
+      </w:r>
+    </w:p>
+    <w:p>
+      <w:pPr>
+        <w:pStyle w:val="Compact"/>
+        <w:numPr>
+          <w:ilvl w:val="0"/>
+          <w:numId w:val="1007"/>
+        </w:numPr>
+      </w:pPr>
+      <w:r>
+        <w:t xml:space="preserve">Google Ads Skillshop, January 2026: Search, Performance Max</w:t>
+      </w:r>
+    </w:p>
+    <w:p>
+      <w:pPr>
+        <w:pStyle w:val="Compact"/>
+        <w:numPr>
+          <w:ilvl w:val="0"/>
+          <w:numId w:val="1007"/>
+        </w:numPr>
+      </w:pPr>
+      <w:r>
+        <w:t xml:space="preserve">No university degree, no completed vocational training — career change through project practice, continuous self-study</w:t>
+      </w:r>
+    </w:p>
+    <w:bookmarkEnd w:id="20"/>
+    <w:bookmarkStart w:id="21" w:name="skills-used-in-projects"/>
     <w:p>
       <w:pPr>
         <w:pStyle w:val="Heading2"/>
       </w:pPr>
       <w:r>
-        <w:t xml:space="preserve">Education</w:t>
-      </w:r>
-    </w:p>
-    <w:p>
-      <w:pPr>
-        <w:pStyle w:val="Compact"/>
-        <w:numPr>
-          <w:ilvl w:val="0"/>
-          <w:numId w:val="1003"/>
-        </w:numPr>
-      </w:pPr>
-      <w:r>
-        <w:t xml:space="preserve">No university degree and no completed vocational qualification. The evidence for my work is the systems listed above.</w:t>
-      </w:r>
-    </w:p>
-    <w:p>
-      <w:pPr>
-        <w:pStyle w:val="Compact"/>
-        <w:numPr>
-          <w:ilvl w:val="0"/>
-          <w:numId w:val="1003"/>
-        </w:numPr>
-      </w:pPr>
-      <w:r>
-        <w:t xml:space="preserve">Web development training, 2024 (6 months): HTML, CSS, JavaScript, web architecture</w:t>
-      </w:r>
-    </w:p>
-    <w:p>
-      <w:pPr>
-        <w:pStyle w:val="Compact"/>
-        <w:numPr>
-          <w:ilvl w:val="0"/>
-          <w:numId w:val="1003"/>
-        </w:numPr>
-      </w:pPr>
-      <w:r>
-        <w:t xml:space="preserve">Google Ads Skillshop, January 2026: Search, Performance Max</w:t>
-      </w:r>
-    </w:p>
-    <w:p>
-      <w:pPr>
-        <w:pStyle w:val="Compact"/>
-        <w:numPr>
-          <w:ilvl w:val="0"/>
-          <w:numId w:val="1003"/>
-        </w:numPr>
-      </w:pPr>
-      <w:r>
-        <w:t xml:space="preserve">Self-taught, ongoing since 2024: Python, AI systems, software architecture</w:t>
-      </w:r>
-    </w:p>
-    <w:bookmarkEnd w:id="14"/>
-    <w:bookmarkStart w:id="15" w:name="languages"/>
+        <w:t xml:space="preserve">Skills (used in projects)</w:t>
+      </w:r>
+    </w:p>
+    <w:p>
+      <w:pPr>
+        <w:pStyle w:val="Compact"/>
+        <w:numPr>
+          <w:ilvl w:val="0"/>
+          <w:numId w:val="1008"/>
+        </w:numPr>
+      </w:pPr>
+      <w:r>
+        <w:t xml:space="preserve">Development: Python, FastAPI, TypeScript, React, Next.js, React Native</w:t>
+      </w:r>
+    </w:p>
+    <w:p>
+      <w:pPr>
+        <w:pStyle w:val="Compact"/>
+        <w:numPr>
+          <w:ilvl w:val="0"/>
+          <w:numId w:val="1008"/>
+        </w:numPr>
+      </w:pPr>
+      <w:r>
+        <w:t xml:space="preserve">AI &amp; agents: Claude Code, model APIs (Claude, Gemini, Groq), MCP, agent orchestration, n8n</w:t>
+      </w:r>
+    </w:p>
+    <w:p>
+      <w:pPr>
+        <w:pStyle w:val="Compact"/>
+        <w:numPr>
+          <w:ilvl w:val="0"/>
+          <w:numId w:val="1008"/>
+        </w:numPr>
+      </w:pPr>
+      <w:r>
+        <w:t xml:space="preserve">Data &amp; jobs: PostgreSQL, SQLAlchemy/Alembic, Celery, Redis, Supabase</w:t>
+      </w:r>
+    </w:p>
+    <w:p>
+      <w:pPr>
+        <w:pStyle w:val="Compact"/>
+        <w:numPr>
+          <w:ilvl w:val="0"/>
+          <w:numId w:val="1008"/>
+        </w:numPr>
+      </w:pPr>
+      <w:r>
+        <w:t xml:space="preserve">Quality: pytest, Vitest, Playwright, GitHub Actions, Lighthouse CI</w:t>
+      </w:r>
+    </w:p>
+    <w:p>
+      <w:pPr>
+        <w:pStyle w:val="Compact"/>
+        <w:numPr>
+          <w:ilvl w:val="0"/>
+          <w:numId w:val="1008"/>
+        </w:numPr>
+      </w:pPr>
+      <w:r>
+        <w:t xml:space="preserve">Operations: Linux servers, Docker Compose, cron, flock, SMTP/IMAP, SPF/DKIM</w:t>
+      </w:r>
+    </w:p>
+    <w:p>
+      <w:pPr>
+        <w:pStyle w:val="Compact"/>
+        <w:numPr>
+          <w:ilvl w:val="0"/>
+          <w:numId w:val="1008"/>
+        </w:numPr>
+      </w:pPr>
+      <w:r>
+        <w:t xml:space="preserve">Web &amp; commerce: Shopify Liquid, Tailwind, GSAP, PWA, Canvas/WebGL</w:t>
+      </w:r>
+    </w:p>
+    <w:bookmarkEnd w:id="21"/>
+    <w:bookmarkStart w:id="22" w:name="languages"/>
     <w:p>
       <w:pPr>
         <w:pStyle w:val="Heading2"/>
@@ -469,7 +535,7 @@
         <w:pStyle w:val="Compact"/>
         <w:numPr>
           <w:ilvl w:val="0"/>
-          <w:numId w:val="1004"/>
+          <w:numId w:val="1009"/>
         </w:numPr>
       </w:pPr>
       <w:r>
@@ -481,27 +547,27 @@
         <w:pStyle w:val="Compact"/>
         <w:numPr>
           <w:ilvl w:val="0"/>
-          <w:numId w:val="1004"/>
-        </w:numPr>
-      </w:pPr>
-      <w:r>
-        <w:t xml:space="preserve">English: B1, working towards B2 — my day-to-day technical work is in English</w:t>
-      </w:r>
-    </w:p>
-    <w:p>
-      <w:pPr>
-        <w:pStyle w:val="Compact"/>
-        <w:numPr>
-          <w:ilvl w:val="0"/>
-          <w:numId w:val="1004"/>
-        </w:numPr>
-      </w:pPr>
-      <w:r>
-        <w:t xml:space="preserve">Polish: conversational (spoken)</w:t>
-      </w:r>
-    </w:p>
-    <w:bookmarkEnd w:id="15"/>
-    <w:bookmarkEnd w:id="16"/>
+          <w:numId w:val="1009"/>
+        </w:numPr>
+      </w:pPr>
+      <w:r>
+        <w:t xml:space="preserve">English: B1, working towards B2</w:t>
+      </w:r>
+    </w:p>
+    <w:p>
+      <w:pPr>
+        <w:pStyle w:val="Compact"/>
+        <w:numPr>
+          <w:ilvl w:val="0"/>
+          <w:numId w:val="1009"/>
+        </w:numPr>
+      </w:pPr>
+      <w:r>
+        <w:t xml:space="preserve">Polish: spoken</w:t>
+      </w:r>
+    </w:p>
+    <w:bookmarkEnd w:id="22"/>
+    <w:bookmarkEnd w:id="23"/>
     <w:sectPr>
       <w:footnotePr>
         <w:numRestart w:val="eachSect"/>
@@ -728,6 +794,21 @@
     <w:abstractNumId w:val="991"/>
   </w:num>
   <w:num w:numId="1004">
+    <w:abstractNumId w:val="991"/>
+  </w:num>
+  <w:num w:numId="1005">
+    <w:abstractNumId w:val="991"/>
+  </w:num>
+  <w:num w:numId="1006">
+    <w:abstractNumId w:val="991"/>
+  </w:num>
+  <w:num w:numId="1007">
+    <w:abstractNumId w:val="991"/>
+  </w:num>
+  <w:num w:numId="1008">
+    <w:abstractNumId w:val="991"/>
+  </w:num>
+  <w:num w:numId="1009">
     <w:abstractNumId w:val="991"/>
   </w:num>
 </w:numbering>

--- a/ats-cv/Jason_Roschmann_CV_ATS_EN.docx
+++ b/ats-cv/Jason_Roschmann_CV_ATS_EN.docx
@@ -80,7 +80,7 @@
         <w:pStyle w:val="FirstParagraph"/>
       </w:pPr>
       <w:r>
-        <w:t xml:space="preserve">Internal social media studio (trends, platform playbooks, AI content pipeline). My focus: the clip pipeline that turns long videos into shorts. 64 pull requests, 50 of them merged.</w:t>
+        <w:t xml:space="preserve">Internal social media studio (trends, platform playbooks, AI content pipeline). My focus: the clip pipeline that turns long videos into shorts. 64 pull requests in Flowki Studio, 50 of them merged.</w:t>
       </w:r>
     </w:p>
     <w:p>
@@ -116,7 +116,7 @@
         </w:numPr>
       </w:pPr>
       <w:r>
-        <w:t xml:space="preserve">Three cut variants per clip, at most one per target account (database constraint); fixes for stuck jobs and a production that was triggered twice.</w:t>
+        <w:t xml:space="preserve">Up to three cut variants per clip, at most one per target account (database constraint); fixes for stuck jobs and a production that was triggered twice.</w:t>
       </w:r>
     </w:p>
     <w:p>
@@ -146,7 +146,7 @@
         <w:pStyle w:val="FirstParagraph"/>
       </w:pPr>
       <w:r>
-        <w:t xml:space="preserve">Python pipeline on my own Linux server: job search via job board APIs (including the German Federal Employment Agency, Greenhouse, Lever), analysis, cover letters, final checks, email sending, reply detection via IMAP. 93 Python modules, 55 test files.</w:t>
+        <w:t xml:space="preserve">Python pipeline on my own Linux server: job search via job board APIs (including the German Federal Employment Agency, Greenhouse, Lever), analysis, cover letters, final checks, email sending, reply detection via IMAP. 93 Python files, 55 of them tests.</w:t>
       </w:r>
     </w:p>
     <w:p>
@@ -170,7 +170,7 @@
         </w:numPr>
       </w:pPr>
       <w:r>
-        <w:t xml:space="preserve">Concurrency: six queue writers under one shared file lock (flock). Rollouts hold all 18 cron locks, verify checksums, run tests before and after the swap and roll back automatically on any error.</w:t>
+        <w:t xml:space="preserve">Concurrency: one shared file lock (flock) for six queue writers, verified on Linux with parallel processes. Rollout scripts hold all 18 cron locks, verify checksums, run tests before and after the swap and roll back automatically on caught errors.</w:t>
       </w:r>
     </w:p>
     <w:p>

--- a/ats-cv/Jason_Roschmann_CV_ATS_EN.docx
+++ b/ats-cv/Jason_Roschmann_CV_ATS_EN.docx
@@ -2,7 +2,7 @@
 <file path=word/document.xml><?xml version="1.0" encoding="utf-8"?>
 <w:document xmlns:w="http://schemas.openxmlformats.org/wordprocessingml/2006/main" xmlns:m="http://schemas.openxmlformats.org/officeDocument/2006/math" xmlns:r="http://schemas.openxmlformats.org/officeDocument/2006/relationships" xmlns:o="urn:schemas-microsoft-com:office:office" xmlns:v="urn:schemas-microsoft-com:vml" xmlns:w10="urn:schemas-microsoft-com:office:word" xmlns:a="http://schemas.openxmlformats.org/drawingml/2006/main" xmlns:pic="http://schemas.openxmlformats.org/drawingml/2006/picture" xmlns:wp="http://schemas.openxmlformats.org/drawingml/2006/wordprocessingDrawing">
   <w:body>
-    <w:bookmarkStart w:id="23" w:name="jason-roschmann"/>
+    <w:bookmarkStart w:id="22" w:name="jason-roschmann"/>
     <w:p>
       <w:pPr>
         <w:pStyle w:val="Heading1"/>
@@ -16,7 +16,7 @@
         <w:pStyle w:val="FirstParagraph"/>
       </w:pPr>
       <w:r>
-        <w:t xml:space="preserve">AI Automation &amp; Software Development · Junior / Career Changer · Python · TypeScript</w:t>
+        <w:t xml:space="preserve">Junior Software Engineer · AI Automation</w:t>
       </w:r>
     </w:p>
     <w:p>
@@ -24,6 +24,14 @@
         <w:pStyle w:val="BodyText"/>
       </w:pPr>
       <w:r>
+        <w:t xml:space="preserve">I build AI automations – and make their behaviour verifiable.</w:t>
+      </w:r>
+    </w:p>
+    <w:p>
+      <w:pPr>
+        <w:pStyle w:val="BodyText"/>
+      </w:pPr>
+      <w:r>
         <w:t xml:space="preserve">Email: jason@roschmann-digital.de | Phone: +49 155 612 953 91</w:t>
       </w:r>
       <w:r>
@@ -39,6 +47,14 @@
         <w:t xml:space="preserve">Location: Hamburg, Germany | Looking for: Hamburg or remote; relocation to Zurich possible for the right role | Start date by arrangement</w:t>
       </w:r>
     </w:p>
+    <w:p>
+      <w:pPr>
+        <w:pStyle w:val="BodyText"/>
+      </w:pPr>
+      <w:r>
+        <w:t xml:space="preserve">Core stack: Python, FastAPI, TypeScript, React/Next.js, PostgreSQL, Docker</w:t>
+      </w:r>
+    </w:p>
     <w:bookmarkStart w:id="9" w:name="profile"/>
     <w:p>
       <w:pPr>
@@ -53,11 +69,11 @@
         <w:pStyle w:val="FirstParagraph"/>
       </w:pPr>
       <w:r>
-        <w:t xml:space="preserve">I build AI-assisted automations and web applications with Python and TypeScript — in my own projects and in a team, from the data model to deployment. What interests me most are the failure cases: duplicate actions, stuck jobs, silent data loss, half-finished rollouts — and tests that pin down exactly those cases. AI agents are my development tool; requirements, architecture decisions and acceptance stay with me, and I can explain every contribution in the code. Four years of B2B sales taught me to understand the problem first. I am looking for a junior role in a development team.</w:t>
+        <w:t xml:space="preserve">I build AI automations and web applications with Python and TypeScript, on my own and in a team. My practice covers API integration, background jobs and targeted tests against duplicate actions and data loss. I use AI agents for implementation; I own the requirements and the acceptance of my contributions. I am looking for a junior role in AI automation or backend/full-stack development.</w:t>
       </w:r>
     </w:p>
     <w:bookmarkEnd w:id="9"/>
-    <w:bookmarkStart w:id="16" w:name="projects"/>
+    <w:bookmarkStart w:id="13" w:name="projects"/>
     <w:p>
       <w:pPr>
         <w:pStyle w:val="Heading2"/>
@@ -80,7 +96,7 @@
         <w:pStyle w:val="FirstParagraph"/>
       </w:pPr>
       <w:r>
-        <w:t xml:space="preserve">Internal social media studio (trends, platform playbooks, AI content pipeline). My focus: the clip pipeline that turns long videos into shorts. 64 pull requests in Flowki Studio, 50 of them merged.</w:t>
+        <w:t xml:space="preserve">Purpose: internal social media studio with trends, platform playbooks and an AI content pipeline. The clip studio turns long videos into shorts — my focus. 64 pull requests in Flowki Studio, 50 of them merged.</w:t>
       </w:r>
     </w:p>
     <w:p>
@@ -104,7 +120,7 @@
         </w:numPr>
       </w:pPr>
       <w:r>
-        <w:t xml:space="preserve">Deterministic re-render after corrections: append-only plan versions, every change invalidates a previously granted approval; rendering runs asynchronously on Celery, without model costs.</w:t>
+        <w:t xml:space="preserve">Deterministic re-render after corrections: append-only plan versions, every plan change invalidates a previously granted approval; rendering runs asynchronously on Celery, without model costs.</w:t>
       </w:r>
     </w:p>
     <w:p>
@@ -132,13 +148,71 @@
       </w:r>
     </w:p>
     <w:bookmarkEnd w:id="10"/>
-    <w:bookmarkStart w:id="11" w:name="X7014f341865236b33dcd6f271d7c91c22dc38e8"/>
+    <w:bookmarkStart w:id="11" w:name="X82fe21a987500f78d71071531b7058557d5227c"/>
     <w:p>
       <w:pPr>
         <w:pStyle w:val="Heading3"/>
       </w:pPr>
       <w:r>
-        <w:t xml:space="preserve">Job Application Automation (own project, since July 2026)</w:t>
+        <w:t xml:space="preserve">Debugging case study — hermes-studio (contribution to a third-party project, Sep 2026)</w:t>
+      </w:r>
+    </w:p>
+    <w:p>
+      <w:pPr>
+        <w:pStyle w:val="Compact"/>
+        <w:numPr>
+          <w:ilvl w:val="0"/>
+          <w:numId w:val="1002"/>
+        </w:numPr>
+      </w:pPr>
+      <w:r>
+        <w:t xml:space="preserve">Cause: 21 failing tests, two root causes — 20× an SQLite handle that was never closed and blocks cleanup on Windows; 1× an outdated test against a security rule.</w:t>
+      </w:r>
+    </w:p>
+    <w:p>
+      <w:pPr>
+        <w:pStyle w:val="Compact"/>
+        <w:numPr>
+          <w:ilvl w:val="0"/>
+          <w:numId w:val="1002"/>
+        </w:numPr>
+      </w:pPr>
+      <w:r>
+        <w:t xml:space="preserve">Fix: handle closed, security rule kept, test corrected; also fixed silent data loss in the task store.</w:t>
+      </w:r>
+    </w:p>
+    <w:p>
+      <w:pPr>
+        <w:pStyle w:val="Compact"/>
+        <w:numPr>
+          <w:ilvl w:val="0"/>
+          <w:numId w:val="1002"/>
+        </w:numPr>
+      </w:pPr>
+      <w:r>
+        <w:t xml:space="preserve">Evidence: mutation probe — if the rule is broken on purpose, the corrected test fails. Test suite from 177 to 199 passing tests.</w:t>
+      </w:r>
+    </w:p>
+    <w:p>
+      <w:pPr>
+        <w:pStyle w:val="Compact"/>
+        <w:numPr>
+          <w:ilvl w:val="0"/>
+          <w:numId w:val="1002"/>
+        </w:numPr>
+      </w:pPr>
+      <w:r>
+        <w:t xml:space="preserve">How I work with AI agents: every bug first as a failing test, the agent implements, a second model reviews as an additional reviewer, rollout with checksums and automatic rollback.</w:t>
+      </w:r>
+    </w:p>
+    <w:bookmarkEnd w:id="11"/>
+    <w:bookmarkStart w:id="12" w:name="X4613ea068d5b3d01c1c35f68672d9804c688a67"/>
+    <w:p>
+      <w:pPr>
+        <w:pStyle w:val="Heading3"/>
+      </w:pPr>
+      <w:r>
+        <w:t xml:space="preserve">AI-assisted application management (own project, since July 2026)</w:t>
       </w:r>
     </w:p>
     <w:p>
@@ -146,15 +220,15 @@
         <w:pStyle w:val="FirstParagraph"/>
       </w:pPr>
       <w:r>
-        <w:t xml:space="preserve">Python pipeline on my own Linux server: job search via job board APIs (including the German Federal Employment Agency, Greenhouse, Lever), analysis, cover letters, final checks, email sending, reply detection via IMAP. 93 Python files, 55 of them tests.</w:t>
-      </w:r>
-    </w:p>
-    <w:p>
-      <w:pPr>
-        <w:pStyle w:val="Compact"/>
-        <w:numPr>
-          <w:ilvl w:val="0"/>
-          <w:numId w:val="1002"/>
+        <w:t xml:space="preserve">Purpose: Python pipeline for job search via job board APIs (including the German Federal Employment Agency, Greenhouse, Lever), cover letters, checks, sending and reply matching. Focus: traceable actions. 94 Python files, 56 of them tests.</w:t>
+      </w:r>
+    </w:p>
+    <w:p>
+      <w:pPr>
+        <w:pStyle w:val="Compact"/>
+        <w:numPr>
+          <w:ilvl w:val="0"/>
+          <w:numId w:val="1003"/>
         </w:numPr>
       </w:pPr>
       <w:r>
@@ -166,45 +240,46 @@
         <w:pStyle w:val="Compact"/>
         <w:numPr>
           <w:ilvl w:val="0"/>
-          <w:numId w:val="1002"/>
-        </w:numPr>
-      </w:pPr>
-      <w:r>
-        <w:t xml:space="preserve">Concurrency: one shared file lock (flock) for six queue writers, verified on Linux with parallel processes. Rollout scripts hold all 18 cron locks, verify checksums, run tests before and after the swap and roll back automatically on caught errors.</w:t>
-      </w:r>
-    </w:p>
-    <w:p>
-      <w:pPr>
-        <w:pStyle w:val="Compact"/>
-        <w:numPr>
-          <w:ilvl w:val="0"/>
-          <w:numId w:val="1002"/>
-        </w:numPr>
-      </w:pPr>
-      <w:r>
-        <w:t xml:space="preserve">Fail-closed: checkers block on unusable model output; model cascade (Claude, Gemini, Groq) with cool-down periods; a watchdog reports stalls.</w:t>
-      </w:r>
-    </w:p>
-    <w:p>
-      <w:pPr>
-        <w:pStyle w:val="Compact"/>
-        <w:numPr>
-          <w:ilvl w:val="0"/>
-          <w:numId w:val="1002"/>
-        </w:numPr>
-      </w:pPr>
-      <w:r>
-        <w:t xml:space="preserve">Way of working: every bug first reproduced as a failing test, review by a second model (Codex).</w:t>
-      </w:r>
-    </w:p>
-    <w:bookmarkEnd w:id="11"/>
-    <w:bookmarkStart w:id="12" w:name="duftkumpels.shop-shopify-since-june-2026"/>
-    <w:p>
-      <w:pPr>
-        <w:pStyle w:val="Heading3"/>
-      </w:pPr>
-      <w:r>
-        <w:t xml:space="preserve">duftkumpels.shop (Shopify, since June 2026)</w:t>
+          <w:numId w:val="1003"/>
+        </w:numPr>
+      </w:pPr>
+      <w:r>
+        <w:t xml:space="preserve">Blocking checks before sending: unusable model output stops the run; model cascade (Claude, Gemini, Groq) with cool-down periods.</w:t>
+      </w:r>
+    </w:p>
+    <w:p>
+      <w:pPr>
+        <w:pStyle w:val="Compact"/>
+        <w:numPr>
+          <w:ilvl w:val="0"/>
+          <w:numId w:val="1003"/>
+        </w:numPr>
+      </w:pPr>
+      <w:r>
+        <w:t xml:space="preserve">Checked LLM ratings against blind reference judgements; did not roll out a revised analysis after an incomplete measurement showed no proven improvement.</w:t>
+      </w:r>
+    </w:p>
+    <w:p>
+      <w:pPr>
+        <w:pStyle w:val="Compact"/>
+        <w:numPr>
+          <w:ilvl w:val="0"/>
+          <w:numId w:val="1003"/>
+        </w:numPr>
+      </w:pPr>
+      <w:r>
+        <w:t xml:space="preserve">Rollouts with checksums, tests before and after the swap, and automatic rollback.</w:t>
+      </w:r>
+    </w:p>
+    <w:bookmarkEnd w:id="12"/>
+    <w:bookmarkEnd w:id="13"/>
+    <w:bookmarkStart w:id="14" w:name="web-shop-development-for-clients"/>
+    <w:p>
+      <w:pPr>
+        <w:pStyle w:val="Heading2"/>
+      </w:pPr>
+      <w:r>
+        <w:t xml:space="preserve">Web &amp; shop development for clients</w:t>
       </w:r>
     </w:p>
     <w:p>
@@ -212,66 +287,98 @@
         <w:pStyle w:val="FirstParagraph"/>
       </w:pPr>
       <w:r>
-        <w:t xml:space="preserve">Shop of a Hamburg niche perfumery: purchased Prestige theme, reworked in Liquid, CSS and JavaScript. Own design layer in the live theme, three languages (DE/EN/FR), product data via metafields, weekly Lighthouse checks against the live shop via GitHub Actions.</w:t>
-      </w:r>
-    </w:p>
-    <w:bookmarkEnd w:id="12"/>
-    <w:bookmarkStart w:id="13" w:name="Xe6f90f421c377b90002257f1765ef99fcccd6ed"/>
-    <w:p>
-      <w:pPr>
-        <w:pStyle w:val="Heading3"/>
-      </w:pPr>
-      <w:r>
-        <w:t xml:space="preserve">Tools for AI agents — hermes-brett and hermes-studio (Sep 2026)</w:t>
-      </w:r>
-    </w:p>
-    <w:p>
-      <w:pPr>
-        <w:pStyle w:val="Compact"/>
-        <w:numPr>
-          <w:ilvl w:val="0"/>
-          <w:numId w:val="1003"/>
-        </w:numPr>
-      </w:pPr>
-      <w:r>
-        <w:t xml:space="preserve">hermes-brett: task board plugin for Hermes Agent without a build step; a cost gate prevents accidental paid agent runs; deploy with rollback; self-test using only node:assert.</w:t>
-      </w:r>
-    </w:p>
-    <w:p>
-      <w:pPr>
-        <w:pStyle w:val="Compact"/>
-        <w:numPr>
-          <w:ilvl w:val="0"/>
-          <w:numId w:val="1003"/>
-        </w:numPr>
-      </w:pPr>
-      <w:r>
-        <w:t xml:space="preserve">hermes-studio (contribution to a third-party project): traced 21 failing tests to their root causes — 20× an SQLite handle that was never closed and blocks cleanup on Windows; 1× an outdated test against a security rule: kept the code, fixed the test, verified with a mutation probe. Fixed silent data loss in the task store. Test suite from 177 to 199 passing tests.</w:t>
-      </w:r>
-    </w:p>
-    <w:bookmarkEnd w:id="13"/>
-    <w:bookmarkStart w:id="14" w:name="X65ded929cbff8fd447f590633b385577f2c498c"/>
-    <w:p>
-      <w:pPr>
-        <w:pStyle w:val="Heading3"/>
-      </w:pPr>
-      <w:r>
-        <w:t xml:space="preserve">nk247store.de — interactive redesign (client project in a team, Aug–Sep 2026)</w:t>
-      </w:r>
-    </w:p>
-    <w:p>
-      <w:pPr>
-        <w:pStyle w:val="FirstParagraph"/>
-      </w:pPr>
-      <w:r>
-        <w:t xml:space="preserve">Website for a 24/7 vending store (Next.js, GSAP). The live site is the team’s first version; my part is an interactive redesign on a separate branch, not yet published: hero as a frame sequence (the courier’s head turns through 180° with the mouse pointer, on phones via device tilt), full-screen chapters with dedicated mobile controls, tobacco advertising removed per German law (§ 19 TabakerzG). CI with TypeScript check, ESLint, Vitest, build and Playwright.</w:t>
+        <w:t xml:space="preserve">Built websites and shops for clients — from design and interaction to multilingual content, legal requirements, CI and delivery.</w:t>
+      </w:r>
+    </w:p>
+    <w:p>
+      <w:pPr>
+        <w:pStyle w:val="Compact"/>
+        <w:numPr>
+          <w:ilvl w:val="0"/>
+          <w:numId w:val="1004"/>
+        </w:numPr>
+      </w:pPr>
+      <w:r>
+        <w:t xml:space="preserve">Frontend &amp; interaction: Next.js, React, TypeScript, GSAP — hero as a frame sequence that turns with the mouse pointer (on phones via device tilt); full-screen chapters with dedicated mobile controls (nk247store.de).</w:t>
+      </w:r>
+    </w:p>
+    <w:p>
+      <w:pPr>
+        <w:pStyle w:val="Compact"/>
+        <w:numPr>
+          <w:ilvl w:val="0"/>
+          <w:numId w:val="1004"/>
+        </w:numPr>
+      </w:pPr>
+      <w:r>
+        <w:t xml:space="preserve">Shop &amp; content: reworked a purchased Shopify theme in Liquid, CSS and JavaScript; own design layer in the live theme, three languages (DE/EN/FR), product data via metafields (duftkumpels.shop).</w:t>
+      </w:r>
+    </w:p>
+    <w:p>
+      <w:pPr>
+        <w:pStyle w:val="Compact"/>
+        <w:numPr>
+          <w:ilvl w:val="0"/>
+          <w:numId w:val="1004"/>
+        </w:numPr>
+      </w:pPr>
+      <w:r>
+        <w:t xml:space="preserve">Quality &amp; delivery: CI with TypeScript check, ESLint, Vitest, build and Playwright (nk247store.de); weekly Lighthouse checks against the live shop via GitHub Actions (duftkumpels.shop).</w:t>
+      </w:r>
+    </w:p>
+    <w:p>
+      <w:pPr>
+        <w:pStyle w:val="Compact"/>
+        <w:numPr>
+          <w:ilvl w:val="0"/>
+          <w:numId w:val="1004"/>
+        </w:numPr>
+      </w:pPr>
+      <w:r>
+        <w:t xml:space="preserve">Performance: versioned assets, loading fallback, performance passes against jank (nk247store.de).</w:t>
+      </w:r>
+    </w:p>
+    <w:p>
+      <w:pPr>
+        <w:pStyle w:val="Compact"/>
+        <w:numPr>
+          <w:ilvl w:val="0"/>
+          <w:numId w:val="1004"/>
+        </w:numPr>
+      </w:pPr>
+      <w:r>
+        <w:t xml:space="preserve">Legal &amp; content: tobacco advertising removed from all visuals per German law, § 19 TabakerzG (nk247store.de).</w:t>
+      </w:r>
+    </w:p>
+    <w:p>
+      <w:pPr>
+        <w:pStyle w:val="Compact"/>
+        <w:numPr>
+          <w:ilvl w:val="0"/>
+          <w:numId w:val="1004"/>
+        </w:numPr>
+      </w:pPr>
+      <w:r>
+        <w:t xml:space="preserve">AI tools: wrote the design brief, steered an AI website builder and refined the result myself — camera moves from real photos, colour grading, transitions (redesign draft for a Hamburg izakaya).</w:t>
+      </w:r>
+    </w:p>
+    <w:p>
+      <w:pPr>
+        <w:pStyle w:val="Compact"/>
+        <w:numPr>
+          <w:ilvl w:val="0"/>
+          <w:numId w:val="1004"/>
+        </w:numPr>
+      </w:pPr>
+      <w:r>
+        <w:t xml:space="preserve">References: duftkumpels.shop — live since June 2026; nk247store.de — client project in a team, my redesign not yet published.</w:t>
       </w:r>
     </w:p>
     <w:bookmarkEnd w:id="14"/>
     <w:bookmarkStart w:id="15" w:name="further-projects"/>
     <w:p>
       <w:pPr>
-        <w:pStyle w:val="Heading3"/>
+        <w:pStyle w:val="Heading2"/>
       </w:pPr>
       <w:r>
         <w:t xml:space="preserve">Further projects</w:t>
@@ -282,7 +389,19 @@
         <w:pStyle w:val="Compact"/>
         <w:numPr>
           <w:ilvl w:val="0"/>
-          <w:numId w:val="1004"/>
+          <w:numId w:val="1005"/>
+        </w:numPr>
+      </w:pPr>
+      <w:r>
+        <w:t xml:space="preserve">hermes-brett: task board plugin for Hermes Agent without a build step; a cost gate prevents the board from accidentally starting a paid agent run; deploy with rollback; self-test using only node:assert.</w:t>
+      </w:r>
+    </w:p>
+    <w:p>
+      <w:pPr>
+        <w:pStyle w:val="Compact"/>
+        <w:numPr>
+          <w:ilvl w:val="0"/>
+          <w:numId w:val="1005"/>
         </w:numPr>
       </w:pPr>
       <w:r>
@@ -294,7 +413,7 @@
         <w:pStyle w:val="Compact"/>
         <w:numPr>
           <w:ilvl w:val="0"/>
-          <w:numId w:val="1004"/>
+          <w:numId w:val="1005"/>
         </w:numPr>
       </w:pPr>
       <w:r>
@@ -302,8 +421,7 @@
       </w:r>
     </w:p>
     <w:bookmarkEnd w:id="15"/>
-    <w:bookmarkEnd w:id="16"/>
-    <w:bookmarkStart w:id="19" w:name="experience"/>
+    <w:bookmarkStart w:id="18" w:name="experience"/>
     <w:p>
       <w:pPr>
         <w:pStyle w:val="Heading2"/>
@@ -312,7 +430,7 @@
         <w:t xml:space="preserve">Experience</w:t>
       </w:r>
     </w:p>
-    <w:bookmarkStart w:id="17" w:name="ai-automation-web-development"/>
+    <w:bookmarkStart w:id="16" w:name="ai-automation-web-development"/>
     <w:p>
       <w:pPr>
         <w:pStyle w:val="Heading3"/>
@@ -338,15 +456,15 @@
         <w:pStyle w:val="Compact"/>
         <w:numPr>
           <w:ilvl w:val="0"/>
-          <w:numId w:val="1005"/>
+          <w:numId w:val="1006"/>
         </w:numPr>
       </w:pPr>
       <w:r>
         <w:t xml:space="preserve">Developed, tested and operated Python backends, Next.js frontends and Shopify themes on Linux servers (Docker Compose, cron, deployment with rollback); team work via branches, pull requests and shared test suites.</w:t>
       </w:r>
     </w:p>
-    <w:bookmarkEnd w:id="17"/>
-    <w:bookmarkStart w:id="18" w:name="b2b-direct-sales-door-to-door"/>
+    <w:bookmarkEnd w:id="16"/>
+    <w:bookmarkStart w:id="17" w:name="b2b-direct-sales-door-to-door"/>
     <w:p>
       <w:pPr>
         <w:pStyle w:val="Heading3"/>
@@ -372,7 +490,7 @@
         <w:pStyle w:val="Compact"/>
         <w:numPr>
           <w:ilvl w:val="0"/>
-          <w:numId w:val="1006"/>
+          <w:numId w:val="1007"/>
         </w:numPr>
       </w:pPr>
       <w:r>
@@ -384,190 +502,166 @@
         <w:pStyle w:val="Compact"/>
         <w:numPr>
           <w:ilvl w:val="0"/>
-          <w:numId w:val="1006"/>
+          <w:numId w:val="1007"/>
         </w:numPr>
       </w:pPr>
       <w:r>
         <w:t xml:space="preserve">Handling rejection every day — and an eye for the problems a business really has.</w:t>
       </w:r>
     </w:p>
+    <w:bookmarkEnd w:id="17"/>
     <w:bookmarkEnd w:id="18"/>
+    <w:bookmarkStart w:id="19" w:name="training-and-project-practice"/>
+    <w:p>
+      <w:pPr>
+        <w:pStyle w:val="Heading2"/>
+      </w:pPr>
+      <w:r>
+        <w:t xml:space="preserve">Training and project practice</w:t>
+      </w:r>
+    </w:p>
+    <w:p>
+      <w:pPr>
+        <w:pStyle w:val="Compact"/>
+        <w:numPr>
+          <w:ilvl w:val="0"/>
+          <w:numId w:val="1008"/>
+        </w:numPr>
+      </w:pPr>
+      <w:r>
+        <w:t xml:space="preserve">Web development course, 2024 (6 months): HTML, CSS, JavaScript, web architecture</w:t>
+      </w:r>
+    </w:p>
+    <w:p>
+      <w:pPr>
+        <w:pStyle w:val="Compact"/>
+        <w:numPr>
+          <w:ilvl w:val="0"/>
+          <w:numId w:val="1008"/>
+        </w:numPr>
+      </w:pPr>
+      <w:r>
+        <w:t xml:space="preserve">Google Ads Skillshop, January 2026: Search, Performance Max</w:t>
+      </w:r>
+    </w:p>
+    <w:p>
+      <w:pPr>
+        <w:pStyle w:val="Compact"/>
+        <w:numPr>
+          <w:ilvl w:val="0"/>
+          <w:numId w:val="1008"/>
+        </w:numPr>
+      </w:pPr>
+      <w:r>
+        <w:t xml:space="preserve">Ongoing self-directed learning through own and shared software projects</w:t>
+      </w:r>
+    </w:p>
     <w:bookmarkEnd w:id="19"/>
-    <w:bookmarkStart w:id="20" w:name="training"/>
+    <w:bookmarkStart w:id="20" w:name="skills-used-in-projects"/>
     <w:p>
       <w:pPr>
         <w:pStyle w:val="Heading2"/>
       </w:pPr>
       <w:r>
-        <w:t xml:space="preserve">Training</w:t>
-      </w:r>
-    </w:p>
-    <w:p>
-      <w:pPr>
-        <w:pStyle w:val="Compact"/>
-        <w:numPr>
-          <w:ilvl w:val="0"/>
-          <w:numId w:val="1007"/>
-        </w:numPr>
-      </w:pPr>
-      <w:r>
-        <w:t xml:space="preserve">Web development course, 2024 (6 months): HTML, CSS, JavaScript, web architecture</w:t>
-      </w:r>
-    </w:p>
-    <w:p>
-      <w:pPr>
-        <w:pStyle w:val="Compact"/>
-        <w:numPr>
-          <w:ilvl w:val="0"/>
-          <w:numId w:val="1007"/>
-        </w:numPr>
-      </w:pPr>
-      <w:r>
-        <w:t xml:space="preserve">Google Ads Skillshop, January 2026: Search, Performance Max</w:t>
-      </w:r>
-    </w:p>
-    <w:p>
-      <w:pPr>
-        <w:pStyle w:val="Compact"/>
-        <w:numPr>
-          <w:ilvl w:val="0"/>
-          <w:numId w:val="1007"/>
-        </w:numPr>
-      </w:pPr>
-      <w:r>
-        <w:t xml:space="preserve">No university degree, no completed vocational training — career change through project practice, continuous self-study</w:t>
+        <w:t xml:space="preserve">Skills (used in projects)</w:t>
+      </w:r>
+    </w:p>
+    <w:p>
+      <w:pPr>
+        <w:pStyle w:val="Compact"/>
+        <w:numPr>
+          <w:ilvl w:val="0"/>
+          <w:numId w:val="1009"/>
+        </w:numPr>
+      </w:pPr>
+      <w:r>
+        <w:t xml:space="preserve">Development: Python, FastAPI, TypeScript, React, Next.js, React Native</w:t>
+      </w:r>
+    </w:p>
+    <w:p>
+      <w:pPr>
+        <w:pStyle w:val="Compact"/>
+        <w:numPr>
+          <w:ilvl w:val="0"/>
+          <w:numId w:val="1009"/>
+        </w:numPr>
+      </w:pPr>
+      <w:r>
+        <w:t xml:space="preserve">AI &amp; agents: Claude Code, LLM APIs (Claude, Gemini, Groq), MCP, agent orchestration, n8n</w:t>
+      </w:r>
+    </w:p>
+    <w:p>
+      <w:pPr>
+        <w:pStyle w:val="Compact"/>
+        <w:numPr>
+          <w:ilvl w:val="0"/>
+          <w:numId w:val="1009"/>
+        </w:numPr>
+      </w:pPr>
+      <w:r>
+        <w:t xml:space="preserve">Data &amp; jobs: PostgreSQL, SQLAlchemy/Alembic, Celery, Redis, Supabase</w:t>
+      </w:r>
+    </w:p>
+    <w:p>
+      <w:pPr>
+        <w:pStyle w:val="Compact"/>
+        <w:numPr>
+          <w:ilvl w:val="0"/>
+          <w:numId w:val="1009"/>
+        </w:numPr>
+      </w:pPr>
+      <w:r>
+        <w:t xml:space="preserve">Quality: pytest, Vitest, Playwright, GitHub Actions, Lighthouse CI</w:t>
+      </w:r>
+    </w:p>
+    <w:p>
+      <w:pPr>
+        <w:pStyle w:val="Compact"/>
+        <w:numPr>
+          <w:ilvl w:val="0"/>
+          <w:numId w:val="1009"/>
+        </w:numPr>
+      </w:pPr>
+      <w:r>
+        <w:t xml:space="preserve">Operations: Linux servers, Docker Compose, cron, flock, SMTP/IMAP, SPF/DKIM</w:t>
+      </w:r>
+    </w:p>
+    <w:p>
+      <w:pPr>
+        <w:pStyle w:val="Compact"/>
+        <w:numPr>
+          <w:ilvl w:val="0"/>
+          <w:numId w:val="1009"/>
+        </w:numPr>
+      </w:pPr>
+      <w:r>
+        <w:t xml:space="preserve">Web &amp; commerce: Shopify Liquid, Tailwind, GSAP, PWA, Canvas/WebGL</w:t>
       </w:r>
     </w:p>
     <w:bookmarkEnd w:id="20"/>
-    <w:bookmarkStart w:id="21" w:name="skills-used-in-projects"/>
+    <w:bookmarkStart w:id="21" w:name="languages"/>
     <w:p>
       <w:pPr>
         <w:pStyle w:val="Heading2"/>
       </w:pPr>
       <w:r>
-        <w:t xml:space="preserve">Skills (used in projects)</w:t>
-      </w:r>
-    </w:p>
-    <w:p>
-      <w:pPr>
-        <w:pStyle w:val="Compact"/>
-        <w:numPr>
-          <w:ilvl w:val="0"/>
-          <w:numId w:val="1008"/>
-        </w:numPr>
-      </w:pPr>
-      <w:r>
-        <w:t xml:space="preserve">Development: Python, FastAPI, TypeScript, React, Next.js, React Native</w:t>
-      </w:r>
-    </w:p>
-    <w:p>
-      <w:pPr>
-        <w:pStyle w:val="Compact"/>
-        <w:numPr>
-          <w:ilvl w:val="0"/>
-          <w:numId w:val="1008"/>
-        </w:numPr>
-      </w:pPr>
-      <w:r>
-        <w:t xml:space="preserve">AI &amp; agents: Claude Code, model APIs (Claude, Gemini, Groq), MCP, agent orchestration, n8n</w:t>
-      </w:r>
-    </w:p>
-    <w:p>
-      <w:pPr>
-        <w:pStyle w:val="Compact"/>
-        <w:numPr>
-          <w:ilvl w:val="0"/>
-          <w:numId w:val="1008"/>
-        </w:numPr>
-      </w:pPr>
-      <w:r>
-        <w:t xml:space="preserve">Data &amp; jobs: PostgreSQL, SQLAlchemy/Alembic, Celery, Redis, Supabase</w:t>
-      </w:r>
-    </w:p>
-    <w:p>
-      <w:pPr>
-        <w:pStyle w:val="Compact"/>
-        <w:numPr>
-          <w:ilvl w:val="0"/>
-          <w:numId w:val="1008"/>
-        </w:numPr>
-      </w:pPr>
-      <w:r>
-        <w:t xml:space="preserve">Quality: pytest, Vitest, Playwright, GitHub Actions, Lighthouse CI</w:t>
-      </w:r>
-    </w:p>
-    <w:p>
-      <w:pPr>
-        <w:pStyle w:val="Compact"/>
-        <w:numPr>
-          <w:ilvl w:val="0"/>
-          <w:numId w:val="1008"/>
-        </w:numPr>
-      </w:pPr>
-      <w:r>
-        <w:t xml:space="preserve">Operations: Linux servers, Docker Compose, cron, flock, SMTP/IMAP, SPF/DKIM</w:t>
-      </w:r>
-    </w:p>
-    <w:p>
-      <w:pPr>
-        <w:pStyle w:val="Compact"/>
-        <w:numPr>
-          <w:ilvl w:val="0"/>
-          <w:numId w:val="1008"/>
-        </w:numPr>
-      </w:pPr>
-      <w:r>
-        <w:t xml:space="preserve">Web &amp; commerce: Shopify Liquid, Tailwind, GSAP, PWA, Canvas/WebGL</w:t>
+        <w:t xml:space="preserve">Languages</w:t>
+      </w:r>
+    </w:p>
+    <w:p>
+      <w:pPr>
+        <w:pStyle w:val="Compact"/>
+        <w:numPr>
+          <w:ilvl w:val="0"/>
+          <w:numId w:val="1010"/>
+        </w:numPr>
+      </w:pPr>
+      <w:r>
+        <w:t xml:space="preserve">German: native · English: B1, working towards B2 · Polish: spoken</w:t>
       </w:r>
     </w:p>
     <w:bookmarkEnd w:id="21"/>
-    <w:bookmarkStart w:id="22" w:name="languages"/>
-    <w:p>
-      <w:pPr>
-        <w:pStyle w:val="Heading2"/>
-      </w:pPr>
-      <w:r>
-        <w:t xml:space="preserve">Languages</w:t>
-      </w:r>
-    </w:p>
-    <w:p>
-      <w:pPr>
-        <w:pStyle w:val="Compact"/>
-        <w:numPr>
-          <w:ilvl w:val="0"/>
-          <w:numId w:val="1009"/>
-        </w:numPr>
-      </w:pPr>
-      <w:r>
-        <w:t xml:space="preserve">German: native</w:t>
-      </w:r>
-    </w:p>
-    <w:p>
-      <w:pPr>
-        <w:pStyle w:val="Compact"/>
-        <w:numPr>
-          <w:ilvl w:val="0"/>
-          <w:numId w:val="1009"/>
-        </w:numPr>
-      </w:pPr>
-      <w:r>
-        <w:t xml:space="preserve">English: B1, working towards B2</w:t>
-      </w:r>
-    </w:p>
-    <w:p>
-      <w:pPr>
-        <w:pStyle w:val="Compact"/>
-        <w:numPr>
-          <w:ilvl w:val="0"/>
-          <w:numId w:val="1009"/>
-        </w:numPr>
-      </w:pPr>
-      <w:r>
-        <w:t xml:space="preserve">Polish: spoken</w:t>
-      </w:r>
-    </w:p>
     <w:bookmarkEnd w:id="22"/>
-    <w:bookmarkEnd w:id="23"/>
     <w:sectPr>
       <w:footnotePr>
         <w:numRestart w:val="eachSect"/>
@@ -809,6 +903,9 @@
     <w:abstractNumId w:val="991"/>
   </w:num>
   <w:num w:numId="1009">
+    <w:abstractNumId w:val="991"/>
+  </w:num>
+  <w:num w:numId="1010">
     <w:abstractNumId w:val="991"/>
   </w:num>
 </w:numbering>

--- a/ats-cv/Jason_Roschmann_CV_ATS_EN.docx
+++ b/ats-cv/Jason_Roschmann_CV_ATS_EN.docx
@@ -178,7 +178,7 @@
         </w:numPr>
       </w:pPr>
       <w:r>
-        <w:t xml:space="preserve">Fix: handle closed, security rule kept, test corrected; also fixed silent data loss in the task store.</w:t>
+        <w:t xml:space="preserve">Fix: handle closed, security rule kept, test corrected. Separately, as its own contribution: fixed silent data loss in the task store, with five new tests.</w:t>
       </w:r>
     </w:p>
     <w:p>
@@ -190,7 +190,7 @@
         </w:numPr>
       </w:pPr>
       <w:r>
-        <w:t xml:space="preserve">Evidence: mutation probe — if the rule is broken on purpose, the corrected test fails. Test suite from 177 to 199 passing tests.</w:t>
+        <w:t xml:space="preserve">Evidence: mutation probe — deliberately weakening the security rule made the corrected test fail. Test suite from 177 to 199 passing tests.</w:t>
       </w:r>
     </w:p>
     <w:p>
@@ -220,7 +220,7 @@
         <w:pStyle w:val="FirstParagraph"/>
       </w:pPr>
       <w:r>
-        <w:t xml:space="preserve">Purpose: Python pipeline for job search via job board APIs (including the German Federal Employment Agency, Greenhouse, Lever), cover letters, checks, sending and reply matching. Focus: traceable actions. 94 Python files, 56 of them tests.</w:t>
+        <w:t xml:space="preserve">Purpose: Python pipeline for job search via job board APIs (including the German Federal Employment Agency, Greenhouse, Lever), cover letters, checks, sending and reply matching. Focus: traceable actions. 94 Python files, 56 of them test files.</w:t>
       </w:r>
     </w:p>
     <w:p>
@@ -371,7 +371,7 @@
         </w:numPr>
       </w:pPr>
       <w:r>
-        <w:t xml:space="preserve">References: duftkumpels.shop — live since June 2026; nk247store.de — client project in a team, my redesign not yet published.</w:t>
+        <w:t xml:space="preserve">References: duftkumpels.shop — project work since June 2026, changes in the live theme; nk247store.de — client project in a team, my redesign not yet published.</w:t>
       </w:r>
     </w:p>
     <w:bookmarkEnd w:id="14"/>

--- a/ats-cv/Jason_Roschmann_CV_ATS_EN.docx
+++ b/ats-cv/Jason_Roschmann_CV_ATS_EN.docx
@@ -69,7 +69,7 @@
         <w:pStyle w:val="FirstParagraph"/>
       </w:pPr>
       <w:r>
-        <w:t xml:space="preserve">I build AI automations and web applications with Python and TypeScript, on my own and in a team. My practice covers API integration, background jobs and targeted tests against duplicate actions and data loss. I use AI agents for implementation; I own the requirements and the acceptance of my contributions. I am looking for a junior role in AI automation or backend/full-stack development.</w:t>
+        <w:t xml:space="preserve">I build AI automations and web applications with Python and TypeScript, on my own and in a team. My experience includes API integration, background jobs and targeted tests against duplicate actions and data loss. I use AI agents for implementation; I define the requirements for my contributions and verify that they are met. I am looking for a junior role in AI automation or backend/full-stack development.</w:t>
       </w:r>
     </w:p>
     <w:bookmarkEnd w:id="9"/>
@@ -178,7 +178,7 @@
         </w:numPr>
       </w:pPr>
       <w:r>
-        <w:t xml:space="preserve">Fix: handle closed, security rule kept, test corrected. Separately, as its own contribution: fixed silent data loss in the task store, with five new tests.</w:t>
+        <w:t xml:space="preserve">Fix: handle closed, security rule kept, test corrected. In a separate contribution, I fixed silent data loss in the task store and added five tests.</w:t>
       </w:r>
     </w:p>
     <w:p>
@@ -190,7 +190,7 @@
         </w:numPr>
       </w:pPr>
       <w:r>
-        <w:t xml:space="preserve">Evidence: mutation probe — deliberately weakening the security rule made the corrected test fail. Test suite from 177 to 199 passing tests.</w:t>
+        <w:t xml:space="preserve">Evidence: mutation test — deliberately weakening the security rule made the corrected test fail. Test suite from 177 to 199 passing tests.</w:t>
       </w:r>
     </w:p>
     <w:p>
@@ -202,17 +202,17 @@
         </w:numPr>
       </w:pPr>
       <w:r>
-        <w:t xml:space="preserve">How I work with AI agents: every bug first as a failing test, the agent implements, a second model reviews as an additional reviewer, rollout with checksums and automatic rollback.</w:t>
+        <w:t xml:space="preserve">How I work with AI agents: every bug first as a failing test, the agent implements, a second model provides an additional review, rollout with checksums and automatic rollback.</w:t>
       </w:r>
     </w:p>
     <w:bookmarkEnd w:id="11"/>
-    <w:bookmarkStart w:id="12" w:name="X4613ea068d5b3d01c1c35f68672d9804c688a67"/>
+    <w:bookmarkStart w:id="12" w:name="Xa24f75b7c41d1b721c4b7f3e671010301f5c2d3"/>
     <w:p>
       <w:pPr>
         <w:pStyle w:val="Heading3"/>
       </w:pPr>
       <w:r>
-        <w:t xml:space="preserve">AI-assisted application management (own project, since July 2026)</w:t>
+        <w:t xml:space="preserve">AI-assisted job application management (personal project, since July 2026)</w:t>
       </w:r>
     </w:p>
     <w:p>
@@ -335,7 +335,7 @@
         </w:numPr>
       </w:pPr>
       <w:r>
-        <w:t xml:space="preserve">Performance: versioned assets, loading fallback, performance passes against jank (nk247store.de).</w:t>
+        <w:t xml:space="preserve">Performance: versioned assets, loading fallback, performance tuning to address stuttering (nk247store.de).</w:t>
       </w:r>
     </w:p>
     <w:p>
@@ -460,7 +460,7 @@
         </w:numPr>
       </w:pPr>
       <w:r>
-        <w:t xml:space="preserve">Developed, tested and operated Python backends, Next.js frontends and Shopify themes on Linux servers (Docker Compose, cron, deployment with rollback); team work via branches, pull requests and shared test suites.</w:t>
+        <w:t xml:space="preserve">Developed and tested Python backends and Next.js frontends and ran them on Linux servers (Docker Compose, cron, deployment with rollback); customised Shopify themes; team work via branches, pull requests and shared test suites.</w:t>
       </w:r>
     </w:p>
     <w:bookmarkEnd w:id="16"/>
@@ -494,7 +494,7 @@
         </w:numPr>
       </w:pPr>
       <w:r>
-        <w:t xml:space="preserve">Cold acquisition and needs assessment directly with owners and managing directors, negotiation and closing on site.</w:t>
+        <w:t xml:space="preserve">Cold outreach and needs assessment directly with owners and managing directors, negotiation and closing on site.</w:t>
       </w:r>
     </w:p>
     <w:p>

--- a/ats-cv/Jason_Roschmann_CV_ATS_EN.docx
+++ b/ats-cv/Jason_Roschmann_CV_ATS_EN.docx
@@ -2,7 +2,7 @@
 <file path=word/document.xml><?xml version="1.0" encoding="utf-8"?>
 <w:document xmlns:w="http://schemas.openxmlformats.org/wordprocessingml/2006/main" xmlns:m="http://schemas.openxmlformats.org/officeDocument/2006/math" xmlns:r="http://schemas.openxmlformats.org/officeDocument/2006/relationships" xmlns:o="urn:schemas-microsoft-com:office:office" xmlns:v="urn:schemas-microsoft-com:vml" xmlns:w10="urn:schemas-microsoft-com:office:word" xmlns:a="http://schemas.openxmlformats.org/drawingml/2006/main" xmlns:pic="http://schemas.openxmlformats.org/drawingml/2006/picture" xmlns:wp="http://schemas.openxmlformats.org/drawingml/2006/wordprocessingDrawing">
   <w:body>
-    <w:bookmarkStart w:id="22" w:name="jason-roschmann"/>
+    <w:bookmarkStart w:id="23" w:name="jason-roschmann"/>
     <w:p>
       <w:pPr>
         <w:pStyle w:val="Heading1"/>
@@ -511,7 +511,7 @@
     </w:p>
     <w:bookmarkEnd w:id="17"/>
     <w:bookmarkEnd w:id="18"/>
-    <w:bookmarkStart w:id="19" w:name="training-and-project-practice"/>
+    <w:bookmarkStart w:id="20" w:name="training-and-project-practice"/>
     <w:p>
       <w:pPr>
         <w:pStyle w:val="Heading2"/>
@@ -541,8 +541,19 @@
         </w:numPr>
       </w:pPr>
       <w:r>
-        <w:t xml:space="preserve">Google Ads Skillshop, January 2026: Search, Performance Max</w:t>
-      </w:r>
+        <w:t xml:space="preserve">Google Ads Search Certification (Skillshop), December 2025, valid until December 2026 – verifiable:</w:t>
+      </w:r>
+      <w:r>
+        <w:t xml:space="preserve"> </w:t>
+      </w:r>
+      <w:hyperlink r:id="rId19">
+        <w:r>
+          <w:rPr>
+            <w:rStyle w:val="Hyperlink"/>
+          </w:rPr>
+          <w:t xml:space="preserve">https://www.credential.net/cd05c77a-a7ef-48e0-809e-5147135f810e</w:t>
+        </w:r>
+      </w:hyperlink>
     </w:p>
     <w:p>
       <w:pPr>
@@ -556,8 +567,8 @@
         <w:t xml:space="preserve">Ongoing self-directed learning through own and shared software projects</w:t>
       </w:r>
     </w:p>
-    <w:bookmarkEnd w:id="19"/>
-    <w:bookmarkStart w:id="20" w:name="skills-used-in-projects"/>
+    <w:bookmarkEnd w:id="20"/>
+    <w:bookmarkStart w:id="21" w:name="skills-used-in-projects"/>
     <w:p>
       <w:pPr>
         <w:pStyle w:val="Heading2"/>
@@ -638,8 +649,8 @@
         <w:t xml:space="preserve">Web &amp; commerce: Shopify Liquid, Tailwind, GSAP, PWA, Canvas/WebGL</w:t>
       </w:r>
     </w:p>
-    <w:bookmarkEnd w:id="20"/>
-    <w:bookmarkStart w:id="21" w:name="languages"/>
+    <w:bookmarkEnd w:id="21"/>
+    <w:bookmarkStart w:id="22" w:name="languages"/>
     <w:p>
       <w:pPr>
         <w:pStyle w:val="Heading2"/>
@@ -660,8 +671,8 @@
         <w:t xml:space="preserve">German: native · English: B1, working towards B2 · Polish: spoken</w:t>
       </w:r>
     </w:p>
-    <w:bookmarkEnd w:id="21"/>
     <w:bookmarkEnd w:id="22"/>
+    <w:bookmarkEnd w:id="23"/>
     <w:sectPr>
       <w:footnotePr>
         <w:numRestart w:val="eachSect"/>

--- a/ats-cv/Jason_Roschmann_CV_ATS_EN.docx
+++ b/ats-cv/Jason_Roschmann_CV_ATS_EN.docx
@@ -312,6 +312,18 @@
       </w:pPr>
       <w:r>
         <w:t xml:space="preserve">Shop &amp; content: reworked a purchased Shopify theme in Liquid, CSS and JavaScript; own design layer in the live theme, three languages (DE/EN/FR), product data via metafields (duftkumpels.shop).</w:t>
+      </w:r>
+    </w:p>
+    <w:p>
+      <w:pPr>
+        <w:pStyle w:val="Compact"/>
+        <w:numPr>
+          <w:ilvl w:val="0"/>
+          <w:numId w:val="1004"/>
+        </w:numPr>
+      </w:pPr>
+      <w:r>
+        <w:t xml:space="preserve">SEO &amp; email: Automated a Search Console analysis of search queries in DE/EN/FR, adjusted titles and metadata accordingly; fixed a Klaviyo abandonment email to link to a recoverable checkout. (duftkumpels.shop)</w:t>
       </w:r>
     </w:p>
     <w:p>

--- a/ats-cv/Jason_Roschmann_CV_ATS_EN.docx
+++ b/ats-cv/Jason_Roschmann_CV_ATS_EN.docx
@@ -553,7 +553,7 @@
         </w:numPr>
       </w:pPr>
       <w:r>
-        <w:t xml:space="preserve">Google Ads Search Certification (Skillshop), December 2025, valid until December 2026 – verifiable:</w:t>
+        <w:t xml:space="preserve">Google Ads Search Certification (Skillshop), December 2025, valid until 3 December 2026 – verifiable:</w:t>
       </w:r>
       <w:r>
         <w:t xml:space="preserve"> </w:t>

--- a/ats-cv/Jason_Roschmann_CV_ATS_EN.docx
+++ b/ats-cv/Jason_Roschmann_CV_ATS_EN.docx
@@ -232,7 +232,7 @@
         </w:numPr>
       </w:pPr>
       <w:r>
-        <w:t xml:space="preserve">Shared ledger of all outbound actions with reservations: no duplicate application across email and portal, at most one application per company within 14 days.</w:t>
+        <w:t xml:space="preserve">Cross-channel ledger for first applications with reservations: no duplicate application across email and portal, at most one application per company within 14 days.</w:t>
       </w:r>
     </w:p>
     <w:p>
@@ -287,7 +287,7 @@
         <w:pStyle w:val="FirstParagraph"/>
       </w:pPr>
       <w:r>
-        <w:t xml:space="preserve">Built websites and shops for clients — from design and interaction to multilingual content, legal requirements, CI and delivery.</w:t>
+        <w:t xml:space="preserve">Websites and shops for clients — design, multilingual content, legal requirements, CI and delivery.</w:t>
       </w:r>
     </w:p>
     <w:p>
@@ -311,7 +311,7 @@
         </w:numPr>
       </w:pPr>
       <w:r>
-        <w:t xml:space="preserve">Shop &amp; content: reworked a purchased Shopify theme in Liquid, CSS and JavaScript; own design layer in the live theme, three languages (DE/EN/FR), product data via metafields (duftkumpels.shop).</w:t>
+        <w:t xml:space="preserve">Shop &amp; content: reworked a purchased Shopify theme in Liquid, CSS and JavaScript; own design layer in the live theme, product data via metafields (duftkumpels.shop).</w:t>
       </w:r>
     </w:p>
     <w:p>
@@ -323,7 +323,7 @@
         </w:numPr>
       </w:pPr>
       <w:r>
-        <w:t xml:space="preserve">SEO &amp; email: Automated a Search Console analysis of search queries in DE/EN/FR, adjusted titles and metadata accordingly; fixed a Klaviyo abandonment email to link to a recoverable checkout. (duftkumpels.shop)</w:t>
+        <w:t xml:space="preserve">SEO &amp; email: Automated a Search Console analysis of search queries and adjusted titles and metadata accordingly; checked the indexing status of 700 URLs; fixed a Klaviyo abandonment email to link to a recoverable checkout. (duftkumpels.shop)</w:t>
       </w:r>
     </w:p>
     <w:p>
@@ -347,7 +347,7 @@
         </w:numPr>
       </w:pPr>
       <w:r>
-        <w:t xml:space="preserve">Performance: versioned assets, loading fallback, performance tuning to address stuttering (nk247store.de).</w:t>
+        <w:t xml:space="preserve">Multilingual: built a DE/EN/FR translation pipeline with HTML extraction, structure checks and import via CSV or GraphQL; localised product names and collection copy (duftkumpels.shop).</w:t>
       </w:r>
     </w:p>
     <w:p>
@@ -566,18 +566,6 @@
           <w:t xml:space="preserve">https://www.credential.net/cd05c77a-a7ef-48e0-809e-5147135f810e</w:t>
         </w:r>
       </w:hyperlink>
-    </w:p>
-    <w:p>
-      <w:pPr>
-        <w:pStyle w:val="Compact"/>
-        <w:numPr>
-          <w:ilvl w:val="0"/>
-          <w:numId w:val="1008"/>
-        </w:numPr>
-      </w:pPr>
-      <w:r>
-        <w:t xml:space="preserve">Ongoing self-directed learning through own and shared software projects</w:t>
-      </w:r>
     </w:p>
     <w:bookmarkEnd w:id="20"/>
     <w:bookmarkStart w:id="21" w:name="skills-used-in-projects"/>

--- a/ats-cv/Jason_Roschmann_CV_ATS_EN.docx
+++ b/ats-cv/Jason_Roschmann_CV_ATS_EN.docx
@@ -132,7 +132,7 @@
         </w:numPr>
       </w:pPr>
       <w:r>
-        <w:t xml:space="preserve">Up to three cut variants per clip, at most one per target account (database constraint); fixes for stuck jobs and a production that was triggered twice.</w:t>
+        <w:t xml:space="preserve">Up to three cut variants per clip, at most one per target account (database constraint); publishing rights re-checked immediately before sending.</w:t>
       </w:r>
     </w:p>
     <w:p>
@@ -323,7 +323,7 @@
         </w:numPr>
       </w:pPr>
       <w:r>
-        <w:t xml:space="preserve">SEO &amp; email: Automated a Search Console analysis of search queries and adjusted titles and metadata accordingly; checked the indexing status of 700 URLs; fixed a Klaviyo abandonment email to link to a recoverable checkout. (duftkumpels.shop)</w:t>
+        <w:t xml:space="preserve">SEO &amp; email: Automated a Search Console analysis of search queries and adjusted titles and metadata accordingly; checked the indexing status of 700 URLs; fixed a Klaviyo abandonment email to link to a recoverable checkout (duftkumpels.shop).</w:t>
       </w:r>
     </w:p>
     <w:p>

--- a/ats-cv/Jason_Roschmann_CV_ATS_EN.docx
+++ b/ats-cv/Jason_Roschmann_CV_ATS_EN.docx
@@ -417,7 +417,7 @@
         </w:numPr>
       </w:pPr>
       <w:r>
-        <w:t xml:space="preserve">Shinobi: Ember Accord — mobile idle RPG (React Native, Skia, Supabase, pgTAP). Agent-orchestrated: an AI agent works through 50 roles in lead mode, I make the product decisions.</w:t>
+        <w:t xml:space="preserve">Shinobi: Ember Accord — mobile idle RPG (React Native, Skia, Supabase, pgTAP). Agent-orchestrated: an AI agent works through 50 roles in lead mode; I make the product decisions.</w:t>
       </w:r>
     </w:p>
     <w:p>
@@ -472,7 +472,7 @@
         </w:numPr>
       </w:pPr>
       <w:r>
-        <w:t xml:space="preserve">Developed and tested Python backends and Next.js frontends and ran them on Linux servers (Docker Compose, cron, deployment with rollback); customised Shopify themes; team work via branches, pull requests and shared test suites.</w:t>
+        <w:t xml:space="preserve">Developed and tested Python backends and Next.js frontends and ran them on Linux servers (Docker Compose, cron, deployment with rollback); customised Shopify themes; teamwork via branches, pull requests and shared test suites.</w:t>
       </w:r>
     </w:p>
     <w:bookmarkEnd w:id="16"/>

--- a/ats-cv/Jason_Roschmann_CV_ATS_EN.docx
+++ b/ats-cv/Jason_Roschmann_CV_ATS_EN.docx
@@ -2,7 +2,7 @@
 <file path=word/document.xml><?xml version="1.0" encoding="utf-8"?>
 <w:document xmlns:w="http://schemas.openxmlformats.org/wordprocessingml/2006/main" xmlns:m="http://schemas.openxmlformats.org/officeDocument/2006/math" xmlns:r="http://schemas.openxmlformats.org/officeDocument/2006/relationships" xmlns:o="urn:schemas-microsoft-com:office:office" xmlns:v="urn:schemas-microsoft-com:vml" xmlns:w10="urn:schemas-microsoft-com:office:word" xmlns:a="http://schemas.openxmlformats.org/drawingml/2006/main" xmlns:pic="http://schemas.openxmlformats.org/drawingml/2006/picture" xmlns:wp="http://schemas.openxmlformats.org/drawingml/2006/wordprocessingDrawing">
   <w:body>
-    <w:bookmarkStart w:id="23" w:name="jason-roschmann"/>
+    <w:bookmarkStart w:id="22" w:name="jason-roschmann"/>
     <w:p>
       <w:pPr>
         <w:pStyle w:val="Heading1"/>
@@ -16,7 +16,7 @@
         <w:pStyle w:val="FirstParagraph"/>
       </w:pPr>
       <w:r>
-        <w:t xml:space="preserve">Junior Software Engineer · AI Automation</w:t>
+        <w:t xml:space="preserve">Junior Software Engineer · Python · TypeScript · AI automation</w:t>
       </w:r>
     </w:p>
     <w:p>
@@ -24,7 +24,36 @@
         <w:pStyle w:val="BodyText"/>
       </w:pPr>
       <w:r>
-        <w:t xml:space="preserve">I build AI automations – and make their behaviour verifiable.</w:t>
+        <w:t xml:space="preserve">Email: jason@roschmann-digital.de | Phone: +49 155 612 953 91</w:t>
+      </w:r>
+      <w:r>
+        <w:br/>
+      </w:r>
+      <w:r>
+        <w:t xml:space="preserve">LinkedIn: linkedin.com/in/jason-roschmann-1091512b2 | GitHub: github.com/JasonRoschmann | Web CV: jasonroschmann.github.io/cv</w:t>
+      </w:r>
+      <w:r>
+        <w:br/>
+      </w:r>
+      <w:r>
+        <w:t xml:space="preserve">Location: Hamburg, Germany | Looking for: Hamburg or remote; relocation to Zurich possible for the right role | Start date by arrangement</w:t>
+      </w:r>
+    </w:p>
+    <w:bookmarkStart w:id="9" w:name="profile"/>
+    <w:p>
+      <w:pPr>
+        <w:pStyle w:val="Heading2"/>
+      </w:pPr>
+      <w:r>
+        <w:t xml:space="preserve">Profile</w:t>
+      </w:r>
+    </w:p>
+    <w:p>
+      <w:pPr>
+        <w:pStyle w:val="FirstParagraph"/>
+      </w:pPr>
+      <w:r>
+        <w:t xml:space="preserve">I build web interfaces and Python workflows for practical tasks in content production, e-commerce and community management. I focus on connecting frontend and backend, making workflow states traceable and testing failure cases. I use AI agents while taking responsibility for requirements and acceptance testing. Four years in sales taught me to understand customer needs through direct conversation.</w:t>
       </w:r>
     </w:p>
     <w:p>
@@ -32,36 +61,26 @@
         <w:pStyle w:val="BodyText"/>
       </w:pPr>
       <w:r>
-        <w:t xml:space="preserve">Email: jason@roschmann-digital.de | Phone: +49 155 612 953 91</w:t>
-      </w:r>
-      <w:r>
-        <w:br/>
-      </w:r>
-      <w:r>
-        <w:t xml:space="preserve">LinkedIn: linkedin.com/in/jason-roschmann-1091512b2 | GitHub: github.com/JasonRoschmann | Web CV: jasonroschmann.github.io/cv</w:t>
-      </w:r>
-      <w:r>
-        <w:br/>
-      </w:r>
-      <w:r>
-        <w:t xml:space="preserve">Location: Hamburg, Germany | Looking for: Hamburg or remote; relocation to Zurich possible for the right role | Start date by arrangement</w:t>
-      </w:r>
-    </w:p>
-    <w:p>
-      <w:pPr>
-        <w:pStyle w:val="BodyText"/>
-      </w:pPr>
-      <w:r>
-        <w:t xml:space="preserve">Core stack: Python, FastAPI, TypeScript, React/Next.js, PostgreSQL, Docker</w:t>
-      </w:r>
-    </w:p>
-    <w:bookmarkStart w:id="9" w:name="profile"/>
+        <w:t xml:space="preserve">Key figures: 50 of my pull requests merged (Flowki Studio, team project) · 21 → 0 failing tests, two root causes fixed (hermes-studio) · about 66 Discord members, FlowKI Club (as of 29 Sep 2026) · 4 years of B2B sales with daily customer contact (2019–2023)</w:t>
+      </w:r>
+    </w:p>
+    <w:bookmarkEnd w:id="9"/>
+    <w:bookmarkStart w:id="15" w:name="projects"/>
     <w:p>
       <w:pPr>
         <w:pStyle w:val="Heading2"/>
       </w:pPr>
       <w:r>
-        <w:t xml:space="preserve">Profile</w:t>
+        <w:t xml:space="preserve">Projects</w:t>
+      </w:r>
+    </w:p>
+    <w:bookmarkStart w:id="10" w:name="X473bfa07b9a1c2ba63cbeaad9fc1fdc9fb098d3"/>
+    <w:p>
+      <w:pPr>
+        <w:pStyle w:val="Heading3"/>
+      </w:pPr>
+      <w:r>
+        <w:t xml:space="preserve">Flowki Studio — internal social media studio, team project (Aug 2026 – present)</w:t>
       </w:r>
     </w:p>
     <w:p>
@@ -69,26 +88,97 @@
         <w:pStyle w:val="FirstParagraph"/>
       </w:pPr>
       <w:r>
-        <w:t xml:space="preserve">I build AI automations and web applications with Python and TypeScript, on my own and in a team. My experience includes API integration, background jobs and targeted tests against duplicate actions and data loss. I use AI agents for implementation; I define the requirements for my contributions and verify that they are met. I am looking for a junior role in AI automation or backend/full-stack development.</w:t>
-      </w:r>
-    </w:p>
-    <w:bookmarkEnd w:id="9"/>
-    <w:bookmarkStart w:id="13" w:name="projects"/>
-    <w:p>
-      <w:pPr>
-        <w:pStyle w:val="Heading2"/>
-      </w:pPr>
-      <w:r>
-        <w:t xml:space="preserve">Projects</w:t>
-      </w:r>
-    </w:p>
-    <w:bookmarkStart w:id="10" w:name="X067eb8d797dea5bdb3147e7b041acb514304d0a"/>
+        <w:t xml:space="preserve">Purpose: Internal social media studio for topic research, AI-assisted content production, editorial review and handover to platforms; my contribution in the team: product interfaces, workflow integration, clip processing and publishing.</w:t>
+      </w:r>
+    </w:p>
+    <w:p>
+      <w:pPr>
+        <w:pStyle w:val="Compact"/>
+        <w:numPr>
+          <w:ilvl w:val="0"/>
+          <w:numId w:val="1001"/>
+        </w:numPr>
+      </w:pPr>
+      <w:r>
+        <w:t xml:space="preserve">Product interface: Further developed the production, approval and publishing views – made processing states, phase durations and required user actions visible.</w:t>
+      </w:r>
+    </w:p>
+    <w:p>
+      <w:pPr>
+        <w:pStyle w:val="Compact"/>
+        <w:numPr>
+          <w:ilvl w:val="0"/>
+          <w:numId w:val="1001"/>
+        </w:numPr>
+      </w:pPr>
+      <w:r>
+        <w:t xml:space="preserve">Editorial collaboration: Connected rejection reasons across the interface, API client and approval log – returns for revision now carry a traceable reason.</w:t>
+      </w:r>
+    </w:p>
+    <w:p>
+      <w:pPr>
+        <w:pStyle w:val="Compact"/>
+        <w:numPr>
+          <w:ilvl w:val="0"/>
+          <w:numId w:val="1001"/>
+        </w:numPr>
+      </w:pPr>
+      <w:r>
+        <w:t xml:space="preserve">Error handling: Separated successful production or licensing from subsequent status and assignment errors – removed misleading error messages and incentives for repeated, cost-incurring calls.</w:t>
+      </w:r>
+    </w:p>
+    <w:p>
+      <w:pPr>
+        <w:pStyle w:val="Compact"/>
+        <w:numPr>
+          <w:ilvl w:val="0"/>
+          <w:numId w:val="1001"/>
+        </w:numPr>
+      </w:pPr>
+      <w:r>
+        <w:t xml:space="preserve">Video processing: Implemented speaker-focused reframing, alternative edits and reproducible re-rendering after corrections – long videos become editable vertical clips.</w:t>
+      </w:r>
+    </w:p>
+    <w:p>
+      <w:pPr>
+        <w:pStyle w:val="Compact"/>
+        <w:numPr>
+          <w:ilvl w:val="0"/>
+          <w:numId w:val="1001"/>
+        </w:numPr>
+      </w:pPr>
+      <w:r>
+        <w:t xml:space="preserve">Publishing: Integrated the TikTok draft path with its own status and user notice – uploaded drafts are clearly distinguished from published posts.</w:t>
+      </w:r>
+    </w:p>
+    <w:p>
+      <w:pPr>
+        <w:pStyle w:val="Compact"/>
+        <w:numPr>
+          <w:ilvl w:val="0"/>
+          <w:numId w:val="1001"/>
+        </w:numPr>
+      </w:pPr>
+      <w:r>
+        <w:t xml:space="preserve">Quality assurance: Reproduced failure cases first and validated fixes with targeted tests.</w:t>
+      </w:r>
+    </w:p>
+    <w:p>
+      <w:pPr>
+        <w:pStyle w:val="FirstParagraph"/>
+      </w:pPr>
+      <w:r>
+        <w:t xml:space="preserve">Tools: Python, FastAPI, Celery, SQLAlchemy/Alembic, PostgreSQL, Redis, Next.js, TypeScript</w:t>
+      </w:r>
+    </w:p>
+    <w:bookmarkEnd w:id="10"/>
+    <w:bookmarkStart w:id="11" w:name="X587fe435084c54bbfaa57afd28932d2f680f277"/>
     <w:p>
       <w:pPr>
         <w:pStyle w:val="Heading3"/>
       </w:pPr>
       <w:r>
-        <w:t xml:space="preserve">Flowki Studio — Clip Studio (team project, Aug–Sep 2026)</w:t>
+        <w:t xml:space="preserve">FlowKI Club — Co-founder, website, Discord bot, newsletter (Apr 2026 – present)</w:t>
       </w:r>
     </w:p>
     <w:p>
@@ -96,123 +186,167 @@
         <w:pStyle w:val="FirstParagraph"/>
       </w:pPr>
       <w:r>
-        <w:t xml:space="preserve">Purpose: internal social media studio with trends, platform playbooks and an AI content pipeline. The clip studio turns long videos into shorts — my focus. 64 pull requests in Flowki Studio, 50 of them merged.</w:t>
-      </w:r>
-    </w:p>
-    <w:p>
-      <w:pPr>
-        <w:pStyle w:val="Compact"/>
-        <w:numPr>
-          <w:ilvl w:val="0"/>
-          <w:numId w:val="1001"/>
-        </w:numPr>
-      </w:pPr>
-      <w:r>
-        <w:t xml:space="preserve">Speaker reframe: face position measured at several points in time instead of once, smoothed into piecewise-constant 9:16 keyframes — the crop follows the person speaking.</w:t>
-      </w:r>
-    </w:p>
-    <w:p>
-      <w:pPr>
-        <w:pStyle w:val="Compact"/>
-        <w:numPr>
-          <w:ilvl w:val="0"/>
-          <w:numId w:val="1001"/>
-        </w:numPr>
-      </w:pPr>
-      <w:r>
-        <w:t xml:space="preserve">Deterministic re-render after corrections: append-only plan versions, every plan change invalidates a previously granted approval; rendering runs asynchronously on Celery, without model costs.</w:t>
-      </w:r>
-    </w:p>
-    <w:p>
-      <w:pPr>
-        <w:pStyle w:val="Compact"/>
-        <w:numPr>
-          <w:ilvl w:val="0"/>
-          <w:numId w:val="1001"/>
-        </w:numPr>
-      </w:pPr>
-      <w:r>
-        <w:t xml:space="preserve">Up to three cut variants per clip, at most one per target account (database constraint); publishing rights re-checked immediately before sending.</w:t>
-      </w:r>
-    </w:p>
-    <w:p>
-      <w:pPr>
-        <w:pStyle w:val="Compact"/>
-        <w:numPr>
-          <w:ilvl w:val="0"/>
-          <w:numId w:val="1001"/>
-        </w:numPr>
-      </w:pPr>
-      <w:r>
-        <w:t xml:space="preserve">Stack: Python, FastAPI, Celery, SQLAlchemy/Alembic, PostgreSQL, Redis, MinIO, Next.js</w:t>
-      </w:r>
-    </w:p>
-    <w:bookmarkEnd w:id="10"/>
-    <w:bookmarkStart w:id="11" w:name="X82fe21a987500f78d71071531b7058557d5227c"/>
+        <w:t xml:space="preserve">Purpose: German-speaking AI community – about 66 members (Discord, as of 29 Sep 2026) – with articles, online calls and joint project work; I combine community work with technical product development.</w:t>
+      </w:r>
+    </w:p>
+    <w:p>
+      <w:pPr>
+        <w:pStyle w:val="Compact"/>
+        <w:numPr>
+          <w:ilvl w:val="0"/>
+          <w:numId w:val="1002"/>
+        </w:numPr>
+      </w:pPr>
+      <w:r>
+        <w:t xml:space="preserve">Community tools: Extended the Discord bot with /ask and self-service topic roles; updated discord.js and test tooling.</w:t>
+      </w:r>
+    </w:p>
+    <w:p>
+      <w:pPr>
+        <w:pStyle w:val="Compact"/>
+        <w:numPr>
+          <w:ilvl w:val="0"/>
+          <w:numId w:val="1002"/>
+        </w:numPr>
+      </w:pPr>
+      <w:r>
+        <w:t xml:space="preserve">AI answer quality: Connected article content as the knowledge base of the FAQ bot and added a relevance check – tested how the bot handles irrelevant matches.</w:t>
+      </w:r>
+    </w:p>
+    <w:p>
+      <w:pPr>
+        <w:pStyle w:val="Compact"/>
+        <w:numPr>
+          <w:ilvl w:val="0"/>
+          <w:numId w:val="1002"/>
+        </w:numPr>
+      </w:pPr>
+      <w:r>
+        <w:t xml:space="preserve">Website &amp; newsletter: Newsletter with double opt-in and referral links, Plausible events for sign-ups and clicks on Discord invite links; author, FAQ and HowTo markup in the article output.</w:t>
+      </w:r>
+    </w:p>
+    <w:p>
+      <w:pPr>
+        <w:pStyle w:val="Compact"/>
+        <w:numPr>
+          <w:ilvl w:val="0"/>
+          <w:numId w:val="1002"/>
+        </w:numPr>
+      </w:pPr>
+      <w:r>
+        <w:t xml:space="preserve">Community: Helped new members get started, organised and moderated online calls, supported members with their projects.</w:t>
+      </w:r>
+    </w:p>
+    <w:p>
+      <w:pPr>
+        <w:pStyle w:val="FirstParagraph"/>
+      </w:pPr>
+      <w:r>
+        <w:t xml:space="preserve">Tools: TypeScript, discord.js, Claude API, PostgreSQL, Vitest, Next.js</w:t>
+      </w:r>
+    </w:p>
+    <w:bookmarkEnd w:id="11"/>
+    <w:bookmarkStart w:id="12" w:name="X5d0b748d8ad8485479916fda699d40d3bbd88e5"/>
     <w:p>
       <w:pPr>
         <w:pStyle w:val="Heading3"/>
       </w:pPr>
       <w:r>
-        <w:t xml:space="preserve">Debugging case study — hermes-studio (contribution to a third-party project, Sep 2026)</w:t>
-      </w:r>
-    </w:p>
-    <w:p>
-      <w:pPr>
-        <w:pStyle w:val="Compact"/>
-        <w:numPr>
-          <w:ilvl w:val="0"/>
-          <w:numId w:val="1002"/>
-        </w:numPr>
-      </w:pPr>
-      <w:r>
-        <w:t xml:space="preserve">Cause: 21 failing tests, two root causes — 20× an SQLite handle that was never closed and blocks cleanup on Windows; 1× an outdated test against a security rule.</w:t>
-      </w:r>
-    </w:p>
-    <w:p>
-      <w:pPr>
-        <w:pStyle w:val="Compact"/>
-        <w:numPr>
-          <w:ilvl w:val="0"/>
-          <w:numId w:val="1002"/>
-        </w:numPr>
-      </w:pPr>
-      <w:r>
-        <w:t xml:space="preserve">Fix: handle closed, security rule kept, test corrected. In a separate contribution, I fixed silent data loss in the task store and added five tests.</w:t>
-      </w:r>
-    </w:p>
-    <w:p>
-      <w:pPr>
-        <w:pStyle w:val="Compact"/>
-        <w:numPr>
-          <w:ilvl w:val="0"/>
-          <w:numId w:val="1002"/>
-        </w:numPr>
-      </w:pPr>
-      <w:r>
-        <w:t xml:space="preserve">Evidence: mutation test — deliberately weakening the security rule made the corrected test fail. Test suite from 177 to 199 passing tests.</w:t>
-      </w:r>
-    </w:p>
-    <w:p>
-      <w:pPr>
-        <w:pStyle w:val="Compact"/>
-        <w:numPr>
-          <w:ilvl w:val="0"/>
-          <w:numId w:val="1002"/>
-        </w:numPr>
-      </w:pPr>
-      <w:r>
-        <w:t xml:space="preserve">How I work with AI agents: every bug first as a failing test, the agent implements, a second model provides an additional review, rollout with checksums and automatic rollback.</w:t>
-      </w:r>
-    </w:p>
-    <w:bookmarkEnd w:id="11"/>
-    <w:bookmarkStart w:id="12" w:name="Xa24f75b7c41d1b721c4b7f3e671010301f5c2d3"/>
+        <w:t xml:space="preserve">hermes-studio — contribution to a third-party project, debugging (Sep 2026)</w:t>
+      </w:r>
+    </w:p>
+    <w:p>
+      <w:pPr>
+        <w:pStyle w:val="Compact"/>
+        <w:numPr>
+          <w:ilvl w:val="0"/>
+          <w:numId w:val="1003"/>
+        </w:numPr>
+      </w:pPr>
+      <w:r>
+        <w:t xml:space="preserve">Cause: 21 failing tests with two root causes – 20× an SQLite handle that was never closed and blocks cleanup on Windows, 1× an outdated test against a security rule; handle closed, rule kept, test corrected.</w:t>
+      </w:r>
+    </w:p>
+    <w:p>
+      <w:pPr>
+        <w:pStyle w:val="Compact"/>
+        <w:numPr>
+          <w:ilvl w:val="0"/>
+          <w:numId w:val="1003"/>
+        </w:numPr>
+      </w:pPr>
+      <w:r>
+        <w:t xml:space="preserve">Evidence: Mutation test – with the security rule weakened, the corrected test fails; passing tests: 177/198 → 199/199.</w:t>
+      </w:r>
+    </w:p>
+    <w:p>
+      <w:pPr>
+        <w:pStyle w:val="Compact"/>
+        <w:numPr>
+          <w:ilvl w:val="0"/>
+          <w:numId w:val="1003"/>
+        </w:numPr>
+      </w:pPr>
+      <w:r>
+        <w:t xml:space="preserve">Own contribution: Fixed silent data loss in the task store, with five new tests.</w:t>
+      </w:r>
+    </w:p>
+    <w:bookmarkEnd w:id="12"/>
+    <w:bookmarkStart w:id="13" w:name="X4aa24a74fffee8cce9a962c7eb549ced142aaf3"/>
     <w:p>
       <w:pPr>
         <w:pStyle w:val="Heading3"/>
       </w:pPr>
       <w:r>
-        <w:t xml:space="preserve">AI-assisted job application management (personal project, since July 2026)</w:t>
+        <w:t xml:space="preserve">duftkumpels.shop — client project, Shopify, API &amp; translation automation (Jun 2026 – present)</w:t>
+      </w:r>
+    </w:p>
+    <w:p>
+      <w:pPr>
+        <w:pStyle w:val="Compact"/>
+        <w:numPr>
+          <w:ilvl w:val="0"/>
+          <w:numId w:val="1004"/>
+        </w:numPr>
+      </w:pPr>
+      <w:r>
+        <w:t xml:space="preserve">Automation: DE/EN/FR translation pipeline with HTML extraction, structure checks and import via CSV or GraphQL; availability checks via the Admin GraphQL API, with backups and read-back verification.</w:t>
+      </w:r>
+    </w:p>
+    <w:p>
+      <w:pPr>
+        <w:pStyle w:val="Compact"/>
+        <w:numPr>
+          <w:ilvl w:val="0"/>
+          <w:numId w:val="1004"/>
+        </w:numPr>
+      </w:pPr>
+      <w:r>
+        <w:t xml:space="preserve">SEO engineering: Automated a Search Console analysis, checked 700 URLs for indexing; added JSON-LD and checked it automatically.</w:t>
+      </w:r>
+    </w:p>
+    <w:p>
+      <w:pPr>
+        <w:pStyle w:val="Compact"/>
+        <w:numPr>
+          <w:ilvl w:val="0"/>
+          <w:numId w:val="1004"/>
+        </w:numPr>
+      </w:pPr>
+      <w:r>
+        <w:t xml:space="preserve">Theme &amp; quality: Reworked a purchased theme in Liquid, CSS and JavaScript; weekly Lighthouse checks against the live shop via GitHub Actions.</w:t>
+      </w:r>
+    </w:p>
+    <w:p>
+      <w:pPr>
+        <w:pStyle w:val="Compact"/>
+        <w:numPr>
+          <w:ilvl w:val="0"/>
+          <w:numId w:val="1004"/>
+        </w:numPr>
+      </w:pPr>
+      <w:r>
+        <w:t xml:space="preserve">Email: Fixed a Klaviyo abandonment email to link to a recoverable checkout.</w:t>
       </w:r>
     </w:p>
     <w:p>
@@ -220,66 +354,17 @@
         <w:pStyle w:val="FirstParagraph"/>
       </w:pPr>
       <w:r>
-        <w:t xml:space="preserve">Purpose: Python pipeline for job search via job board APIs (including the German Federal Employment Agency, Greenhouse, Lever), cover letters, checks, sending and reply matching. Focus: traceable actions. 94 Python files, 56 of them test files.</w:t>
-      </w:r>
-    </w:p>
-    <w:p>
-      <w:pPr>
-        <w:pStyle w:val="Compact"/>
-        <w:numPr>
-          <w:ilvl w:val="0"/>
-          <w:numId w:val="1003"/>
-        </w:numPr>
-      </w:pPr>
-      <w:r>
-        <w:t xml:space="preserve">Cross-channel ledger for first applications with reservations: no duplicate application across email and portal, at most one application per company within 14 days.</w:t>
-      </w:r>
-    </w:p>
-    <w:p>
-      <w:pPr>
-        <w:pStyle w:val="Compact"/>
-        <w:numPr>
-          <w:ilvl w:val="0"/>
-          <w:numId w:val="1003"/>
-        </w:numPr>
-      </w:pPr>
-      <w:r>
-        <w:t xml:space="preserve">Blocking checks before sending: unusable model output stops the run; model cascade (Claude, Gemini, Groq) with cool-down periods.</w:t>
-      </w:r>
-    </w:p>
-    <w:p>
-      <w:pPr>
-        <w:pStyle w:val="Compact"/>
-        <w:numPr>
-          <w:ilvl w:val="0"/>
-          <w:numId w:val="1003"/>
-        </w:numPr>
-      </w:pPr>
-      <w:r>
-        <w:t xml:space="preserve">Checked LLM ratings against blind reference judgements; did not roll out a revised analysis after an incomplete measurement showed no proven improvement.</w:t>
-      </w:r>
-    </w:p>
-    <w:p>
-      <w:pPr>
-        <w:pStyle w:val="Compact"/>
-        <w:numPr>
-          <w:ilvl w:val="0"/>
-          <w:numId w:val="1003"/>
-        </w:numPr>
-      </w:pPr>
-      <w:r>
-        <w:t xml:space="preserve">Rollouts with checksums, tests before and after the swap, and automatic rollback.</w:t>
-      </w:r>
-    </w:p>
-    <w:bookmarkEnd w:id="12"/>
+        <w:t xml:space="preserve">Tools: Shopify Liquid, Admin GraphQL API, Python, GitHub Actions, Klaviyo</w:t>
+      </w:r>
+    </w:p>
     <w:bookmarkEnd w:id="13"/>
-    <w:bookmarkStart w:id="14" w:name="web-shop-development-for-clients"/>
-    <w:p>
-      <w:pPr>
-        <w:pStyle w:val="Heading2"/>
-      </w:pPr>
-      <w:r>
-        <w:t xml:space="preserve">Web &amp; shop development for clients</w:t>
+    <w:bookmarkStart w:id="14" w:name="Xd8b9fd33b2b2cd85458e246aba39de1f8a0c7dc"/>
+    <w:p>
+      <w:pPr>
+        <w:pStyle w:val="Heading3"/>
+      </w:pPr>
+      <w:r>
+        <w:t xml:space="preserve">AI-assisted job application management — personal project, Python (Jul 2026 – present)</w:t>
       </w:r>
     </w:p>
     <w:p>
@@ -287,151 +372,58 @@
         <w:pStyle w:val="FirstParagraph"/>
       </w:pPr>
       <w:r>
-        <w:t xml:space="preserve">Websites and shops for clients — design, multilingual content, legal requirements, CI and delivery.</w:t>
-      </w:r>
-    </w:p>
-    <w:p>
-      <w:pPr>
-        <w:pStyle w:val="Compact"/>
-        <w:numPr>
-          <w:ilvl w:val="0"/>
-          <w:numId w:val="1004"/>
-        </w:numPr>
-      </w:pPr>
-      <w:r>
-        <w:t xml:space="preserve">Frontend &amp; interaction: Next.js, React, TypeScript, GSAP — hero as a frame sequence that turns with the mouse pointer (on phones via device tilt); full-screen chapters with dedicated mobile controls (nk247store.de).</w:t>
-      </w:r>
-    </w:p>
-    <w:p>
-      <w:pPr>
-        <w:pStyle w:val="Compact"/>
-        <w:numPr>
-          <w:ilvl w:val="0"/>
-          <w:numId w:val="1004"/>
-        </w:numPr>
-      </w:pPr>
-      <w:r>
-        <w:t xml:space="preserve">Shop &amp; content: reworked a purchased Shopify theme in Liquid, CSS and JavaScript; own design layer in the live theme, product data via metafields (duftkumpels.shop).</w:t>
-      </w:r>
-    </w:p>
-    <w:p>
-      <w:pPr>
-        <w:pStyle w:val="Compact"/>
-        <w:numPr>
-          <w:ilvl w:val="0"/>
-          <w:numId w:val="1004"/>
-        </w:numPr>
-      </w:pPr>
-      <w:r>
-        <w:t xml:space="preserve">SEO &amp; email: Automated a Search Console analysis of search queries and adjusted titles and metadata accordingly; checked the indexing status of 700 URLs; fixed a Klaviyo abandonment email to link to a recoverable checkout (duftkumpels.shop).</w:t>
-      </w:r>
-    </w:p>
-    <w:p>
-      <w:pPr>
-        <w:pStyle w:val="Compact"/>
-        <w:numPr>
-          <w:ilvl w:val="0"/>
-          <w:numId w:val="1004"/>
-        </w:numPr>
-      </w:pPr>
-      <w:r>
-        <w:t xml:space="preserve">Quality &amp; delivery: CI with TypeScript check, ESLint, Vitest, build and Playwright (nk247store.de); weekly Lighthouse checks against the live shop via GitHub Actions (duftkumpels.shop).</w:t>
-      </w:r>
-    </w:p>
-    <w:p>
-      <w:pPr>
-        <w:pStyle w:val="Compact"/>
-        <w:numPr>
-          <w:ilvl w:val="0"/>
-          <w:numId w:val="1004"/>
-        </w:numPr>
-      </w:pPr>
-      <w:r>
-        <w:t xml:space="preserve">Multilingual: built a DE/EN/FR translation pipeline with HTML extraction, structure checks and import via CSV or GraphQL; localised product names and collection copy (duftkumpels.shop).</w:t>
-      </w:r>
-    </w:p>
-    <w:p>
-      <w:pPr>
-        <w:pStyle w:val="Compact"/>
-        <w:numPr>
-          <w:ilvl w:val="0"/>
-          <w:numId w:val="1004"/>
-        </w:numPr>
-      </w:pPr>
-      <w:r>
-        <w:t xml:space="preserve">Legal &amp; content: tobacco advertising removed from all visuals per German law, § 19 TabakerzG (nk247store.de).</w:t>
-      </w:r>
-    </w:p>
-    <w:p>
-      <w:pPr>
-        <w:pStyle w:val="Compact"/>
-        <w:numPr>
-          <w:ilvl w:val="0"/>
-          <w:numId w:val="1004"/>
-        </w:numPr>
-      </w:pPr>
-      <w:r>
-        <w:t xml:space="preserve">AI tools: wrote the design brief, steered an AI website builder and refined the result myself — camera moves from real photos, colour grading, transitions (redesign draft for a Hamburg izakaya).</w:t>
-      </w:r>
-    </w:p>
-    <w:p>
-      <w:pPr>
-        <w:pStyle w:val="Compact"/>
-        <w:numPr>
-          <w:ilvl w:val="0"/>
-          <w:numId w:val="1004"/>
-        </w:numPr>
-      </w:pPr>
-      <w:r>
-        <w:t xml:space="preserve">References: duftkumpels.shop — project work since June 2026, changes in the live theme; nk247store.de — client project in a team, my redesign not yet published.</w:t>
+        <w:t xml:space="preserve">Purpose: Python pipeline for job search via job board APIs (including the German Federal Employment Agency, Greenhouse, Lever), cover letters, checks, sending and reply matching.</w:t>
+      </w:r>
+    </w:p>
+    <w:p>
+      <w:pPr>
+        <w:pStyle w:val="Compact"/>
+        <w:numPr>
+          <w:ilvl w:val="0"/>
+          <w:numId w:val="1005"/>
+        </w:numPr>
+      </w:pPr>
+      <w:r>
+        <w:t xml:space="preserve">Traceability: Cross-channel ledger for first applications with reservations – no duplicate application across email and portal, at most one application per company within 14 days.</w:t>
+      </w:r>
+    </w:p>
+    <w:p>
+      <w:pPr>
+        <w:pStyle w:val="Compact"/>
+        <w:numPr>
+          <w:ilvl w:val="0"/>
+          <w:numId w:val="1005"/>
+        </w:numPr>
+      </w:pPr>
+      <w:r>
+        <w:t xml:space="preserve">Checks before sending: Unusable model output stops the run; model cascade (Claude, Gemini, Groq) with cool-down periods.</w:t>
+      </w:r>
+    </w:p>
+    <w:p>
+      <w:pPr>
+        <w:pStyle w:val="Compact"/>
+        <w:numPr>
+          <w:ilvl w:val="0"/>
+          <w:numId w:val="1005"/>
+        </w:numPr>
+      </w:pPr>
+      <w:r>
+        <w:t xml:space="preserve">Rating quality: Checked LLM ratings against blind reference judgements; did not roll out a revised analysis after an incomplete measurement showed no proven improvement.</w:t>
+      </w:r>
+    </w:p>
+    <w:p>
+      <w:pPr>
+        <w:pStyle w:val="Compact"/>
+        <w:numPr>
+          <w:ilvl w:val="0"/>
+          <w:numId w:val="1005"/>
+        </w:numPr>
+      </w:pPr>
+      <w:r>
+        <w:t xml:space="preserve">Operations: Rollouts with checksums, tests before and after the swap and automatic rollback on caught errors.</w:t>
       </w:r>
     </w:p>
     <w:bookmarkEnd w:id="14"/>
-    <w:bookmarkStart w:id="15" w:name="further-projects"/>
-    <w:p>
-      <w:pPr>
-        <w:pStyle w:val="Heading2"/>
-      </w:pPr>
-      <w:r>
-        <w:t xml:space="preserve">Further projects</w:t>
-      </w:r>
-    </w:p>
-    <w:p>
-      <w:pPr>
-        <w:pStyle w:val="Compact"/>
-        <w:numPr>
-          <w:ilvl w:val="0"/>
-          <w:numId w:val="1005"/>
-        </w:numPr>
-      </w:pPr>
-      <w:r>
-        <w:t xml:space="preserve">hermes-brett: task board plugin for Hermes Agent without a build step; a cost gate prevents the board from accidentally starting a paid agent run; deploy with rollback; self-test using only node:assert.</w:t>
-      </w:r>
-    </w:p>
-    <w:p>
-      <w:pPr>
-        <w:pStyle w:val="Compact"/>
-        <w:numPr>
-          <w:ilvl w:val="0"/>
-          <w:numId w:val="1005"/>
-        </w:numPr>
-      </w:pPr>
-      <w:r>
-        <w:t xml:space="preserve">Shinobi: Ember Accord — mobile idle RPG (React Native, Skia, Supabase, pgTAP). Agent-orchestrated: an AI agent works through 50 roles in lead mode; I make the product decisions.</w:t>
-      </w:r>
-    </w:p>
-    <w:p>
-      <w:pPr>
-        <w:pStyle w:val="Compact"/>
-        <w:numPr>
-          <w:ilvl w:val="0"/>
-          <w:numId w:val="1005"/>
-        </w:numPr>
-      </w:pPr>
-      <w:r>
-        <w:t xml:space="preserve">Interactive web CV — installable PWA without a framework: SVG displacement, canvas graph, WebGL fluid simulation (adapted from PavelDoGreat, MIT).</w:t>
-      </w:r>
-    </w:p>
     <w:bookmarkEnd w:id="15"/>
     <w:bookmarkStart w:id="18" w:name="experience"/>
     <w:p>
@@ -442,25 +434,13 @@
         <w:t xml:space="preserve">Experience</w:t>
       </w:r>
     </w:p>
-    <w:bookmarkStart w:id="16" w:name="ai-automation-web-development"/>
+    <w:bookmarkStart w:id="16" w:name="Xe9df34ccdc54d9ff237663bc67bcda9f1e87765"/>
     <w:p>
       <w:pPr>
         <w:pStyle w:val="Heading3"/>
       </w:pPr>
       <w:r>
-        <w:t xml:space="preserve">AI Automation &amp; Web Development</w:t>
-      </w:r>
-    </w:p>
-    <w:p>
-      <w:pPr>
-        <w:pStyle w:val="FirstParagraph"/>
-      </w:pPr>
-      <w:r>
-        <w:rPr>
-          <w:b/>
-          <w:bCs/>
-        </w:rPr>
-        <w:t xml:space="preserve">2024 – present | Own projects, team and client projects | Hamburg / remote</w:t>
+        <w:t xml:space="preserve">AI Automation &amp; Web Development — own projects, team and client projects (2024 – present)</w:t>
       </w:r>
     </w:p>
     <w:p>
@@ -475,26 +455,26 @@
         <w:t xml:space="preserve">Developed and tested Python backends and Next.js frontends and ran them on Linux servers (Docker Compose, cron, deployment with rollback); customised Shopify themes; teamwork via branches, pull requests and shared test suites.</w:t>
       </w:r>
     </w:p>
+    <w:p>
+      <w:pPr>
+        <w:pStyle w:val="Compact"/>
+        <w:numPr>
+          <w:ilvl w:val="0"/>
+          <w:numId w:val="1006"/>
+        </w:numPr>
+      </w:pPr>
+      <w:r>
+        <w:t xml:space="preserve">nk247store.de (client project in a team): interactive redesign with Next.js and GSAP; CI with TypeScript check, ESLint, Vitest, build and Playwright. My redesign is not yet published.</w:t>
+      </w:r>
+    </w:p>
     <w:bookmarkEnd w:id="16"/>
-    <w:bookmarkStart w:id="17" w:name="b2b-direct-sales-door-to-door"/>
+    <w:bookmarkStart w:id="17" w:name="X76f8e4e26449ffe30aec7748ad9ee2668240c95"/>
     <w:p>
       <w:pPr>
         <w:pStyle w:val="Heading3"/>
       </w:pPr>
       <w:r>
-        <w:t xml:space="preserve">B2B Direct Sales (door-to-door)</w:t>
-      </w:r>
-    </w:p>
-    <w:p>
-      <w:pPr>
-        <w:pStyle w:val="FirstParagraph"/>
-      </w:pPr>
-      <w:r>
-        <w:rPr>
-          <w:b/>
-          <w:bCs/>
-        </w:rPr>
-        <w:t xml:space="preserve">2019 – 2023 | EWE TEL, Ranger Marketing | Field sales across Germany</w:t>
+        <w:t xml:space="preserve">B2B Direct Sales — Field sales (door-to-door) across Germany, EWE TEL and Ranger Marketing (2019 – 2023)</w:t>
       </w:r>
     </w:p>
     <w:p>
@@ -506,7 +486,7 @@
         </w:numPr>
       </w:pPr>
       <w:r>
-        <w:t xml:space="preserve">Cold outreach and needs assessment directly with owners and managing directors, negotiation and closing on site.</w:t>
+        <w:t xml:space="preserve">Cold outreach and needs assessment with owners and managing directors, negotiation and closing on site.</w:t>
       </w:r>
     </w:p>
     <w:p>
@@ -518,18 +498,18 @@
         </w:numPr>
       </w:pPr>
       <w:r>
-        <w:t xml:space="preserve">Handling rejection every day — and an eye for the problems a business really has.</w:t>
+        <w:t xml:space="preserve">Handling rejection every day – and an eye for the problems a business really has.</w:t>
       </w:r>
     </w:p>
     <w:bookmarkEnd w:id="17"/>
     <w:bookmarkEnd w:id="18"/>
-    <w:bookmarkStart w:id="20" w:name="training-and-project-practice"/>
+    <w:bookmarkStart w:id="19" w:name="skills-way-of-working"/>
     <w:p>
       <w:pPr>
         <w:pStyle w:val="Heading2"/>
       </w:pPr>
       <w:r>
-        <w:t xml:space="preserve">Training and project practice</w:t>
+        <w:t xml:space="preserve">Skills &amp; way of working</w:t>
       </w:r>
     </w:p>
     <w:p>
@@ -541,7 +521,7 @@
         </w:numPr>
       </w:pPr>
       <w:r>
-        <w:t xml:space="preserve">Web development course, 2024 (6 months): HTML, CSS, JavaScript, web architecture</w:t>
+        <w:t xml:space="preserve">Development: Python, FastAPI · TypeScript, React, Next.js, discord.js · React Native (project experience: Shinobi)</w:t>
       </w:r>
     </w:p>
     <w:p>
@@ -553,12 +533,106 @@
         </w:numPr>
       </w:pPr>
       <w:r>
-        <w:t xml:space="preserve">Google Ads Search Certification (Skillshop), December 2025, valid until 3 December 2026 – verifiable:</w:t>
+        <w:t xml:space="preserve">AI &amp; agents: Claude Code, LLM APIs (Claude, Gemini, Groq), MCP, agent orchestration, n8n</w:t>
+      </w:r>
+    </w:p>
+    <w:p>
+      <w:pPr>
+        <w:pStyle w:val="Compact"/>
+        <w:numPr>
+          <w:ilvl w:val="0"/>
+          <w:numId w:val="1008"/>
+        </w:numPr>
+      </w:pPr>
+      <w:r>
+        <w:t xml:space="preserve">Data &amp; jobs: PostgreSQL, SQLAlchemy/Alembic, Celery, Redis, Supabase</w:t>
+      </w:r>
+    </w:p>
+    <w:p>
+      <w:pPr>
+        <w:pStyle w:val="Compact"/>
+        <w:numPr>
+          <w:ilvl w:val="0"/>
+          <w:numId w:val="1008"/>
+        </w:numPr>
+      </w:pPr>
+      <w:r>
+        <w:t xml:space="preserve">Quality: pytest, Vitest, Playwright, GitHub Actions, Lighthouse CI</w:t>
+      </w:r>
+    </w:p>
+    <w:p>
+      <w:pPr>
+        <w:pStyle w:val="Compact"/>
+        <w:numPr>
+          <w:ilvl w:val="0"/>
+          <w:numId w:val="1008"/>
+        </w:numPr>
+      </w:pPr>
+      <w:r>
+        <w:t xml:space="preserve">Operations: Linux servers, Docker Compose, cron, flock, SMTP/IMAP, SPF/DKIM</w:t>
+      </w:r>
+    </w:p>
+    <w:p>
+      <w:pPr>
+        <w:pStyle w:val="Compact"/>
+        <w:numPr>
+          <w:ilvl w:val="0"/>
+          <w:numId w:val="1008"/>
+        </w:numPr>
+      </w:pPr>
+      <w:r>
+        <w:t xml:space="preserve">Web &amp; commerce: Shopify Liquid, Tailwind, GSAP, PWA, Canvas/WebGL</w:t>
+      </w:r>
+    </w:p>
+    <w:p>
+      <w:pPr>
+        <w:pStyle w:val="Compact"/>
+        <w:numPr>
+          <w:ilvl w:val="0"/>
+          <w:numId w:val="1008"/>
+        </w:numPr>
+      </w:pPr>
+      <w:r>
+        <w:t xml:space="preserve">With AI agents: Reproduce bugs with failing tests · an agent implements the fix · a second model provides an additional review · rollout with checksums and automatic rollback on caught errors</w:t>
+      </w:r>
+    </w:p>
+    <w:bookmarkEnd w:id="19"/>
+    <w:bookmarkStart w:id="21" w:name="training-certificate-languages"/>
+    <w:p>
+      <w:pPr>
+        <w:pStyle w:val="Heading2"/>
+      </w:pPr>
+      <w:r>
+        <w:t xml:space="preserve">Training, certificate &amp; languages</w:t>
+      </w:r>
+    </w:p>
+    <w:p>
+      <w:pPr>
+        <w:pStyle w:val="Compact"/>
+        <w:numPr>
+          <w:ilvl w:val="0"/>
+          <w:numId w:val="1009"/>
+        </w:numPr>
+      </w:pPr>
+      <w:r>
+        <w:t xml:space="preserve">Training: Web development (2024, 6 months): HTML, CSS, JavaScript, web architecture</w:t>
+      </w:r>
+    </w:p>
+    <w:p>
+      <w:pPr>
+        <w:pStyle w:val="Compact"/>
+        <w:numPr>
+          <w:ilvl w:val="0"/>
+          <w:numId w:val="1009"/>
+        </w:numPr>
+      </w:pPr>
+      <w:r>
+        <w:t xml:space="preserve">Certificate: Google Ads Search Certification (Skillshop), December 2025, valid until 3 Dec 2026 – verifiable:</w:t>
       </w:r>
       <w:r>
         <w:t xml:space="preserve"> </w:t>
       </w:r>
-      <w:hyperlink r:id="rId19">
+      <w:hyperlink r:id="rId20">
         <w:r>
           <w:rPr>
             <w:rStyle w:val="Hyperlink"/>
@@ -567,16 +641,6 @@
         </w:r>
       </w:hyperlink>
     </w:p>
-    <w:bookmarkEnd w:id="20"/>
-    <w:bookmarkStart w:id="21" w:name="skills-used-in-projects"/>
-    <w:p>
-      <w:pPr>
-        <w:pStyle w:val="Heading2"/>
-      </w:pPr>
-      <w:r>
-        <w:t xml:space="preserve">Skills (used in projects)</w:t>
-      </w:r>
-    </w:p>
     <w:p>
       <w:pPr>
         <w:pStyle w:val="Compact"/>
@@ -586,7 +650,7 @@
         </w:numPr>
       </w:pPr>
       <w:r>
-        <w:t xml:space="preserve">Development: Python, FastAPI, TypeScript, React, Next.js, React Native</w:t>
+        <w:t xml:space="preserve">Languages: German (native) · English (B1, working towards B2) · Polish (spoken)</w:t>
       </w:r>
     </w:p>
     <w:p>
@@ -598,81 +662,11 @@
         </w:numPr>
       </w:pPr>
       <w:r>
-        <w:t xml:space="preserve">AI &amp; agents: Claude Code, LLM APIs (Claude, Gemini, Groq), MCP, agent orchestration, n8n</w:t>
-      </w:r>
-    </w:p>
-    <w:p>
-      <w:pPr>
-        <w:pStyle w:val="Compact"/>
-        <w:numPr>
-          <w:ilvl w:val="0"/>
-          <w:numId w:val="1009"/>
-        </w:numPr>
-      </w:pPr>
-      <w:r>
-        <w:t xml:space="preserve">Data &amp; jobs: PostgreSQL, SQLAlchemy/Alembic, Celery, Redis, Supabase</w:t>
-      </w:r>
-    </w:p>
-    <w:p>
-      <w:pPr>
-        <w:pStyle w:val="Compact"/>
-        <w:numPr>
-          <w:ilvl w:val="0"/>
-          <w:numId w:val="1009"/>
-        </w:numPr>
-      </w:pPr>
-      <w:r>
-        <w:t xml:space="preserve">Quality: pytest, Vitest, Playwright, GitHub Actions, Lighthouse CI</w:t>
-      </w:r>
-    </w:p>
-    <w:p>
-      <w:pPr>
-        <w:pStyle w:val="Compact"/>
-        <w:numPr>
-          <w:ilvl w:val="0"/>
-          <w:numId w:val="1009"/>
-        </w:numPr>
-      </w:pPr>
-      <w:r>
-        <w:t xml:space="preserve">Operations: Linux servers, Docker Compose, cron, flock, SMTP/IMAP, SPF/DKIM</w:t>
-      </w:r>
-    </w:p>
-    <w:p>
-      <w:pPr>
-        <w:pStyle w:val="Compact"/>
-        <w:numPr>
-          <w:ilvl w:val="0"/>
-          <w:numId w:val="1009"/>
-        </w:numPr>
-      </w:pPr>
-      <w:r>
-        <w:t xml:space="preserve">Web &amp; commerce: Shopify Liquid, Tailwind, GSAP, PWA, Canvas/WebGL</w:t>
+        <w:t xml:space="preserve">Remote work: Distributed teamwork via GitHub (branches, pull requests), Discord and online calls</w:t>
       </w:r>
     </w:p>
     <w:bookmarkEnd w:id="21"/>
-    <w:bookmarkStart w:id="22" w:name="languages"/>
-    <w:p>
-      <w:pPr>
-        <w:pStyle w:val="Heading2"/>
-      </w:pPr>
-      <w:r>
-        <w:t xml:space="preserve">Languages</w:t>
-      </w:r>
-    </w:p>
-    <w:p>
-      <w:pPr>
-        <w:pStyle w:val="Compact"/>
-        <w:numPr>
-          <w:ilvl w:val="0"/>
-          <w:numId w:val="1010"/>
-        </w:numPr>
-      </w:pPr>
-      <w:r>
-        <w:t xml:space="preserve">German: native · English: B1, working towards B2 · Polish: spoken</w:t>
-      </w:r>
-    </w:p>
     <w:bookmarkEnd w:id="22"/>
-    <w:bookmarkEnd w:id="23"/>
     <w:sectPr>
       <w:footnotePr>
         <w:numRestart w:val="eachSect"/>
@@ -914,9 +908,6 @@
     <w:abstractNumId w:val="991"/>
   </w:num>
   <w:num w:numId="1009">
-    <w:abstractNumId w:val="991"/>
-  </w:num>
-  <w:num w:numId="1010">
     <w:abstractNumId w:val="991"/>
   </w:num>
 </w:numbering>

--- a/ats-cv/Jason_Roschmann_CV_ATS_EN.docx
+++ b/ats-cv/Jason_Roschmann_CV_ATS_EN.docx
@@ -2,7 +2,7 @@
 <file path=word/document.xml><?xml version="1.0" encoding="utf-8"?>
 <w:document xmlns:w="http://schemas.openxmlformats.org/wordprocessingml/2006/main" xmlns:m="http://schemas.openxmlformats.org/officeDocument/2006/math" xmlns:r="http://schemas.openxmlformats.org/officeDocument/2006/relationships" xmlns:o="urn:schemas-microsoft-com:office:office" xmlns:v="urn:schemas-microsoft-com:vml" xmlns:w10="urn:schemas-microsoft-com:office:word" xmlns:a="http://schemas.openxmlformats.org/drawingml/2006/main" xmlns:pic="http://schemas.openxmlformats.org/drawingml/2006/picture" xmlns:wp="http://schemas.openxmlformats.org/drawingml/2006/wordprocessingDrawing">
   <w:body>
-    <w:bookmarkStart w:id="22" w:name="jason-roschmann"/>
+    <w:bookmarkStart w:id="25" w:name="jason-roschmann"/>
     <w:p>
       <w:pPr>
         <w:pStyle w:val="Heading1"/>
@@ -16,7 +16,7 @@
         <w:pStyle w:val="FirstParagraph"/>
       </w:pPr>
       <w:r>
-        <w:t xml:space="preserve">Junior Software Engineer · Python · TypeScript · AI automation</w:t>
+        <w:t xml:space="preserve">Junior Software Engineer · Python · FastAPI · TypeScript · Next.js · PostgreSQL · Docker Compose</w:t>
       </w:r>
     </w:p>
     <w:p>
@@ -65,7 +65,7 @@
       </w:r>
     </w:p>
     <w:bookmarkEnd w:id="9"/>
-    <w:bookmarkStart w:id="15" w:name="projects"/>
+    <w:bookmarkStart w:id="18" w:name="projects"/>
     <w:p>
       <w:pPr>
         <w:pStyle w:val="Heading2"/>
@@ -88,7 +88,7 @@
         <w:pStyle w:val="FirstParagraph"/>
       </w:pPr>
       <w:r>
-        <w:t xml:space="preserve">Purpose: Internal social media studio for topic research, AI-assisted content production, editorial review and handover to platforms; my contribution in the team: product interfaces, workflow integration, clip processing and publishing.</w:t>
+        <w:t xml:space="preserve">Purpose: Internal social media studio for topic research, AI-assisted content production, editorial review and handover to platforms; my contribution in the team (50 of my pull requests merged): product interfaces, workflow integration, clip processing and publishing.</w:t>
       </w:r>
     </w:p>
     <w:p>
@@ -149,18 +149,6 @@
       </w:pPr>
       <w:r>
         <w:t xml:space="preserve">Publishing: Integrated the TikTok draft path with its own status and user notice – uploaded drafts are clearly distinguished from published posts.</w:t>
-      </w:r>
-    </w:p>
-    <w:p>
-      <w:pPr>
-        <w:pStyle w:val="Compact"/>
-        <w:numPr>
-          <w:ilvl w:val="0"/>
-          <w:numId w:val="1001"/>
-        </w:numPr>
-      </w:pPr>
-      <w:r>
-        <w:t xml:space="preserve">Quality assurance: Reproduced failure cases first and validated fixes with targeted tests.</w:t>
       </w:r>
     </w:p>
     <w:p>
@@ -246,7 +234,7 @@
       </w:r>
     </w:p>
     <w:bookmarkEnd w:id="11"/>
-    <w:bookmarkStart w:id="12" w:name="X5d0b748d8ad8485479916fda699d40d3bbd88e5"/>
+    <w:bookmarkStart w:id="13" w:name="X5d0b748d8ad8485479916fda699d40d3bbd88e5"/>
     <w:p>
       <w:pPr>
         <w:pStyle w:val="Heading3"/>
@@ -276,7 +264,7 @@
         </w:numPr>
       </w:pPr>
       <w:r>
-        <w:t xml:space="preserve">Evidence: Mutation test – with the security rule weakened, the corrected test fails; passing tests: 177/198 → 199/199.</w:t>
+        <w:t xml:space="preserve">Evidence: Mutation test – with the security rule weakened, the corrected test fails; passing tests: 177 → 199.</w:t>
       </w:r>
     </w:p>
     <w:p>
@@ -291,8 +279,27 @@
         <w:t xml:space="preserve">Own contribution: Fixed silent data loss in the task store, with five new tests.</w:t>
       </w:r>
     </w:p>
-    <w:bookmarkEnd w:id="12"/>
-    <w:bookmarkStart w:id="13" w:name="X4aa24a74fffee8cce9a962c7eb549ced142aaf3"/>
+    <w:p>
+      <w:pPr>
+        <w:pStyle w:val="FirstParagraph"/>
+      </w:pPr>
+      <w:r>
+        <w:t xml:space="preserve">Evidence: case study on the web CV (German)</w:t>
+      </w:r>
+      <w:r>
+        <w:t xml:space="preserve"> </w:t>
+      </w:r>
+      <w:hyperlink r:id="rId12">
+        <w:r>
+          <w:rPr>
+            <w:rStyle w:val="Hyperlink"/>
+          </w:rPr>
+          <w:t xml:space="preserve">https://jasonroschmann.github.io/cv/#fs-01</w:t>
+        </w:r>
+      </w:hyperlink>
+    </w:p>
+    <w:bookmarkEnd w:id="13"/>
+    <w:bookmarkStart w:id="14" w:name="X4aa24a74fffee8cce9a962c7eb549ced142aaf3"/>
     <w:p>
       <w:pPr>
         <w:pStyle w:val="Heading3"/>
@@ -357,8 +364,8 @@
         <w:t xml:space="preserve">Tools: Shopify Liquid, Admin GraphQL API, Python, GitHub Actions, Klaviyo</w:t>
       </w:r>
     </w:p>
-    <w:bookmarkEnd w:id="13"/>
-    <w:bookmarkStart w:id="14" w:name="Xd8b9fd33b2b2cd85458e246aba39de1f8a0c7dc"/>
+    <w:bookmarkEnd w:id="14"/>
+    <w:bookmarkStart w:id="17" w:name="Xd8b9fd33b2b2cd85458e246aba39de1f8a0c7dc"/>
     <w:p>
       <w:pPr>
         <w:pStyle w:val="Heading3"/>
@@ -423,92 +430,128 @@
         <w:t xml:space="preserve">Operations: Rollouts with checksums, tests before and after the swap and automatic rollback on caught errors.</w:t>
       </w:r>
     </w:p>
-    <w:bookmarkEnd w:id="14"/>
-    <w:bookmarkEnd w:id="15"/>
-    <w:bookmarkStart w:id="18" w:name="experience"/>
-    <w:p>
-      <w:pPr>
-        <w:pStyle w:val="Heading2"/>
-      </w:pPr>
-      <w:r>
-        <w:t xml:space="preserve">Experience</w:t>
-      </w:r>
-    </w:p>
-    <w:bookmarkStart w:id="16" w:name="Xe9df34ccdc54d9ff237663bc67bcda9f1e87765"/>
-    <w:p>
-      <w:pPr>
-        <w:pStyle w:val="Heading3"/>
-      </w:pPr>
-      <w:r>
-        <w:t xml:space="preserve">AI Automation &amp; Web Development — own projects, team and client projects (2024 – present)</w:t>
-      </w:r>
-    </w:p>
-    <w:p>
-      <w:pPr>
-        <w:pStyle w:val="Compact"/>
-        <w:numPr>
-          <w:ilvl w:val="0"/>
-          <w:numId w:val="1006"/>
-        </w:numPr>
-      </w:pPr>
-      <w:r>
-        <w:t xml:space="preserve">Developed and tested Python backends and Next.js frontends and ran them on Linux servers (Docker Compose, cron, deployment with rollback); customised Shopify themes; teamwork via branches, pull requests and shared test suites.</w:t>
-      </w:r>
-    </w:p>
-    <w:p>
-      <w:pPr>
-        <w:pStyle w:val="Compact"/>
-        <w:numPr>
-          <w:ilvl w:val="0"/>
-          <w:numId w:val="1006"/>
-        </w:numPr>
-      </w:pPr>
-      <w:r>
-        <w:t xml:space="preserve">nk247store.de (client project in a team): interactive redesign with Next.js and GSAP; CI with TypeScript check, ESLint, Vitest, build and Playwright. My redesign is not yet published.</w:t>
-      </w:r>
-    </w:p>
-    <w:bookmarkEnd w:id="16"/>
-    <w:bookmarkStart w:id="17" w:name="X76f8e4e26449ffe30aec7748ad9ee2668240c95"/>
-    <w:p>
-      <w:pPr>
-        <w:pStyle w:val="Heading3"/>
-      </w:pPr>
-      <w:r>
-        <w:t xml:space="preserve">B2B Direct Sales — Field sales (door-to-door) across Germany, EWE TEL and Ranger Marketing (2019 – 2023)</w:t>
-      </w:r>
-    </w:p>
-    <w:p>
-      <w:pPr>
-        <w:pStyle w:val="Compact"/>
-        <w:numPr>
-          <w:ilvl w:val="0"/>
-          <w:numId w:val="1007"/>
-        </w:numPr>
-      </w:pPr>
-      <w:r>
-        <w:t xml:space="preserve">Cold outreach and needs assessment with owners and managing directors, negotiation and closing on site.</w:t>
-      </w:r>
-    </w:p>
-    <w:p>
-      <w:pPr>
-        <w:pStyle w:val="Compact"/>
-        <w:numPr>
-          <w:ilvl w:val="0"/>
-          <w:numId w:val="1007"/>
-        </w:numPr>
-      </w:pPr>
-      <w:r>
-        <w:t xml:space="preserve">Handling rejection every day – and an eye for the problems a business really has.</w:t>
-      </w:r>
+    <w:p>
+      <w:pPr>
+        <w:pStyle w:val="FirstParagraph"/>
+      </w:pPr>
+      <w:r>
+        <w:t xml:space="preserve">Evidence (German): case study reply matching</w:t>
+      </w:r>
+      <w:r>
+        <w:t xml:space="preserve"> </w:t>
+      </w:r>
+      <w:hyperlink r:id="rId15">
+        <w:r>
+          <w:rPr>
+            <w:rStyle w:val="Hyperlink"/>
+          </w:rPr>
+          <w:t xml:space="preserve">https://jasonroschmann.github.io/cv/#fs-02</w:t>
+        </w:r>
+      </w:hyperlink>
+      <w:r>
+        <w:t xml:space="preserve"> </w:t>
+      </w:r>
+      <w:r>
+        <w:t xml:space="preserve">· case study LLM rating</w:t>
+      </w:r>
+      <w:r>
+        <w:t xml:space="preserve"> </w:t>
+      </w:r>
+      <w:hyperlink r:id="rId16">
+        <w:r>
+          <w:rPr>
+            <w:rStyle w:val="Hyperlink"/>
+          </w:rPr>
+          <w:t xml:space="preserve">https://jasonroschmann.github.io/cv/#fs-03</w:t>
+        </w:r>
+      </w:hyperlink>
     </w:p>
     <w:bookmarkEnd w:id="17"/>
     <w:bookmarkEnd w:id="18"/>
-    <w:bookmarkStart w:id="19" w:name="skills-way-of-working"/>
+    <w:bookmarkStart w:id="21" w:name="experience"/>
     <w:p>
       <w:pPr>
         <w:pStyle w:val="Heading2"/>
       </w:pPr>
       <w:r>
+        <w:t xml:space="preserve">Experience</w:t>
+      </w:r>
+    </w:p>
+    <w:bookmarkStart w:id="19" w:name="Xe9df34ccdc54d9ff237663bc67bcda9f1e87765"/>
+    <w:p>
+      <w:pPr>
+        <w:pStyle w:val="Heading3"/>
+      </w:pPr>
+      <w:r>
+        <w:t xml:space="preserve">AI Automation &amp; Web Development — own projects, team and client projects (2024 – present)</w:t>
+      </w:r>
+    </w:p>
+    <w:p>
+      <w:pPr>
+        <w:pStyle w:val="Compact"/>
+        <w:numPr>
+          <w:ilvl w:val="0"/>
+          <w:numId w:val="1006"/>
+        </w:numPr>
+      </w:pPr>
+      <w:r>
+        <w:t xml:space="preserve">Developed and tested Python backends and Next.js frontends and ran them on Linux servers (Docker Compose, cron, deployment with rollback); customised Shopify themes; teamwork via branches, pull requests and shared test suites.</w:t>
+      </w:r>
+    </w:p>
+    <w:p>
+      <w:pPr>
+        <w:pStyle w:val="Compact"/>
+        <w:numPr>
+          <w:ilvl w:val="0"/>
+          <w:numId w:val="1006"/>
+        </w:numPr>
+      </w:pPr>
+      <w:r>
+        <w:t xml:space="preserve">nk247store.de (client project in a team): interactive redesign with Next.js and GSAP; CI with TypeScript check, ESLint, Vitest, build and Playwright. My redesign is not yet published.</w:t>
+      </w:r>
+    </w:p>
+    <w:bookmarkEnd w:id="19"/>
+    <w:bookmarkStart w:id="20" w:name="X76f8e4e26449ffe30aec7748ad9ee2668240c95"/>
+    <w:p>
+      <w:pPr>
+        <w:pStyle w:val="Heading3"/>
+      </w:pPr>
+      <w:r>
+        <w:t xml:space="preserve">B2B Direct Sales — Field sales (door-to-door) across Germany, EWE TEL and Ranger Marketing (2019 – 2023)</w:t>
+      </w:r>
+    </w:p>
+    <w:p>
+      <w:pPr>
+        <w:pStyle w:val="Compact"/>
+        <w:numPr>
+          <w:ilvl w:val="0"/>
+          <w:numId w:val="1007"/>
+        </w:numPr>
+      </w:pPr>
+      <w:r>
+        <w:t xml:space="preserve">Cold outreach and needs assessment with owners and managing directors, negotiation and closing on site.</w:t>
+      </w:r>
+    </w:p>
+    <w:p>
+      <w:pPr>
+        <w:pStyle w:val="Compact"/>
+        <w:numPr>
+          <w:ilvl w:val="0"/>
+          <w:numId w:val="1007"/>
+        </w:numPr>
+      </w:pPr>
+      <w:r>
+        <w:t xml:space="preserve">Handling rejection every day – and an eye for the problems a business really has.</w:t>
+      </w:r>
+    </w:p>
+    <w:bookmarkEnd w:id="20"/>
+    <w:bookmarkEnd w:id="21"/>
+    <w:bookmarkStart w:id="22" w:name="skills-way-of-working"/>
+    <w:p>
+      <w:pPr>
+        <w:pStyle w:val="Heading2"/>
+      </w:pPr>
+      <w:r>
         <w:t xml:space="preserve">Skills &amp; way of working</w:t>
       </w:r>
     </w:p>
@@ -521,7 +564,7 @@
         </w:numPr>
       </w:pPr>
       <w:r>
-        <w:t xml:space="preserve">Development: Python, FastAPI · TypeScript, React, Next.js, discord.js · React Native (project experience: Shinobi)</w:t>
+        <w:t xml:space="preserve">Development: Python, REST APIs with FastAPI · TypeScript, React, Next.js, discord.js · React Native (personal project)</w:t>
       </w:r>
     </w:p>
     <w:p>
@@ -545,7 +588,7 @@
         </w:numPr>
       </w:pPr>
       <w:r>
-        <w:t xml:space="preserve">Data &amp; jobs: PostgreSQL, SQLAlchemy/Alembic, Celery, Redis, Supabase</w:t>
+        <w:t xml:space="preserve">Data &amp; jobs: SQL/PostgreSQL, SQLAlchemy/Alembic, Celery, Redis, Supabase</w:t>
       </w:r>
     </w:p>
     <w:p>
@@ -557,7 +600,7 @@
         </w:numPr>
       </w:pPr>
       <w:r>
-        <w:t xml:space="preserve">Quality: pytest, Vitest, Playwright, GitHub Actions, Lighthouse CI</w:t>
+        <w:t xml:space="preserve">Quality: Git, CI/CD with GitHub Actions, pytest, Vitest, Playwright, Lighthouse CI</w:t>
       </w:r>
     </w:p>
     <w:p>
@@ -596,8 +639,8 @@
         <w:t xml:space="preserve">With AI agents: Reproduce bugs with failing tests · an agent implements the fix · a second model provides an additional review · rollout with checksums and automatic rollback on caught errors</w:t>
       </w:r>
     </w:p>
-    <w:bookmarkEnd w:id="19"/>
-    <w:bookmarkStart w:id="21" w:name="training-certificate-languages"/>
+    <w:bookmarkEnd w:id="22"/>
+    <w:bookmarkStart w:id="24" w:name="training-certificate-languages"/>
     <w:p>
       <w:pPr>
         <w:pStyle w:val="Heading2"/>
@@ -632,7 +675,7 @@
       <w:r>
         <w:t xml:space="preserve"> </w:t>
       </w:r>
-      <w:hyperlink r:id="rId20">
+      <w:hyperlink r:id="rId23">
         <w:r>
           <w:rPr>
             <w:rStyle w:val="Hyperlink"/>
@@ -665,8 +708,8 @@
         <w:t xml:space="preserve">Remote work: Distributed teamwork via GitHub (branches, pull requests), Discord and online calls</w:t>
       </w:r>
     </w:p>
-    <w:bookmarkEnd w:id="21"/>
-    <w:bookmarkEnd w:id="22"/>
+    <w:bookmarkEnd w:id="24"/>
+    <w:bookmarkEnd w:id="25"/>
     <w:sectPr>
       <w:footnotePr>
         <w:numRestart w:val="eachSect"/>

--- a/ats-cv/Jason_Roschmann_CV_ATS_EN.docx
+++ b/ats-cv/Jason_Roschmann_CV_ATS_EN.docx
@@ -2,7 +2,7 @@
 <file path=word/document.xml><?xml version="1.0" encoding="utf-8"?>
 <w:document xmlns:w="http://schemas.openxmlformats.org/wordprocessingml/2006/main" xmlns:m="http://schemas.openxmlformats.org/officeDocument/2006/math" xmlns:r="http://schemas.openxmlformats.org/officeDocument/2006/relationships" xmlns:o="urn:schemas-microsoft-com:office:office" xmlns:v="urn:schemas-microsoft-com:vml" xmlns:w10="urn:schemas-microsoft-com:office:word" xmlns:a="http://schemas.openxmlformats.org/drawingml/2006/main" xmlns:pic="http://schemas.openxmlformats.org/drawingml/2006/picture" xmlns:wp="http://schemas.openxmlformats.org/drawingml/2006/wordprocessingDrawing">
   <w:body>
-    <w:bookmarkStart w:id="25" w:name="jason-roschmann"/>
+    <w:bookmarkStart w:id="27" w:name="jason-roschmann"/>
     <w:p>
       <w:pPr>
         <w:pStyle w:val="Heading1"/>
@@ -507,7 +507,7 @@
         </w:numPr>
       </w:pPr>
       <w:r>
-        <w:t xml:space="preserve">nk247store.de (client project in a team): interactive redesign with Next.js and GSAP; CI with TypeScript check, ESLint, Vitest, build and Playwright. My redesign is not yet published.</w:t>
+        <w:t xml:space="preserve">Client websites built as part of a team: Next.js, GSAP, CI with TypeScript check, ESLint, Vitest and Playwright.</w:t>
       </w:r>
     </w:p>
     <w:bookmarkEnd w:id="19"/>
@@ -546,7 +546,7 @@
     </w:p>
     <w:bookmarkEnd w:id="20"/>
     <w:bookmarkEnd w:id="21"/>
-    <w:bookmarkStart w:id="22" w:name="skills-way-of-working"/>
+    <w:bookmarkStart w:id="24" w:name="skills-way-of-working"/>
     <w:p>
       <w:pPr>
         <w:pStyle w:val="Heading2"/>
@@ -639,8 +639,60 @@
         <w:t xml:space="preserve">With AI agents: Reproduce bugs with failing tests · an agent implements the fix · a second model provides an additional review · rollout with checksums and automatic rollback on caught errors</w:t>
       </w:r>
     </w:p>
-    <w:bookmarkEnd w:id="22"/>
-    <w:bookmarkStart w:id="24" w:name="training-certificate-languages"/>
+    <w:p>
+      <w:pPr>
+        <w:pStyle w:val="Compact"/>
+        <w:numPr>
+          <w:ilvl w:val="0"/>
+          <w:numId w:val="1008"/>
+        </w:numPr>
+      </w:pPr>
+      <w:r>
+        <w:t xml:space="preserve">GitHub: 57 of my pull requests merged (as of 29 Sep 2026): Flowki Studio 50, Web CV 4, client projects 3</w:t>
+      </w:r>
+    </w:p>
+    <w:p>
+      <w:pPr>
+        <w:pStyle w:val="Compact"/>
+        <w:numPr>
+          <w:ilvl w:val="0"/>
+          <w:numId w:val="1008"/>
+        </w:numPr>
+      </w:pPr>
+      <w:r>
+        <w:t xml:space="preserve">Public code samples: web CV</w:t>
+      </w:r>
+      <w:r>
+        <w:t xml:space="preserve"> </w:t>
+      </w:r>
+      <w:hyperlink r:id="rId22">
+        <w:r>
+          <w:rPr>
+            <w:rStyle w:val="Hyperlink"/>
+          </w:rPr>
+          <w:t xml:space="preserve">https://github.com/JasonRoschmann/cv</w:t>
+        </w:r>
+      </w:hyperlink>
+      <w:r>
+        <w:t xml:space="preserve"> </w:t>
+      </w:r>
+      <w:r>
+        <w:t xml:space="preserve">· MCP server for community articles</w:t>
+      </w:r>
+      <w:r>
+        <w:t xml:space="preserve"> </w:t>
+      </w:r>
+      <w:hyperlink r:id="rId23">
+        <w:r>
+          <w:rPr>
+            <w:rStyle w:val="Hyperlink"/>
+          </w:rPr>
+          <w:t xml:space="preserve">https://github.com/Jokersystems-online/flowki-knowledge-mcp</w:t>
+        </w:r>
+      </w:hyperlink>
+    </w:p>
+    <w:bookmarkEnd w:id="24"/>
+    <w:bookmarkStart w:id="26" w:name="training-certificate-languages"/>
     <w:p>
       <w:pPr>
         <w:pStyle w:val="Heading2"/>
@@ -675,7 +727,7 @@
       <w:r>
         <w:t xml:space="preserve"> </w:t>
       </w:r>
-      <w:hyperlink r:id="rId23">
+      <w:hyperlink r:id="rId25">
         <w:r>
           <w:rPr>
             <w:rStyle w:val="Hyperlink"/>
@@ -708,8 +760,8 @@
         <w:t xml:space="preserve">Remote work: Distributed teamwork via GitHub (branches, pull requests), Discord and online calls</w:t>
       </w:r>
     </w:p>
-    <w:bookmarkEnd w:id="24"/>
-    <w:bookmarkEnd w:id="25"/>
+    <w:bookmarkEnd w:id="26"/>
+    <w:bookmarkEnd w:id="27"/>
     <w:sectPr>
       <w:footnotePr>
         <w:numRestart w:val="eachSect"/>

--- a/ats-cv/Jason_Roschmann_CV_ATS_EN.docx
+++ b/ats-cv/Jason_Roschmann_CV_ATS_EN.docx
@@ -648,7 +648,7 @@
         </w:numPr>
       </w:pPr>
       <w:r>
-        <w:t xml:space="preserve">GitHub: 57 of my pull requests merged (as of 29 Sep 2026): Flowki Studio 50, Web CV 4, client projects 3</w:t>
+        <w:t xml:space="preserve">GitHub: 58 of my pull requests merged (as of 29 Sep 2026): Flowki Studio 50, Web CV 5, client projects 3</w:t>
       </w:r>
     </w:p>
     <w:p>

--- a/ats-cv/Jason_Roschmann_CV_ATS_EN.docx
+++ b/ats-cv/Jason_Roschmann_CV_ATS_EN.docx
@@ -61,7 +61,19 @@
         <w:pStyle w:val="BodyText"/>
       </w:pPr>
       <w:r>
-        <w:t xml:space="preserve">Key figures: 50 of my pull requests merged (Flowki Studio, team project) · 21 → 0 failing tests, two root causes fixed (hermes-studio) · about 66 Discord members, FlowKI Club (as of 29 Sep 2026) · 4 years of B2B sales with daily customer contact (2019–2023)</w:t>
+        <w:t xml:space="preserve">Key figures:</w:t>
+      </w:r>
+      <w:r>
+        <w:t xml:space="preserve"> </w:t>
+      </w:r>
+      <w:r>
+        <w:t xml:space="preserve">50</w:t>
+      </w:r>
+      <w:r>
+        <w:t xml:space="preserve"> </w:t>
+      </w:r>
+      <w:r>
+        <w:t xml:space="preserve">of my pull requests merged (Flowki Studio, team project) · 21 → 0 failing tests, two root causes fixed (hermes-studio) · about 66 Discord members, FlowKI Club (as of 29 Sep 2026) · 4 years of B2B sales with daily customer contact (2019–2023)</w:t>
       </w:r>
     </w:p>
     <w:bookmarkEnd w:id="9"/>
@@ -88,7 +100,16 @@
         <w:pStyle w:val="FirstParagraph"/>
       </w:pPr>
       <w:r>
-        <w:t xml:space="preserve">Purpose: Internal social media studio for topic research, AI-assisted content production, editorial review and handover to platforms; my contribution in the team (50 of my pull requests merged): product interfaces, workflow integration, clip processing and publishing.</w:t>
+        <w:t xml:space="preserve">Purpose: Internal social media studio for topic research, AI-assisted content production, editorial review and handover to platforms; my contribution in the team (</w:t>
+      </w:r>
+      <w:r>
+        <w:t xml:space="preserve">50</w:t>
+      </w:r>
+      <w:r>
+        <w:t xml:space="preserve"> </w:t>
+      </w:r>
+      <w:r>
+        <w:t xml:space="preserve">of my pull requests merged): product interfaces, workflow integration, clip processing and publishing.</w:t>
       </w:r>
     </w:p>
     <w:p>
@@ -648,7 +669,52 @@
         </w:numPr>
       </w:pPr>
       <w:r>
-        <w:t xml:space="preserve">GitHub: 58 of my pull requests merged (as of 29 Sep 2026): Flowki Studio 50, Web CV 5, client projects 3</w:t>
+        <w:t xml:space="preserve">GitHub:</w:t>
+      </w:r>
+      <w:r>
+        <w:t xml:space="preserve"> </w:t>
+      </w:r>
+      <w:r>
+        <w:t xml:space="preserve">59</w:t>
+      </w:r>
+      <w:r>
+        <w:t xml:space="preserve"> </w:t>
+      </w:r>
+      <w:r>
+        <w:t xml:space="preserve">of my pull requests merged (as of</w:t>
+      </w:r>
+      <w:r>
+        <w:t xml:space="preserve"> </w:t>
+      </w:r>
+      <w:r>
+        <w:t xml:space="preserve">29 Sep 2026</w:t>
+      </w:r>
+      <w:r>
+        <w:t xml:space="preserve">): Flowki Studio</w:t>
+      </w:r>
+      <w:r>
+        <w:t xml:space="preserve"> </w:t>
+      </w:r>
+      <w:r>
+        <w:t xml:space="preserve">50</w:t>
+      </w:r>
+      <w:r>
+        <w:t xml:space="preserve">, own repos</w:t>
+      </w:r>
+      <w:r>
+        <w:t xml:space="preserve"> </w:t>
+      </w:r>
+      <w:r>
+        <w:t xml:space="preserve">6</w:t>
+      </w:r>
+      <w:r>
+        <w:t xml:space="preserve">, client projects</w:t>
+      </w:r>
+      <w:r>
+        <w:t xml:space="preserve"> </w:t>
+      </w:r>
+      <w:r>
+        <w:t xml:space="preserve">3</w:t>
       </w:r>
     </w:p>
     <w:p>

--- a/ats-cv/Jason_Roschmann_CV_ATS_EN.docx
+++ b/ats-cv/Jason_Roschmann_CV_ATS_EN.docx
@@ -675,7 +675,7 @@
         <w:t xml:space="preserve"> </w:t>
       </w:r>
       <w:r>
-        <w:t xml:space="preserve">59</w:t>
+        <w:t xml:space="preserve">61</w:t>
       </w:r>
       <w:r>
         <w:t xml:space="preserve"> </w:t>
@@ -705,7 +705,7 @@
         <w:t xml:space="preserve"> </w:t>
       </w:r>
       <w:r>
-        <w:t xml:space="preserve">6</w:t>
+        <w:t xml:space="preserve">8</w:t>
       </w:r>
       <w:r>
         <w:t xml:space="preserve">, client projects</w:t>

--- a/ats-cv/Jason_Roschmann_CV_ATS_EN.docx
+++ b/ats-cv/Jason_Roschmann_CV_ATS_EN.docx
@@ -2,7 +2,7 @@
 <file path=word/document.xml><?xml version="1.0" encoding="utf-8"?>
 <w:document xmlns:w="http://schemas.openxmlformats.org/wordprocessingml/2006/main" xmlns:m="http://schemas.openxmlformats.org/officeDocument/2006/math" xmlns:r="http://schemas.openxmlformats.org/officeDocument/2006/relationships" xmlns:o="urn:schemas-microsoft-com:office:office" xmlns:v="urn:schemas-microsoft-com:vml" xmlns:w10="urn:schemas-microsoft-com:office:word" xmlns:a="http://schemas.openxmlformats.org/drawingml/2006/main" xmlns:pic="http://schemas.openxmlformats.org/drawingml/2006/picture" xmlns:wp="http://schemas.openxmlformats.org/drawingml/2006/wordprocessingDrawing">
   <w:body>
-    <w:bookmarkStart w:id="27" w:name="jason-roschmann"/>
+    <w:bookmarkStart w:id="26" w:name="jason-roschmann"/>
     <w:p>
       <w:pPr>
         <w:pStyle w:val="Heading1"/>
@@ -53,7 +53,7 @@
         <w:pStyle w:val="FirstParagraph"/>
       </w:pPr>
       <w:r>
-        <w:t xml:space="preserve">I build web interfaces and Python workflows for practical tasks in content production, e-commerce and community management. I focus on connecting frontend and backend, making workflow states traceable and testing failure cases. I use AI agents while taking responsibility for requirements and acceptance testing. Four years in sales taught me to understand customer needs through direct conversation.</w:t>
+        <w:t xml:space="preserve">Career changer from B2B sales, working in web development and AI automation since 2024. As part of a team, I develop Flowki Studio, a social media studio covering everything from research to publishing, and I co-founded FlowKI Club, an AI community with its own Discord bot and newsletter. For a Hamburg-based Shopify store, I built a translation pipeline and automated SEO checks. AI agents are my tools – I own requirements, tests and sign-off.</w:t>
       </w:r>
     </w:p>
     <w:p>
@@ -73,26 +73,141 @@
         <w:t xml:space="preserve"> </w:t>
       </w:r>
       <w:r>
-        <w:t xml:space="preserve">of my pull requests merged (Flowki Studio, team project) · 21 → 0 failing tests, two root causes fixed (hermes-studio) · about 66 Discord members, FlowKI Club (as of 29 Sep 2026) · 4 years of B2B sales with daily customer contact (2019–2023)</w:t>
+        <w:t xml:space="preserve">of my pull requests merged (Flowki Studio) · 3 store languages maintained (DE, EN, FR; EN/FR content added via my translation pipeline) · about 66 Discord members, FlowKI Club (as of 29 Sep 2026) · 4 years of B2B sales (2019–2023)</w:t>
       </w:r>
     </w:p>
     <w:bookmarkEnd w:id="9"/>
-    <w:bookmarkStart w:id="18" w:name="projects"/>
+    <w:bookmarkStart w:id="10" w:name="core-skills"/>
     <w:p>
       <w:pPr>
         <w:pStyle w:val="Heading2"/>
       </w:pPr>
       <w:r>
-        <w:t xml:space="preserve">Projects</w:t>
-      </w:r>
-    </w:p>
-    <w:bookmarkStart w:id="10" w:name="X473bfa07b9a1c2ba63cbeaad9fc1fdc9fb098d3"/>
+        <w:t xml:space="preserve">Core skills</w:t>
+      </w:r>
+    </w:p>
+    <w:p>
+      <w:pPr>
+        <w:pStyle w:val="Compact"/>
+        <w:numPr>
+          <w:ilvl w:val="0"/>
+          <w:numId w:val="1001"/>
+        </w:numPr>
+      </w:pPr>
+      <w:r>
+        <w:t xml:space="preserve">Backend &amp; APIs: Python, FastAPI, SQLAlchemy/Alembic, PostgreSQL, Celery, Redis – APIs and background jobs in a product team</w:t>
+      </w:r>
+    </w:p>
+    <w:p>
+      <w:pPr>
+        <w:pStyle w:val="Compact"/>
+        <w:numPr>
+          <w:ilvl w:val="0"/>
+          <w:numId w:val="1001"/>
+        </w:numPr>
+      </w:pPr>
+      <w:r>
+        <w:t xml:space="preserve">Frontend: TypeScript, React, Next.js, Tailwind, GSAP – production, approval and publishing views, community website; client websites in a team (CI with TypeScript checks, ESLint, Vitest, Playwright)</w:t>
+      </w:r>
+    </w:p>
+    <w:p>
+      <w:pPr>
+        <w:pStyle w:val="Compact"/>
+        <w:numPr>
+          <w:ilvl w:val="0"/>
+          <w:numId w:val="1001"/>
+        </w:numPr>
+      </w:pPr>
+      <w:r>
+        <w:t xml:space="preserve">Testing &amp; CI: Git, pytest, Vitest, Playwright, ESLint, GitHub Actions – bugs reproduced as a failing test first; CI also builds and checks this CV</w:t>
+      </w:r>
+    </w:p>
+    <w:p>
+      <w:pPr>
+        <w:pStyle w:val="Compact"/>
+        <w:numPr>
+          <w:ilvl w:val="0"/>
+          <w:numId w:val="1001"/>
+        </w:numPr>
+      </w:pPr>
+      <w:r>
+        <w:t xml:space="preserve">AI integration: LLM APIs (Claude, Gemini, Groq), MCP, Claude Code – FAQ bot with relevance check, MCP server, model ratings checked against blind reference judgements</w:t>
+      </w:r>
+    </w:p>
+    <w:p>
+      <w:pPr>
+        <w:pStyle w:val="Compact"/>
+        <w:numPr>
+          <w:ilvl w:val="0"/>
+          <w:numId w:val="1001"/>
+        </w:numPr>
+      </w:pPr>
+      <w:r>
+        <w:t xml:space="preserve">Operations: Linux servers, Docker Compose, cron – rollouts with checksums, tests before and after the swap and automatic rollback on caught errors</w:t>
+      </w:r>
+    </w:p>
+    <w:p>
+      <w:pPr>
+        <w:pStyle w:val="Compact"/>
+        <w:numPr>
+          <w:ilvl w:val="0"/>
+          <w:numId w:val="1001"/>
+        </w:numPr>
+      </w:pPr>
+      <w:r>
+        <w:t xml:space="preserve">Shopify: Liquid, Admin GraphQL API, Search Console – translation pipeline, theme rework, SEO checks</w:t>
+      </w:r>
+    </w:p>
+    <w:p>
+      <w:pPr>
+        <w:pStyle w:val="Compact"/>
+        <w:numPr>
+          <w:ilvl w:val="0"/>
+          <w:numId w:val="1001"/>
+        </w:numPr>
+      </w:pPr>
+      <w:r>
+        <w:t xml:space="preserve">With AI agents: Claude Code implements, I review and accept; hooks I set up block private keys in code as well as deleted or disabled tests, and a second model reviews</w:t>
+      </w:r>
+    </w:p>
+    <w:p>
+      <w:pPr>
+        <w:pStyle w:val="Compact"/>
+        <w:numPr>
+          <w:ilvl w:val="0"/>
+          <w:numId w:val="1001"/>
+        </w:numPr>
+      </w:pPr>
+      <w:r>
+        <w:t xml:space="preserve">Further tools: discord.js, React Native (personal project), Supabase, n8n, agent orchestration, Lighthouse CI, flock, SMTP/IMAP, SPF/DKIM, GSAP, PWA, Canvas/WebGL</w:t>
+      </w:r>
+    </w:p>
+    <w:bookmarkEnd w:id="10"/>
+    <w:bookmarkStart w:id="21" w:name="experience"/>
+    <w:p>
+      <w:pPr>
+        <w:pStyle w:val="Heading2"/>
+      </w:pPr>
+      <w:r>
+        <w:t xml:space="preserve">Experience</w:t>
+      </w:r>
+    </w:p>
+    <w:bookmarkStart w:id="19" w:name="Xa8dad3da703c4e3c3c59d03a9cae1407dbf1cc1"/>
     <w:p>
       <w:pPr>
         <w:pStyle w:val="Heading3"/>
       </w:pPr>
       <w:r>
-        <w:t xml:space="preserve">Flowki Studio — internal social media studio, team project (Aug 2026 – present)</w:t>
+        <w:t xml:space="preserve">Web development &amp; AI automation — team, client and personal projects (2024 – present)</w:t>
+      </w:r>
+    </w:p>
+    <w:bookmarkStart w:id="11" w:name="X35b036f74e0b0264df870d8affe879111cf3395"/>
+    <w:p>
+      <w:pPr>
+        <w:pStyle w:val="Heading4"/>
+      </w:pPr>
+      <w:r>
+        <w:t xml:space="preserve">Flowki Studio — internal social media studio, developer in a team (Aug 2026 – present)</w:t>
       </w:r>
     </w:p>
     <w:p>
@@ -100,76 +215,339 @@
         <w:pStyle w:val="FirstParagraph"/>
       </w:pPr>
       <w:r>
-        <w:t xml:space="preserve">Purpose: Internal social media studio for topic research, AI-assisted content production, editorial review and handover to platforms; my contribution in the team (</w:t>
-      </w:r>
-      <w:r>
-        <w:t xml:space="preserve">50</w:t>
+        <w:t xml:space="preserve">Purpose: Topic research, AI-assisted content production, editorial review and publishing to social media platforms; my part: product interfaces, campaign and approval workflows, error handling, video and publishing.</w:t>
+      </w:r>
+    </w:p>
+    <w:p>
+      <w:pPr>
+        <w:pStyle w:val="Compact"/>
+        <w:numPr>
+          <w:ilvl w:val="0"/>
+          <w:numId w:val="1002"/>
+        </w:numPr>
+      </w:pPr>
+      <w:r>
+        <w:t xml:space="preserve">Rights before sending: Usage rights and consents were only checked at planning time, up to 14 days before the post; the studio now re-checks them right before sending and otherwise holds the post (five tests).</w:t>
+      </w:r>
+    </w:p>
+    <w:p>
+      <w:pPr>
+        <w:pStyle w:val="Compact"/>
+        <w:numPr>
+          <w:ilvl w:val="0"/>
+          <w:numId w:val="1002"/>
+        </w:numPr>
+      </w:pPr>
+      <w:r>
+        <w:t xml:space="preserve">Working views: Production, approval and publishing views show processing state, phase duration and required actions; checklists and open blind reviews per campaign in the daily overview.</w:t>
+      </w:r>
+    </w:p>
+    <w:p>
+      <w:pPr>
+        <w:pStyle w:val="Compact"/>
+        <w:numPr>
+          <w:ilvl w:val="0"/>
+          <w:numId w:val="1002"/>
+        </w:numPr>
+      </w:pPr>
+      <w:r>
+        <w:t xml:space="preserve">Team approvals: Rejection reasons flow from the interface into the approval log – posts go back for revision with a traceable reason.</w:t>
+      </w:r>
+    </w:p>
+    <w:p>
+      <w:pPr>
+        <w:pStyle w:val="Compact"/>
+        <w:numPr>
+          <w:ilvl w:val="0"/>
+          <w:numId w:val="1002"/>
+        </w:numPr>
+      </w:pPr>
+      <w:r>
+        <w:t xml:space="preserve">Error handling: When only a later status step failed after a successful production, it looked like a failure and invited a second, cost-incurring run – success and follow-up errors are now handled separately.</w:t>
+      </w:r>
+    </w:p>
+    <w:p>
+      <w:pPr>
+        <w:pStyle w:val="Compact"/>
+        <w:numPr>
+          <w:ilvl w:val="0"/>
+          <w:numId w:val="1002"/>
+        </w:numPr>
+      </w:pPr>
+      <w:r>
+        <w:t xml:space="preserve">Video &amp; publishing: Long videos become editable vertical clips with speaker-following framing; TikTok drafts have their own status and are clearly separated from published posts.</w:t>
+      </w:r>
+    </w:p>
+    <w:p>
+      <w:pPr>
+        <w:pStyle w:val="FirstParagraph"/>
+      </w:pPr>
+      <w:r>
+        <w:t xml:space="preserve">Tools: Python, FastAPI, Celery, SQLAlchemy/Alembic, PostgreSQL, Redis, Next.js, TypeScript</w:t>
+      </w:r>
+    </w:p>
+    <w:bookmarkEnd w:id="11"/>
+    <w:bookmarkStart w:id="12" w:name="X09cded5dbd715053c17bbdd60eb232a33e1c6f1"/>
+    <w:p>
+      <w:pPr>
+        <w:pStyle w:val="Heading4"/>
+      </w:pPr>
+      <w:r>
+        <w:t xml:space="preserve">FlowKI Club — Co-founder, community, Discord bot, website, newsletter (Apr 2026 – present)</w:t>
+      </w:r>
+    </w:p>
+    <w:p>
+      <w:pPr>
+        <w:pStyle w:val="FirstParagraph"/>
+      </w:pPr>
+      <w:r>
+        <w:t xml:space="preserve">Purpose: German-speaking AI community – about 66 members (Discord, as of 29 Sep 2026) – with articles, online calls and joint project work; I combine community work with technical product development.</w:t>
+      </w:r>
+    </w:p>
+    <w:p>
+      <w:pPr>
+        <w:pStyle w:val="Compact"/>
+        <w:numPr>
+          <w:ilvl w:val="0"/>
+          <w:numId w:val="1003"/>
+        </w:numPr>
+      </w:pPr>
+      <w:r>
+        <w:t xml:space="preserve">Community: Helped new members get started, organised and moderated online calls, supported members with their own AI projects.</w:t>
+      </w:r>
+    </w:p>
+    <w:p>
+      <w:pPr>
+        <w:pStyle w:val="Compact"/>
+        <w:numPr>
+          <w:ilvl w:val="0"/>
+          <w:numId w:val="1003"/>
+        </w:numPr>
+      </w:pPr>
+      <w:r>
+        <w:t xml:space="preserve">Discord bot: Added /ask and self-service topic roles; connected club articles as the FAQ bot’s knowledge base, with a relevance check that catches unsuitable matches – covered by targeted tests.</w:t>
+      </w:r>
+    </w:p>
+    <w:p>
+      <w:pPr>
+        <w:pStyle w:val="Compact"/>
+        <w:numPr>
+          <w:ilvl w:val="0"/>
+          <w:numId w:val="1003"/>
+        </w:numPr>
+      </w:pPr>
+      <w:r>
+        <w:t xml:space="preserve">Website &amp; newsletter: Newsletter with double opt-in and referral links; sign-ups and clicks on Discord invites made measurable (Plausible); author, FAQ and HowTo markup for search engines.</w:t>
+      </w:r>
+    </w:p>
+    <w:p>
+      <w:pPr>
+        <w:pStyle w:val="Compact"/>
+        <w:numPr>
+          <w:ilvl w:val="0"/>
+          <w:numId w:val="1003"/>
+        </w:numPr>
+      </w:pPr>
+      <w:r>
+        <w:t xml:space="preserve">MCP server: Made club articles searchable and readable for AI assistants such as Claude Code; public on GitHub.</w:t>
+      </w:r>
+    </w:p>
+    <w:p>
+      <w:pPr>
+        <w:pStyle w:val="FirstParagraph"/>
+      </w:pPr>
+      <w:r>
+        <w:t xml:space="preserve">Tools: TypeScript, discord.js, Claude API, MCP, PostgreSQL, Vitest, Next.js</w:t>
+      </w:r>
+    </w:p>
+    <w:bookmarkEnd w:id="12"/>
+    <w:bookmarkStart w:id="13" w:name="X9bcde9288a3b8eecb7d2c3a4890b79ab362526d"/>
+    <w:p>
+      <w:pPr>
+        <w:pStyle w:val="Heading4"/>
+      </w:pPr>
+      <w:r>
+        <w:t xml:space="preserve">duftkumpels.shop — client project, Shopify DE/EN/FR, automation &amp; SEO (Jun 2026 – present)</w:t>
+      </w:r>
+    </w:p>
+    <w:p>
+      <w:pPr>
+        <w:pStyle w:val="Compact"/>
+        <w:numPr>
+          <w:ilvl w:val="0"/>
+          <w:numId w:val="1004"/>
+        </w:numPr>
+      </w:pPr>
+      <w:r>
+        <w:t xml:space="preserve">Translation: Pipeline for three languages – extract HTML texts, check their structure, import back into Shopify via CSV or GraphQL; availability checks via the Admin API with backups and read-back verification.</w:t>
+      </w:r>
+    </w:p>
+    <w:p>
+      <w:pPr>
+        <w:pStyle w:val="Compact"/>
+        <w:numPr>
+          <w:ilvl w:val="0"/>
+          <w:numId w:val="1004"/>
+        </w:numPr>
+      </w:pPr>
+      <w:r>
+        <w:t xml:space="preserve">SEO engineering: Automated a Search Console analysis, checked 700 URLs for indexing, added JSON-LD and checked it automatically.</w:t>
+      </w:r>
+    </w:p>
+    <w:p>
+      <w:pPr>
+        <w:pStyle w:val="Compact"/>
+        <w:numPr>
+          <w:ilvl w:val="0"/>
+          <w:numId w:val="1004"/>
+        </w:numPr>
+      </w:pPr>
+      <w:r>
+        <w:t xml:space="preserve">Root-cause analysis: Why English and French product pages redirect visitors to the German page (153 search clicks on English product pages in 90 days alone): narrowed down to a Shopify-side redirect that fires before the theme, reproduced and documented for Shopify support.</w:t>
+      </w:r>
+    </w:p>
+    <w:p>
+      <w:pPr>
+        <w:pStyle w:val="Compact"/>
+        <w:numPr>
+          <w:ilvl w:val="0"/>
+          <w:numId w:val="1004"/>
+        </w:numPr>
+      </w:pPr>
+      <w:r>
+        <w:t xml:space="preserve">Theme &amp; email: Reworked a purchased theme in Liquid, CSS and JavaScript; weekly Lighthouse checks via GitHub Actions; fixed a Klaviyo abandonment email to link to a recoverable checkout.</w:t>
+      </w:r>
+    </w:p>
+    <w:p>
+      <w:pPr>
+        <w:pStyle w:val="FirstParagraph"/>
+      </w:pPr>
+      <w:r>
+        <w:t xml:space="preserve">Tools: Shopify Liquid, Admin GraphQL API, Python, GitHub Actions, Klaviyo</w:t>
+      </w:r>
+    </w:p>
+    <w:bookmarkEnd w:id="13"/>
+    <w:bookmarkStart w:id="16" w:name="Xd8b9fd33b2b2cd85458e246aba39de1f8a0c7dc"/>
+    <w:p>
+      <w:pPr>
+        <w:pStyle w:val="Heading4"/>
+      </w:pPr>
+      <w:r>
+        <w:t xml:space="preserve">AI-assisted job application management — personal project, Python (Jul 2026 – present)</w:t>
+      </w:r>
+    </w:p>
+    <w:p>
+      <w:pPr>
+        <w:pStyle w:val="FirstParagraph"/>
+      </w:pPr>
+      <w:r>
+        <w:t xml:space="preserve">Purpose: Python pipeline that finds jobs via job board APIs (including the German Federal Employment Agency, Greenhouse, Lever), rates them, checks documents, sends applications and matches replies.</w:t>
+      </w:r>
+    </w:p>
+    <w:p>
+      <w:pPr>
+        <w:pStyle w:val="Compact"/>
+        <w:numPr>
+          <w:ilvl w:val="0"/>
+          <w:numId w:val="1005"/>
+        </w:numPr>
+      </w:pPr>
+      <w:r>
+        <w:t xml:space="preserve">No duplicate applications: Cross-channel ledger with reservations – at most one application per company within 14 days, whether by email or portal.</w:t>
+      </w:r>
+    </w:p>
+    <w:p>
+      <w:pPr>
+        <w:pStyle w:val="Compact"/>
+        <w:numPr>
+          <w:ilvl w:val="0"/>
+          <w:numId w:val="1005"/>
+        </w:numPr>
+      </w:pPr>
+      <w:r>
+        <w:t xml:space="preserve">Measure, don’t assume: Checked LLM ratings against blind reference judgements; did not roll out a revised analysis without a proven improvement.</w:t>
+      </w:r>
+    </w:p>
+    <w:p>
+      <w:pPr>
+        <w:pStyle w:val="Compact"/>
+        <w:numPr>
+          <w:ilvl w:val="0"/>
+          <w:numId w:val="1005"/>
+        </w:numPr>
+      </w:pPr>
+      <w:r>
+        <w:t xml:space="preserve">Operations: Unusable model output stops the run and another model takes over on failure; rollouts with checksums and automatic rollback on caught errors.</w:t>
+      </w:r>
+    </w:p>
+    <w:p>
+      <w:pPr>
+        <w:pStyle w:val="FirstParagraph"/>
+      </w:pPr>
+      <w:r>
+        <w:t xml:space="preserve">Evidence (German): case study reply matching</w:t>
       </w:r>
       <w:r>
         <w:t xml:space="preserve"> </w:t>
       </w:r>
-      <w:r>
-        <w:t xml:space="preserve">of my pull requests merged): product interfaces, workflow integration, clip processing and publishing.</w:t>
-      </w:r>
-    </w:p>
-    <w:p>
-      <w:pPr>
-        <w:pStyle w:val="Compact"/>
-        <w:numPr>
-          <w:ilvl w:val="0"/>
-          <w:numId w:val="1001"/>
-        </w:numPr>
-      </w:pPr>
-      <w:r>
-        <w:t xml:space="preserve">Product interface: Further developed the production, approval and publishing views – made processing states, phase durations and required user actions visible.</w:t>
-      </w:r>
-    </w:p>
-    <w:p>
-      <w:pPr>
-        <w:pStyle w:val="Compact"/>
-        <w:numPr>
-          <w:ilvl w:val="0"/>
-          <w:numId w:val="1001"/>
-        </w:numPr>
-      </w:pPr>
-      <w:r>
-        <w:t xml:space="preserve">Editorial collaboration: Connected rejection reasons across the interface, API client and approval log – returns for revision now carry a traceable reason.</w:t>
-      </w:r>
-    </w:p>
-    <w:p>
-      <w:pPr>
-        <w:pStyle w:val="Compact"/>
-        <w:numPr>
-          <w:ilvl w:val="0"/>
-          <w:numId w:val="1001"/>
-        </w:numPr>
-      </w:pPr>
-      <w:r>
-        <w:t xml:space="preserve">Error handling: Separated successful production or licensing from subsequent status and assignment errors – removed misleading error messages and incentives for repeated, cost-incurring calls.</w:t>
-      </w:r>
-    </w:p>
-    <w:p>
-      <w:pPr>
-        <w:pStyle w:val="Compact"/>
-        <w:numPr>
-          <w:ilvl w:val="0"/>
-          <w:numId w:val="1001"/>
-        </w:numPr>
-      </w:pPr>
-      <w:r>
-        <w:t xml:space="preserve">Video processing: Implemented speaker-focused reframing, alternative edits and reproducible re-rendering after corrections – long videos become editable vertical clips.</w:t>
-      </w:r>
-    </w:p>
-    <w:p>
-      <w:pPr>
-        <w:pStyle w:val="Compact"/>
-        <w:numPr>
-          <w:ilvl w:val="0"/>
-          <w:numId w:val="1001"/>
-        </w:numPr>
-      </w:pPr>
-      <w:r>
-        <w:t xml:space="preserve">Publishing: Integrated the TikTok draft path with its own status and user notice – uploaded drafts are clearly distinguished from published posts.</w:t>
+      <w:hyperlink r:id="rId14">
+        <w:r>
+          <w:rPr>
+            <w:rStyle w:val="Hyperlink"/>
+          </w:rPr>
+          <w:t xml:space="preserve">https://jasonroschmann.github.io/cv/#fs-02</w:t>
+        </w:r>
+      </w:hyperlink>
+      <w:r>
+        <w:t xml:space="preserve"> </w:t>
+      </w:r>
+      <w:r>
+        <w:t xml:space="preserve">· case study LLM rating</w:t>
+      </w:r>
+      <w:r>
+        <w:t xml:space="preserve"> </w:t>
+      </w:r>
+      <w:hyperlink r:id="rId15">
+        <w:r>
+          <w:rPr>
+            <w:rStyle w:val="Hyperlink"/>
+          </w:rPr>
+          <w:t xml:space="preserve">https://jasonroschmann.github.io/cv/#fs-03</w:t>
+        </w:r>
+      </w:hyperlink>
+    </w:p>
+    <w:bookmarkEnd w:id="16"/>
+    <w:bookmarkStart w:id="18" w:name="X5d0b748d8ad8485479916fda699d40d3bbd88e5"/>
+    <w:p>
+      <w:pPr>
+        <w:pStyle w:val="Heading4"/>
+      </w:pPr>
+      <w:r>
+        <w:t xml:space="preserve">hermes-studio — contribution to a third-party project, debugging (Sep 2026)</w:t>
+      </w:r>
+    </w:p>
+    <w:p>
+      <w:pPr>
+        <w:pStyle w:val="Compact"/>
+        <w:numPr>
+          <w:ilvl w:val="0"/>
+          <w:numId w:val="1006"/>
+        </w:numPr>
+      </w:pPr>
+      <w:r>
+        <w:t xml:space="preserve">Cause, not symptom: 21 failing tests, two root causes – 20× an SQLite handle that was never closed, 1× an outdated test against a security rule; rule kept, test corrected and verified with a mutation test. Passing tests: 177 → 199.</w:t>
+      </w:r>
+    </w:p>
+    <w:p>
+      <w:pPr>
+        <w:pStyle w:val="Compact"/>
+        <w:numPr>
+          <w:ilvl w:val="0"/>
+          <w:numId w:val="1006"/>
+        </w:numPr>
+      </w:pPr>
+      <w:r>
+        <w:t xml:space="preserve">Own contribution: Fixed silent data loss in the task store, with five new tests.</w:t>
       </w:r>
     </w:p>
     <w:p>
@@ -177,140 +555,12 @@
         <w:pStyle w:val="FirstParagraph"/>
       </w:pPr>
       <w:r>
-        <w:t xml:space="preserve">Tools: Python, FastAPI, Celery, SQLAlchemy/Alembic, PostgreSQL, Redis, Next.js, TypeScript</w:t>
-      </w:r>
-    </w:p>
-    <w:bookmarkEnd w:id="10"/>
-    <w:bookmarkStart w:id="11" w:name="X587fe435084c54bbfaa57afd28932d2f680f277"/>
-    <w:p>
-      <w:pPr>
-        <w:pStyle w:val="Heading3"/>
-      </w:pPr>
-      <w:r>
-        <w:t xml:space="preserve">FlowKI Club — Co-founder, website, Discord bot, newsletter (Apr 2026 – present)</w:t>
-      </w:r>
-    </w:p>
-    <w:p>
-      <w:pPr>
-        <w:pStyle w:val="FirstParagraph"/>
-      </w:pPr>
-      <w:r>
-        <w:t xml:space="preserve">Purpose: German-speaking AI community – about 66 members (Discord, as of 29 Sep 2026) – with articles, online calls and joint project work; I combine community work with technical product development.</w:t>
-      </w:r>
-    </w:p>
-    <w:p>
-      <w:pPr>
-        <w:pStyle w:val="Compact"/>
-        <w:numPr>
-          <w:ilvl w:val="0"/>
-          <w:numId w:val="1002"/>
-        </w:numPr>
-      </w:pPr>
-      <w:r>
-        <w:t xml:space="preserve">Community tools: Extended the Discord bot with /ask and self-service topic roles; updated discord.js and test tooling.</w:t>
-      </w:r>
-    </w:p>
-    <w:p>
-      <w:pPr>
-        <w:pStyle w:val="Compact"/>
-        <w:numPr>
-          <w:ilvl w:val="0"/>
-          <w:numId w:val="1002"/>
-        </w:numPr>
-      </w:pPr>
-      <w:r>
-        <w:t xml:space="preserve">AI answer quality: Connected article content as the knowledge base of the FAQ bot and added a relevance check – tested how the bot handles irrelevant matches.</w:t>
-      </w:r>
-    </w:p>
-    <w:p>
-      <w:pPr>
-        <w:pStyle w:val="Compact"/>
-        <w:numPr>
-          <w:ilvl w:val="0"/>
-          <w:numId w:val="1002"/>
-        </w:numPr>
-      </w:pPr>
-      <w:r>
-        <w:t xml:space="preserve">Website &amp; newsletter: Newsletter with double opt-in and referral links, Plausible events for sign-ups and clicks on Discord invite links; author, FAQ and HowTo markup in the article output.</w:t>
-      </w:r>
-    </w:p>
-    <w:p>
-      <w:pPr>
-        <w:pStyle w:val="Compact"/>
-        <w:numPr>
-          <w:ilvl w:val="0"/>
-          <w:numId w:val="1002"/>
-        </w:numPr>
-      </w:pPr>
-      <w:r>
-        <w:t xml:space="preserve">Community: Helped new members get started, organised and moderated online calls, supported members with their projects.</w:t>
-      </w:r>
-    </w:p>
-    <w:p>
-      <w:pPr>
-        <w:pStyle w:val="FirstParagraph"/>
-      </w:pPr>
-      <w:r>
-        <w:t xml:space="preserve">Tools: TypeScript, discord.js, Claude API, PostgreSQL, Vitest, Next.js</w:t>
-      </w:r>
-    </w:p>
-    <w:bookmarkEnd w:id="11"/>
-    <w:bookmarkStart w:id="13" w:name="X5d0b748d8ad8485479916fda699d40d3bbd88e5"/>
-    <w:p>
-      <w:pPr>
-        <w:pStyle w:val="Heading3"/>
-      </w:pPr>
-      <w:r>
-        <w:t xml:space="preserve">hermes-studio — contribution to a third-party project, debugging (Sep 2026)</w:t>
-      </w:r>
-    </w:p>
-    <w:p>
-      <w:pPr>
-        <w:pStyle w:val="Compact"/>
-        <w:numPr>
-          <w:ilvl w:val="0"/>
-          <w:numId w:val="1003"/>
-        </w:numPr>
-      </w:pPr>
-      <w:r>
-        <w:t xml:space="preserve">Cause: 21 failing tests with two root causes – 20× an SQLite handle that was never closed and blocks cleanup on Windows, 1× an outdated test against a security rule; handle closed, rule kept, test corrected.</w:t>
-      </w:r>
-    </w:p>
-    <w:p>
-      <w:pPr>
-        <w:pStyle w:val="Compact"/>
-        <w:numPr>
-          <w:ilvl w:val="0"/>
-          <w:numId w:val="1003"/>
-        </w:numPr>
-      </w:pPr>
-      <w:r>
-        <w:t xml:space="preserve">Evidence: Mutation test – with the security rule weakened, the corrected test fails; passing tests: 177 → 199.</w:t>
-      </w:r>
-    </w:p>
-    <w:p>
-      <w:pPr>
-        <w:pStyle w:val="Compact"/>
-        <w:numPr>
-          <w:ilvl w:val="0"/>
-          <w:numId w:val="1003"/>
-        </w:numPr>
-      </w:pPr>
-      <w:r>
-        <w:t xml:space="preserve">Own contribution: Fixed silent data loss in the task store, with five new tests.</w:t>
-      </w:r>
-    </w:p>
-    <w:p>
-      <w:pPr>
-        <w:pStyle w:val="FirstParagraph"/>
-      </w:pPr>
-      <w:r>
         <w:t xml:space="preserve">Evidence: case study on the web CV (German)</w:t>
       </w:r>
       <w:r>
         <w:t xml:space="preserve"> </w:t>
       </w:r>
-      <w:hyperlink r:id="rId12">
+      <w:hyperlink r:id="rId17">
         <w:r>
           <w:rPr>
             <w:rStyle w:val="Hyperlink"/>
@@ -319,261 +569,166 @@
         </w:r>
       </w:hyperlink>
     </w:p>
-    <w:bookmarkEnd w:id="13"/>
-    <w:bookmarkStart w:id="14" w:name="X4aa24a74fffee8cce9a962c7eb549ced142aaf3"/>
+    <w:bookmarkEnd w:id="18"/>
+    <w:bookmarkEnd w:id="19"/>
+    <w:bookmarkStart w:id="20" w:name="X76f8e4e26449ffe30aec7748ad9ee2668240c95"/>
     <w:p>
       <w:pPr>
         <w:pStyle w:val="Heading3"/>
       </w:pPr>
       <w:r>
-        <w:t xml:space="preserve">duftkumpels.shop — client project, Shopify, API &amp; translation automation (Jun 2026 – present)</w:t>
-      </w:r>
-    </w:p>
-    <w:p>
-      <w:pPr>
-        <w:pStyle w:val="Compact"/>
-        <w:numPr>
-          <w:ilvl w:val="0"/>
-          <w:numId w:val="1004"/>
-        </w:numPr>
-      </w:pPr>
-      <w:r>
-        <w:t xml:space="preserve">Automation: DE/EN/FR translation pipeline with HTML extraction, structure checks and import via CSV or GraphQL; availability checks via the Admin GraphQL API, with backups and read-back verification.</w:t>
-      </w:r>
-    </w:p>
-    <w:p>
-      <w:pPr>
-        <w:pStyle w:val="Compact"/>
-        <w:numPr>
-          <w:ilvl w:val="0"/>
-          <w:numId w:val="1004"/>
-        </w:numPr>
-      </w:pPr>
-      <w:r>
-        <w:t xml:space="preserve">SEO engineering: Automated a Search Console analysis, checked 700 URLs for indexing; added JSON-LD and checked it automatically.</w:t>
-      </w:r>
-    </w:p>
-    <w:p>
-      <w:pPr>
-        <w:pStyle w:val="Compact"/>
-        <w:numPr>
-          <w:ilvl w:val="0"/>
-          <w:numId w:val="1004"/>
-        </w:numPr>
-      </w:pPr>
-      <w:r>
-        <w:t xml:space="preserve">Theme &amp; quality: Reworked a purchased theme in Liquid, CSS and JavaScript; weekly Lighthouse checks against the live shop via GitHub Actions.</w:t>
-      </w:r>
-    </w:p>
-    <w:p>
-      <w:pPr>
-        <w:pStyle w:val="Compact"/>
-        <w:numPr>
-          <w:ilvl w:val="0"/>
-          <w:numId w:val="1004"/>
-        </w:numPr>
-      </w:pPr>
-      <w:r>
-        <w:t xml:space="preserve">Email: Fixed a Klaviyo abandonment email to link to a recoverable checkout.</w:t>
-      </w:r>
-    </w:p>
-    <w:p>
-      <w:pPr>
-        <w:pStyle w:val="FirstParagraph"/>
-      </w:pPr>
-      <w:r>
-        <w:t xml:space="preserve">Tools: Shopify Liquid, Admin GraphQL API, Python, GitHub Actions, Klaviyo</w:t>
-      </w:r>
-    </w:p>
-    <w:bookmarkEnd w:id="14"/>
-    <w:bookmarkStart w:id="17" w:name="Xd8b9fd33b2b2cd85458e246aba39de1f8a0c7dc"/>
-    <w:p>
-      <w:pPr>
-        <w:pStyle w:val="Heading3"/>
-      </w:pPr>
-      <w:r>
-        <w:t xml:space="preserve">AI-assisted job application management — personal project, Python (Jul 2026 – present)</w:t>
-      </w:r>
-    </w:p>
-    <w:p>
-      <w:pPr>
-        <w:pStyle w:val="FirstParagraph"/>
-      </w:pPr>
-      <w:r>
-        <w:t xml:space="preserve">Purpose: Python pipeline for job search via job board APIs (including the German Federal Employment Agency, Greenhouse, Lever), cover letters, checks, sending and reply matching.</w:t>
-      </w:r>
-    </w:p>
-    <w:p>
-      <w:pPr>
-        <w:pStyle w:val="Compact"/>
-        <w:numPr>
-          <w:ilvl w:val="0"/>
-          <w:numId w:val="1005"/>
-        </w:numPr>
-      </w:pPr>
-      <w:r>
-        <w:t xml:space="preserve">Traceability: Cross-channel ledger for first applications with reservations – no duplicate application across email and portal, at most one application per company within 14 days.</w:t>
-      </w:r>
-    </w:p>
-    <w:p>
-      <w:pPr>
-        <w:pStyle w:val="Compact"/>
-        <w:numPr>
-          <w:ilvl w:val="0"/>
-          <w:numId w:val="1005"/>
-        </w:numPr>
-      </w:pPr>
-      <w:r>
-        <w:t xml:space="preserve">Checks before sending: Unusable model output stops the run; model cascade (Claude, Gemini, Groq) with cool-down periods.</w:t>
-      </w:r>
-    </w:p>
-    <w:p>
-      <w:pPr>
-        <w:pStyle w:val="Compact"/>
-        <w:numPr>
-          <w:ilvl w:val="0"/>
-          <w:numId w:val="1005"/>
-        </w:numPr>
-      </w:pPr>
-      <w:r>
-        <w:t xml:space="preserve">Rating quality: Checked LLM ratings against blind reference judgements; did not roll out a revised analysis after an incomplete measurement showed no proven improvement.</w:t>
-      </w:r>
-    </w:p>
-    <w:p>
-      <w:pPr>
-        <w:pStyle w:val="Compact"/>
-        <w:numPr>
-          <w:ilvl w:val="0"/>
-          <w:numId w:val="1005"/>
-        </w:numPr>
-      </w:pPr>
-      <w:r>
-        <w:t xml:space="preserve">Operations: Rollouts with checksums, tests before and after the swap and automatic rollback on caught errors.</w:t>
-      </w:r>
-    </w:p>
-    <w:p>
-      <w:pPr>
-        <w:pStyle w:val="FirstParagraph"/>
-      </w:pPr>
-      <w:r>
-        <w:t xml:space="preserve">Evidence (German): case study reply matching</w:t>
+        <w:t xml:space="preserve">B2B Direct Sales — Field sales (door-to-door) across Germany, EWE TEL and Ranger Marketing (2019 – 2023)</w:t>
+      </w:r>
+    </w:p>
+    <w:p>
+      <w:pPr>
+        <w:pStyle w:val="Compact"/>
+        <w:numPr>
+          <w:ilvl w:val="0"/>
+          <w:numId w:val="1007"/>
+        </w:numPr>
+      </w:pPr>
+      <w:r>
+        <w:t xml:space="preserve">Cold outreach and needs assessment with owners and managing directors, negotiation and closing on site.</w:t>
+      </w:r>
+    </w:p>
+    <w:p>
+      <w:pPr>
+        <w:pStyle w:val="Compact"/>
+        <w:numPr>
+          <w:ilvl w:val="0"/>
+          <w:numId w:val="1007"/>
+        </w:numPr>
+      </w:pPr>
+      <w:r>
+        <w:t xml:space="preserve">Handling rejection every day – and an eye for the problems a business really has.</w:t>
+      </w:r>
+    </w:p>
+    <w:bookmarkEnd w:id="20"/>
+    <w:bookmarkEnd w:id="21"/>
+    <w:bookmarkStart w:id="25" w:name="training-languages-proof-of-work"/>
+    <w:p>
+      <w:pPr>
+        <w:pStyle w:val="Heading2"/>
+      </w:pPr>
+      <w:r>
+        <w:t xml:space="preserve">Training, languages &amp; proof of work</w:t>
+      </w:r>
+    </w:p>
+    <w:p>
+      <w:pPr>
+        <w:pStyle w:val="Compact"/>
+        <w:numPr>
+          <w:ilvl w:val="0"/>
+          <w:numId w:val="1008"/>
+        </w:numPr>
+      </w:pPr>
+      <w:r>
+        <w:t xml:space="preserve">Training: Web development (2024, 6 months): HTML, CSS, JavaScript, web architecture</w:t>
+      </w:r>
+    </w:p>
+    <w:p>
+      <w:pPr>
+        <w:pStyle w:val="Compact"/>
+        <w:numPr>
+          <w:ilvl w:val="0"/>
+          <w:numId w:val="1008"/>
+        </w:numPr>
+      </w:pPr>
+      <w:r>
+        <w:t xml:space="preserve">Certificate: Google Ads Search Certification (Skillshop), December 2025, valid until 3 Dec 2026 – verifiable:</w:t>
       </w:r>
       <w:r>
         <w:t xml:space="preserve"> </w:t>
       </w:r>
-      <w:hyperlink r:id="rId15">
+      <w:hyperlink r:id="rId22">
         <w:r>
           <w:rPr>
             <w:rStyle w:val="Hyperlink"/>
           </w:rPr>
-          <w:t xml:space="preserve">https://jasonroschmann.github.io/cv/#fs-02</w:t>
+          <w:t xml:space="preserve">https://www.credential.net/cd05c77a-a7ef-48e0-809e-5147135f810e</w:t>
         </w:r>
       </w:hyperlink>
+    </w:p>
+    <w:p>
+      <w:pPr>
+        <w:pStyle w:val="Compact"/>
+        <w:numPr>
+          <w:ilvl w:val="0"/>
+          <w:numId w:val="1008"/>
+        </w:numPr>
+      </w:pPr>
+      <w:r>
+        <w:t xml:space="preserve">Languages: German (native) · English (B1, working towards B2) · Polish (spoken)</w:t>
+      </w:r>
+    </w:p>
+    <w:p>
+      <w:pPr>
+        <w:pStyle w:val="Compact"/>
+        <w:numPr>
+          <w:ilvl w:val="0"/>
+          <w:numId w:val="1008"/>
+        </w:numPr>
+      </w:pPr>
+      <w:r>
+        <w:t xml:space="preserve">Remote work: Distributed teamwork via GitHub (branches, pull requests), Discord and online calls</w:t>
+      </w:r>
+    </w:p>
+    <w:p>
+      <w:pPr>
+        <w:pStyle w:val="Compact"/>
+        <w:numPr>
+          <w:ilvl w:val="0"/>
+          <w:numId w:val="1008"/>
+        </w:numPr>
+      </w:pPr>
+      <w:r>
+        <w:t xml:space="preserve">GitHub:</w:t>
+      </w:r>
       <w:r>
         <w:t xml:space="preserve"> </w:t>
       </w:r>
       <w:r>
-        <w:t xml:space="preserve">· case study LLM rating</w:t>
+        <w:t xml:space="preserve">61</w:t>
       </w:r>
       <w:r>
         <w:t xml:space="preserve"> </w:t>
       </w:r>
-      <w:hyperlink r:id="rId16">
-        <w:r>
-          <w:rPr>
-            <w:rStyle w:val="Hyperlink"/>
-          </w:rPr>
-          <w:t xml:space="preserve">https://jasonroschmann.github.io/cv/#fs-03</w:t>
-        </w:r>
-      </w:hyperlink>
-    </w:p>
-    <w:bookmarkEnd w:id="17"/>
-    <w:bookmarkEnd w:id="18"/>
-    <w:bookmarkStart w:id="21" w:name="experience"/>
-    <w:p>
-      <w:pPr>
-        <w:pStyle w:val="Heading2"/>
-      </w:pPr>
-      <w:r>
-        <w:t xml:space="preserve">Experience</w:t>
-      </w:r>
-    </w:p>
-    <w:bookmarkStart w:id="19" w:name="Xe9df34ccdc54d9ff237663bc67bcda9f1e87765"/>
-    <w:p>
-      <w:pPr>
-        <w:pStyle w:val="Heading3"/>
-      </w:pPr>
-      <w:r>
-        <w:t xml:space="preserve">AI Automation &amp; Web Development — own projects, team and client projects (2024 – present)</w:t>
-      </w:r>
-    </w:p>
-    <w:p>
-      <w:pPr>
-        <w:pStyle w:val="Compact"/>
-        <w:numPr>
-          <w:ilvl w:val="0"/>
-          <w:numId w:val="1006"/>
-        </w:numPr>
-      </w:pPr>
-      <w:r>
-        <w:t xml:space="preserve">Developed and tested Python backends and Next.js frontends and ran them on Linux servers (Docker Compose, cron, deployment with rollback); customised Shopify themes; teamwork via branches, pull requests and shared test suites.</w:t>
-      </w:r>
-    </w:p>
-    <w:p>
-      <w:pPr>
-        <w:pStyle w:val="Compact"/>
-        <w:numPr>
-          <w:ilvl w:val="0"/>
-          <w:numId w:val="1006"/>
-        </w:numPr>
-      </w:pPr>
-      <w:r>
-        <w:t xml:space="preserve">Client websites built as part of a team: Next.js, GSAP, CI with TypeScript check, ESLint, Vitest and Playwright.</w:t>
-      </w:r>
-    </w:p>
-    <w:bookmarkEnd w:id="19"/>
-    <w:bookmarkStart w:id="20" w:name="X76f8e4e26449ffe30aec7748ad9ee2668240c95"/>
-    <w:p>
-      <w:pPr>
-        <w:pStyle w:val="Heading3"/>
-      </w:pPr>
-      <w:r>
-        <w:t xml:space="preserve">B2B Direct Sales — Field sales (door-to-door) across Germany, EWE TEL and Ranger Marketing (2019 – 2023)</w:t>
-      </w:r>
-    </w:p>
-    <w:p>
-      <w:pPr>
-        <w:pStyle w:val="Compact"/>
-        <w:numPr>
-          <w:ilvl w:val="0"/>
-          <w:numId w:val="1007"/>
-        </w:numPr>
-      </w:pPr>
-      <w:r>
-        <w:t xml:space="preserve">Cold outreach and needs assessment with owners and managing directors, negotiation and closing on site.</w:t>
-      </w:r>
-    </w:p>
-    <w:p>
-      <w:pPr>
-        <w:pStyle w:val="Compact"/>
-        <w:numPr>
-          <w:ilvl w:val="0"/>
-          <w:numId w:val="1007"/>
-        </w:numPr>
-      </w:pPr>
-      <w:r>
-        <w:t xml:space="preserve">Handling rejection every day – and an eye for the problems a business really has.</w:t>
-      </w:r>
-    </w:p>
-    <w:bookmarkEnd w:id="20"/>
-    <w:bookmarkEnd w:id="21"/>
-    <w:bookmarkStart w:id="24" w:name="skills-way-of-working"/>
-    <w:p>
-      <w:pPr>
-        <w:pStyle w:val="Heading2"/>
-      </w:pPr>
-      <w:r>
-        <w:t xml:space="preserve">Skills &amp; way of working</w:t>
+      <w:r>
+        <w:t xml:space="preserve">of my pull requests merged (as of</w:t>
+      </w:r>
+      <w:r>
+        <w:t xml:space="preserve"> </w:t>
+      </w:r>
+      <w:r>
+        <w:t xml:space="preserve">29 Sep 2026</w:t>
+      </w:r>
+      <w:r>
+        <w:t xml:space="preserve">): Flowki Studio</w:t>
+      </w:r>
+      <w:r>
+        <w:t xml:space="preserve"> </w:t>
+      </w:r>
+      <w:r>
+        <w:t xml:space="preserve">50</w:t>
+      </w:r>
+      <w:r>
+        <w:t xml:space="preserve">, own repos</w:t>
+      </w:r>
+      <w:r>
+        <w:t xml:space="preserve"> </w:t>
+      </w:r>
+      <w:r>
+        <w:t xml:space="preserve">8</w:t>
+      </w:r>
+      <w:r>
+        <w:t xml:space="preserve">, client projects</w:t>
+      </w:r>
+      <w:r>
+        <w:t xml:space="preserve"> </w:t>
+      </w:r>
+      <w:r>
+        <w:t xml:space="preserve">3</w:t>
       </w:r>
     </w:p>
     <w:p>
@@ -585,153 +740,12 @@
         </w:numPr>
       </w:pPr>
       <w:r>
-        <w:t xml:space="preserve">Development: Python, REST APIs with FastAPI · TypeScript, React, Next.js, discord.js · React Native (personal project)</w:t>
-      </w:r>
-    </w:p>
-    <w:p>
-      <w:pPr>
-        <w:pStyle w:val="Compact"/>
-        <w:numPr>
-          <w:ilvl w:val="0"/>
-          <w:numId w:val="1008"/>
-        </w:numPr>
-      </w:pPr>
-      <w:r>
-        <w:t xml:space="preserve">AI &amp; agents: Claude Code, LLM APIs (Claude, Gemini, Groq), MCP, agent orchestration, n8n</w:t>
-      </w:r>
-    </w:p>
-    <w:p>
-      <w:pPr>
-        <w:pStyle w:val="Compact"/>
-        <w:numPr>
-          <w:ilvl w:val="0"/>
-          <w:numId w:val="1008"/>
-        </w:numPr>
-      </w:pPr>
-      <w:r>
-        <w:t xml:space="preserve">Data &amp; jobs: SQL/PostgreSQL, SQLAlchemy/Alembic, Celery, Redis, Supabase</w:t>
-      </w:r>
-    </w:p>
-    <w:p>
-      <w:pPr>
-        <w:pStyle w:val="Compact"/>
-        <w:numPr>
-          <w:ilvl w:val="0"/>
-          <w:numId w:val="1008"/>
-        </w:numPr>
-      </w:pPr>
-      <w:r>
-        <w:t xml:space="preserve">Quality: Git, CI/CD with GitHub Actions, pytest, Vitest, Playwright, Lighthouse CI</w:t>
-      </w:r>
-    </w:p>
-    <w:p>
-      <w:pPr>
-        <w:pStyle w:val="Compact"/>
-        <w:numPr>
-          <w:ilvl w:val="0"/>
-          <w:numId w:val="1008"/>
-        </w:numPr>
-      </w:pPr>
-      <w:r>
-        <w:t xml:space="preserve">Operations: Linux servers, Docker Compose, cron, flock, SMTP/IMAP, SPF/DKIM</w:t>
-      </w:r>
-    </w:p>
-    <w:p>
-      <w:pPr>
-        <w:pStyle w:val="Compact"/>
-        <w:numPr>
-          <w:ilvl w:val="0"/>
-          <w:numId w:val="1008"/>
-        </w:numPr>
-      </w:pPr>
-      <w:r>
-        <w:t xml:space="preserve">Web &amp; commerce: Shopify Liquid, Tailwind, GSAP, PWA, Canvas/WebGL</w:t>
-      </w:r>
-    </w:p>
-    <w:p>
-      <w:pPr>
-        <w:pStyle w:val="Compact"/>
-        <w:numPr>
-          <w:ilvl w:val="0"/>
-          <w:numId w:val="1008"/>
-        </w:numPr>
-      </w:pPr>
-      <w:r>
-        <w:t xml:space="preserve">With AI agents: Reproduce bugs with failing tests · an agent implements the fix · a second model provides an additional review · rollout with checksums and automatic rollback on caught errors</w:t>
-      </w:r>
-    </w:p>
-    <w:p>
-      <w:pPr>
-        <w:pStyle w:val="Compact"/>
-        <w:numPr>
-          <w:ilvl w:val="0"/>
-          <w:numId w:val="1008"/>
-        </w:numPr>
-      </w:pPr>
-      <w:r>
-        <w:t xml:space="preserve">GitHub:</w:t>
+        <w:t xml:space="preserve">Public code: web CV with build and checks</w:t>
       </w:r>
       <w:r>
         <w:t xml:space="preserve"> </w:t>
       </w:r>
-      <w:r>
-        <w:t xml:space="preserve">61</w:t>
-      </w:r>
-      <w:r>
-        <w:t xml:space="preserve"> </w:t>
-      </w:r>
-      <w:r>
-        <w:t xml:space="preserve">of my pull requests merged (as of</w:t>
-      </w:r>
-      <w:r>
-        <w:t xml:space="preserve"> </w:t>
-      </w:r>
-      <w:r>
-        <w:t xml:space="preserve">29 Sep 2026</w:t>
-      </w:r>
-      <w:r>
-        <w:t xml:space="preserve">): Flowki Studio</w:t>
-      </w:r>
-      <w:r>
-        <w:t xml:space="preserve"> </w:t>
-      </w:r>
-      <w:r>
-        <w:t xml:space="preserve">50</w:t>
-      </w:r>
-      <w:r>
-        <w:t xml:space="preserve">, own repos</w:t>
-      </w:r>
-      <w:r>
-        <w:t xml:space="preserve"> </w:t>
-      </w:r>
-      <w:r>
-        <w:t xml:space="preserve">8</w:t>
-      </w:r>
-      <w:r>
-        <w:t xml:space="preserve">, client projects</w:t>
-      </w:r>
-      <w:r>
-        <w:t xml:space="preserve"> </w:t>
-      </w:r>
-      <w:r>
-        <w:t xml:space="preserve">3</w:t>
-      </w:r>
-    </w:p>
-    <w:p>
-      <w:pPr>
-        <w:pStyle w:val="Compact"/>
-        <w:numPr>
-          <w:ilvl w:val="0"/>
-          <w:numId w:val="1008"/>
-        </w:numPr>
-      </w:pPr>
-      <w:r>
-        <w:t xml:space="preserve">Public code samples: web CV</w:t>
-      </w:r>
-      <w:r>
-        <w:t xml:space="preserve"> </w:t>
-      </w:r>
-      <w:hyperlink r:id="rId22">
+      <w:hyperlink r:id="rId23">
         <w:r>
           <w:rPr>
             <w:rStyle w:val="Hyperlink"/>
@@ -743,12 +757,12 @@
         <w:t xml:space="preserve"> </w:t>
       </w:r>
       <w:r>
-        <w:t xml:space="preserve">· MCP server for community articles</w:t>
+        <w:t xml:space="preserve">· MCP server for club articles</w:t>
       </w:r>
       <w:r>
         <w:t xml:space="preserve"> </w:t>
       </w:r>
-      <w:hyperlink r:id="rId23">
+      <w:hyperlink r:id="rId24">
         <w:r>
           <w:rPr>
             <w:rStyle w:val="Hyperlink"/>
@@ -757,77 +771,8 @@
         </w:r>
       </w:hyperlink>
     </w:p>
-    <w:bookmarkEnd w:id="24"/>
-    <w:bookmarkStart w:id="26" w:name="training-certificate-languages"/>
-    <w:p>
-      <w:pPr>
-        <w:pStyle w:val="Heading2"/>
-      </w:pPr>
-      <w:r>
-        <w:t xml:space="preserve">Training, certificate &amp; languages</w:t>
-      </w:r>
-    </w:p>
-    <w:p>
-      <w:pPr>
-        <w:pStyle w:val="Compact"/>
-        <w:numPr>
-          <w:ilvl w:val="0"/>
-          <w:numId w:val="1009"/>
-        </w:numPr>
-      </w:pPr>
-      <w:r>
-        <w:t xml:space="preserve">Training: Web development (2024, 6 months): HTML, CSS, JavaScript, web architecture</w:t>
-      </w:r>
-    </w:p>
-    <w:p>
-      <w:pPr>
-        <w:pStyle w:val="Compact"/>
-        <w:numPr>
-          <w:ilvl w:val="0"/>
-          <w:numId w:val="1009"/>
-        </w:numPr>
-      </w:pPr>
-      <w:r>
-        <w:t xml:space="preserve">Certificate: Google Ads Search Certification (Skillshop), December 2025, valid until 3 Dec 2026 – verifiable:</w:t>
-      </w:r>
-      <w:r>
-        <w:t xml:space="preserve"> </w:t>
-      </w:r>
-      <w:hyperlink r:id="rId25">
-        <w:r>
-          <w:rPr>
-            <w:rStyle w:val="Hyperlink"/>
-          </w:rPr>
-          <w:t xml:space="preserve">https://www.credential.net/cd05c77a-a7ef-48e0-809e-5147135f810e</w:t>
-        </w:r>
-      </w:hyperlink>
-    </w:p>
-    <w:p>
-      <w:pPr>
-        <w:pStyle w:val="Compact"/>
-        <w:numPr>
-          <w:ilvl w:val="0"/>
-          <w:numId w:val="1009"/>
-        </w:numPr>
-      </w:pPr>
-      <w:r>
-        <w:t xml:space="preserve">Languages: German (native) · English (B1, working towards B2) · Polish (spoken)</w:t>
-      </w:r>
-    </w:p>
-    <w:p>
-      <w:pPr>
-        <w:pStyle w:val="Compact"/>
-        <w:numPr>
-          <w:ilvl w:val="0"/>
-          <w:numId w:val="1009"/>
-        </w:numPr>
-      </w:pPr>
-      <w:r>
-        <w:t xml:space="preserve">Remote work: Distributed teamwork via GitHub (branches, pull requests), Discord and online calls</w:t>
-      </w:r>
-    </w:p>
+    <w:bookmarkEnd w:id="25"/>
     <w:bookmarkEnd w:id="26"/>
-    <w:bookmarkEnd w:id="27"/>
     <w:sectPr>
       <w:footnotePr>
         <w:numRestart w:val="eachSect"/>
@@ -1066,9 +1011,6 @@
     <w:abstractNumId w:val="991"/>
   </w:num>
   <w:num w:numId="1008">
-    <w:abstractNumId w:val="991"/>
-  </w:num>
-  <w:num w:numId="1009">
     <w:abstractNumId w:val="991"/>
   </w:num>
 </w:numbering>

--- a/ats-cv/Jason_Roschmann_CV_ATS_EN.docx
+++ b/ats-cv/Jason_Roschmann_CV_ATS_EN.docx
@@ -2,7 +2,7 @@
 <file path=word/document.xml><?xml version="1.0" encoding="utf-8"?>
 <w:document xmlns:w="http://schemas.openxmlformats.org/wordprocessingml/2006/main" xmlns:m="http://schemas.openxmlformats.org/officeDocument/2006/math" xmlns:r="http://schemas.openxmlformats.org/officeDocument/2006/relationships" xmlns:o="urn:schemas-microsoft-com:office:office" xmlns:v="urn:schemas-microsoft-com:vml" xmlns:w10="urn:schemas-microsoft-com:office:word" xmlns:a="http://schemas.openxmlformats.org/drawingml/2006/main" xmlns:pic="http://schemas.openxmlformats.org/drawingml/2006/picture" xmlns:wp="http://schemas.openxmlformats.org/drawingml/2006/wordprocessingDrawing">
   <w:body>
-    <w:bookmarkStart w:id="26" w:name="jason-roschmann"/>
+    <w:bookmarkStart w:id="25" w:name="jason-roschmann"/>
     <w:p>
       <w:pPr>
         <w:pStyle w:val="Heading1"/>
@@ -16,7 +16,7 @@
         <w:pStyle w:val="FirstParagraph"/>
       </w:pPr>
       <w:r>
-        <w:t xml:space="preserve">Junior Software Engineer · Python · FastAPI · TypeScript · Next.js · PostgreSQL · Docker Compose</w:t>
+        <w:t xml:space="preserve">Software Engineer · AI Automation &amp; E-Commerce · Python · FastAPI · TypeScript · Next.js · PostgreSQL · Shopify</w:t>
       </w:r>
     </w:p>
     <w:p>
@@ -53,7 +53,7 @@
         <w:pStyle w:val="FirstParagraph"/>
       </w:pPr>
       <w:r>
-        <w:t xml:space="preserve">Career changer from B2B sales, working in web development and AI automation since 2024. As part of a team, I develop Flowki Studio, a social media studio covering everything from research to publishing, and I co-founded FlowKI Club, an AI community with its own Discord bot and newsletter. For a Hamburg-based Shopify store, I built a translation pipeline and automated SEO checks. AI agents are my tools – I own requirements, tests and sign-off.</w:t>
+        <w:t xml:space="preserve">I build AI automation and store technology for daily operations – with tests, approvals and clean measurement. Freelance since 2024, before that four years of B2B sales. I’m a developer on the team behind Flowki Studio, an internal AI content studio, maintain a trilingual Shopify store and co-founded the AI community FlowKI Club. AI agents are my tools – I own requirements, tests and sign-off.</w:t>
       </w:r>
     </w:p>
     <w:p>
@@ -73,16 +73,62 @@
         <w:t xml:space="preserve"> </w:t>
       </w:r>
       <w:r>
-        <w:t xml:space="preserve">of my pull requests merged (Flowki Studio) · 3 store languages maintained (DE, EN, FR; EN/FR content added via my translation pipeline) · about 66 Discord members, FlowKI Club (as of 29 Sep 2026) · 4 years of B2B sales (2019–2023)</w:t>
+        <w:t xml:space="preserve">of my pull requests merged in the team (Flowki Studio, team project) · 700 URLs checked for indexing (client store, 3 languages) · about 66 members of the AI community I co-founded (as of 29 Sep 2026) · 4 years of B2B sales (2019–2023)</w:t>
       </w:r>
     </w:p>
     <w:bookmarkEnd w:id="9"/>
-    <w:bookmarkStart w:id="10" w:name="core-skills"/>
+    <w:bookmarkStart w:id="10" w:name="what-i-bring"/>
     <w:p>
       <w:pPr>
         <w:pStyle w:val="Heading2"/>
       </w:pPr>
       <w:r>
+        <w:t xml:space="preserve">What I bring</w:t>
+      </w:r>
+    </w:p>
+    <w:p>
+      <w:pPr>
+        <w:pStyle w:val="Compact"/>
+        <w:numPr>
+          <w:ilvl w:val="0"/>
+          <w:numId w:val="1001"/>
+        </w:numPr>
+      </w:pPr>
+      <w:r>
+        <w:t xml:space="preserve">AI automation with control: workflows where AI produces and people approve – rights checked right before sending, success kept separate from follow-up errors.</w:t>
+      </w:r>
+    </w:p>
+    <w:p>
+      <w:pPr>
+        <w:pStyle w:val="Compact"/>
+        <w:numPr>
+          <w:ilvl w:val="0"/>
+          <w:numId w:val="1001"/>
+        </w:numPr>
+      </w:pPr>
+      <w:r>
+        <w:t xml:space="preserve">E-commerce SEO engineering: Shopify for three languages – translation pipeline, indexing, structured data and an abandonment email that leads back to checkout.</w:t>
+      </w:r>
+    </w:p>
+    <w:p>
+      <w:pPr>
+        <w:pStyle w:val="Compact"/>
+        <w:numPr>
+          <w:ilvl w:val="0"/>
+          <w:numId w:val="1001"/>
+        </w:numPr>
+      </w:pPr>
+      <w:r>
+        <w:t xml:space="preserve">Tests and safe rollouts: bugs first as a failing test, rollouts with checksums and a way back; AI agents implement, requirements and sign-off stay with me.</w:t>
+      </w:r>
+    </w:p>
+    <w:bookmarkEnd w:id="10"/>
+    <w:bookmarkStart w:id="11" w:name="core-skills"/>
+    <w:p>
+      <w:pPr>
+        <w:pStyle w:val="Heading2"/>
+      </w:pPr>
+      <w:r>
         <w:t xml:space="preserve">Core skills</w:t>
       </w:r>
     </w:p>
@@ -91,19 +137,19 @@
         <w:pStyle w:val="Compact"/>
         <w:numPr>
           <w:ilvl w:val="0"/>
-          <w:numId w:val="1001"/>
-        </w:numPr>
-      </w:pPr>
-      <w:r>
-        <w:t xml:space="preserve">Backend &amp; APIs: Python, FastAPI, SQLAlchemy/Alembic, PostgreSQL, Celery, Redis – APIs and background jobs in a product team</w:t>
-      </w:r>
-    </w:p>
-    <w:p>
-      <w:pPr>
-        <w:pStyle w:val="Compact"/>
-        <w:numPr>
-          <w:ilvl w:val="0"/>
-          <w:numId w:val="1001"/>
+          <w:numId w:val="1002"/>
+        </w:numPr>
+      </w:pPr>
+      <w:r>
+        <w:t xml:space="preserve">Backend &amp; APIs: Python, FastAPI, SQLAlchemy/Alembic, PostgreSQL, Celery, Redis – APIs and background jobs</w:t>
+      </w:r>
+    </w:p>
+    <w:p>
+      <w:pPr>
+        <w:pStyle w:val="Compact"/>
+        <w:numPr>
+          <w:ilvl w:val="0"/>
+          <w:numId w:val="1002"/>
         </w:numPr>
       </w:pPr>
       <w:r>
@@ -115,7 +161,7 @@
         <w:pStyle w:val="Compact"/>
         <w:numPr>
           <w:ilvl w:val="0"/>
-          <w:numId w:val="1001"/>
+          <w:numId w:val="1002"/>
         </w:numPr>
       </w:pPr>
       <w:r>
@@ -127,7 +173,7 @@
         <w:pStyle w:val="Compact"/>
         <w:numPr>
           <w:ilvl w:val="0"/>
-          <w:numId w:val="1001"/>
+          <w:numId w:val="1002"/>
         </w:numPr>
       </w:pPr>
       <w:r>
@@ -139,7 +185,7 @@
         <w:pStyle w:val="Compact"/>
         <w:numPr>
           <w:ilvl w:val="0"/>
-          <w:numId w:val="1001"/>
+          <w:numId w:val="1002"/>
         </w:numPr>
       </w:pPr>
       <w:r>
@@ -151,39 +197,39 @@
         <w:pStyle w:val="Compact"/>
         <w:numPr>
           <w:ilvl w:val="0"/>
-          <w:numId w:val="1001"/>
-        </w:numPr>
-      </w:pPr>
-      <w:r>
-        <w:t xml:space="preserve">Shopify: Liquid, Admin GraphQL API, Search Console – translation pipeline, theme rework, SEO checks</w:t>
-      </w:r>
-    </w:p>
-    <w:p>
-      <w:pPr>
-        <w:pStyle w:val="Compact"/>
-        <w:numPr>
-          <w:ilvl w:val="0"/>
-          <w:numId w:val="1001"/>
-        </w:numPr>
-      </w:pPr>
-      <w:r>
-        <w:t xml:space="preserve">With AI agents: Claude Code implements, I review and accept; hooks I set up block private keys in code as well as deleted or disabled tests, and a second model reviews</w:t>
-      </w:r>
-    </w:p>
-    <w:p>
-      <w:pPr>
-        <w:pStyle w:val="Compact"/>
-        <w:numPr>
-          <w:ilvl w:val="0"/>
-          <w:numId w:val="1001"/>
-        </w:numPr>
-      </w:pPr>
-      <w:r>
-        <w:t xml:space="preserve">Further tools: discord.js, React Native (personal project), Supabase, n8n, agent orchestration, Lighthouse CI, flock, SMTP/IMAP, SPF/DKIM, GSAP, PWA, Canvas/WebGL</w:t>
-      </w:r>
-    </w:p>
-    <w:bookmarkEnd w:id="10"/>
-    <w:bookmarkStart w:id="21" w:name="experience"/>
+          <w:numId w:val="1002"/>
+        </w:numPr>
+      </w:pPr>
+      <w:r>
+        <w:t xml:space="preserve">Shopify &amp; SEO: Liquid, Admin GraphQL API, Search Console, JSON-LD – translation pipeline, theme rework, SEO checks</w:t>
+      </w:r>
+    </w:p>
+    <w:p>
+      <w:pPr>
+        <w:pStyle w:val="Compact"/>
+        <w:numPr>
+          <w:ilvl w:val="0"/>
+          <w:numId w:val="1002"/>
+        </w:numPr>
+      </w:pPr>
+      <w:r>
+        <w:t xml:space="preserve">With AI agents: Claude Code implements, I review and sign off; hooks I set up block private keys in code as well as deleted or disabled tests, and a second model reviews</w:t>
+      </w:r>
+    </w:p>
+    <w:p>
+      <w:pPr>
+        <w:pStyle w:val="Compact"/>
+        <w:numPr>
+          <w:ilvl w:val="0"/>
+          <w:numId w:val="1002"/>
+        </w:numPr>
+      </w:pPr>
+      <w:r>
+        <w:t xml:space="preserve">Further tools: discord.js, React Native (personal project), Supabase, n8n, agent orchestration, Lighthouse CI, flock, SMTP/IMAP, SPF/DKIM, PWA, Canvas/WebGL</w:t>
+      </w:r>
+    </w:p>
+    <w:bookmarkEnd w:id="11"/>
+    <w:bookmarkStart w:id="20" w:name="experience"/>
     <w:p>
       <w:pPr>
         <w:pStyle w:val="Heading2"/>
@@ -192,22 +238,140 @@
         <w:t xml:space="preserve">Experience</w:t>
       </w:r>
     </w:p>
-    <w:bookmarkStart w:id="19" w:name="Xa8dad3da703c4e3c3c59d03a9cae1407dbf1cc1"/>
+    <w:bookmarkStart w:id="12" w:name="Xfbd8f704c88a16bc693dfd5e025b0a9d9068c53"/>
     <w:p>
       <w:pPr>
         <w:pStyle w:val="Heading3"/>
       </w:pPr>
       <w:r>
-        <w:t xml:space="preserve">Web development &amp; AI automation — team, client and personal projects (2024 – present)</w:t>
-      </w:r>
-    </w:p>
-    <w:bookmarkStart w:id="11" w:name="X35b036f74e0b0264df870d8affe879111cf3395"/>
+        <w:t xml:space="preserve">Co-founder — FlowKI Club, German-speaking AI community (Apr 2026 – present)</w:t>
+      </w:r>
+    </w:p>
+    <w:p>
+      <w:pPr>
+        <w:pStyle w:val="FirstParagraph"/>
+      </w:pPr>
+      <w:r>
+        <w:t xml:space="preserve">About 66 members on Discord (as of 29 Sep 2026), articles, online calls and joint project work – I combine community work with product development.</w:t>
+      </w:r>
+    </w:p>
+    <w:p>
+      <w:pPr>
+        <w:pStyle w:val="Compact"/>
+        <w:numPr>
+          <w:ilvl w:val="0"/>
+          <w:numId w:val="1003"/>
+        </w:numPr>
+      </w:pPr>
+      <w:r>
+        <w:t xml:space="preserve">Community: Onboarded new members and supported their AI projects, organised and moderated online calls.</w:t>
+      </w:r>
+    </w:p>
+    <w:p>
+      <w:pPr>
+        <w:pStyle w:val="Compact"/>
+        <w:numPr>
+          <w:ilvl w:val="0"/>
+          <w:numId w:val="1003"/>
+        </w:numPr>
+      </w:pPr>
+      <w:r>
+        <w:t xml:space="preserve">Made measurable: Newsletter with double opt-in and referral links; sign-ups and clicks on Discord invites tracked with Plausible; author, FAQ and HowTo markup.</w:t>
+      </w:r>
+    </w:p>
+    <w:p>
+      <w:pPr>
+        <w:pStyle w:val="Compact"/>
+        <w:numPr>
+          <w:ilvl w:val="0"/>
+          <w:numId w:val="1003"/>
+        </w:numPr>
+      </w:pPr>
+      <w:r>
+        <w:t xml:space="preserve">Discord bot &amp; MCP server: Added /ask and self-service topic roles; connected club articles as the FAQ bot’s knowledge base, with a relevance check that catches unsuitable matches; the MCP server makes the articles usable for AI assistants – public on GitHub.</w:t>
+      </w:r>
+    </w:p>
+    <w:p>
+      <w:pPr>
+        <w:pStyle w:val="FirstParagraph"/>
+      </w:pPr>
+      <w:r>
+        <w:t xml:space="preserve">Tools: TypeScript, discord.js, Claude API, MCP, PostgreSQL, Vitest, Next.js</w:t>
+      </w:r>
+    </w:p>
+    <w:bookmarkEnd w:id="12"/>
+    <w:bookmarkStart w:id="15" w:name="Xd53bb598d17c77b6196f9f7b339862c0832b281"/>
+    <w:p>
+      <w:pPr>
+        <w:pStyle w:val="Heading3"/>
+      </w:pPr>
+      <w:r>
+        <w:t xml:space="preserve">Freelance Software Engineer — AI automation, web development &amp; e-commerce, remote (2024 – present)</w:t>
+      </w:r>
+    </w:p>
+    <w:p>
+      <w:pPr>
+        <w:pStyle w:val="FirstParagraph"/>
+      </w:pPr>
+      <w:r>
+        <w:t xml:space="preserve">Technical support for an online store client, development in the internal team project Flowki Studio and client websites in a team with Next.js and GSAP.</w:t>
+      </w:r>
+    </w:p>
+    <w:bookmarkStart w:id="13" w:name="Xf84d6b1468107c6517976de118b571d26de96f6"/>
     <w:p>
       <w:pPr>
         <w:pStyle w:val="Heading4"/>
       </w:pPr>
       <w:r>
-        <w:t xml:space="preserve">Flowki Studio — internal social media studio, developer in a team (Aug 2026 – present)</w:t>
+        <w:t xml:space="preserve">Flowki Studio — internal AI content studio, team project (Aug 2026 – present)</w:t>
+      </w:r>
+    </w:p>
+    <w:p>
+      <w:pPr>
+        <w:pStyle w:val="Compact"/>
+        <w:numPr>
+          <w:ilvl w:val="0"/>
+          <w:numId w:val="1004"/>
+        </w:numPr>
+      </w:pPr>
+      <w:r>
+        <w:t xml:space="preserve">Rights before sending: Usage rights, consents and ad labelling were only checked at planning time, up to 14 days ahead – now re-checked right before sending, otherwise the post waits.</w:t>
+      </w:r>
+    </w:p>
+    <w:p>
+      <w:pPr>
+        <w:pStyle w:val="Compact"/>
+        <w:numPr>
+          <w:ilvl w:val="0"/>
+          <w:numId w:val="1004"/>
+        </w:numPr>
+      </w:pPr>
+      <w:r>
+        <w:t xml:space="preserve">Cost risk reduced: When only a status step failed after a successful production, it looked like a failure and invited a second, cost-incurring run – success and follow-up errors are now separate.</w:t>
+      </w:r>
+    </w:p>
+    <w:p>
+      <w:pPr>
+        <w:pStyle w:val="Compact"/>
+        <w:numPr>
+          <w:ilvl w:val="0"/>
+          <w:numId w:val="1004"/>
+        </w:numPr>
+      </w:pPr>
+      <w:r>
+        <w:t xml:space="preserve">Approvals &amp; overview: Rejection reasons flow into the approval log; production, approval and publishing views show state, phase duration and required actions; checklists and open blind reviews per campaign in the daily overview.</w:t>
+      </w:r>
+    </w:p>
+    <w:p>
+      <w:pPr>
+        <w:pStyle w:val="Compact"/>
+        <w:numPr>
+          <w:ilvl w:val="0"/>
+          <w:numId w:val="1004"/>
+        </w:numPr>
+      </w:pPr>
+      <w:r>
+        <w:t xml:space="preserve">Video &amp; publishing: Long videos are turned into vertical clips with speaker-following framing; TikTok drafts clearly separated from published posts.</w:t>
       </w:r>
     </w:p>
     <w:p>
@@ -215,67 +379,65 @@
         <w:pStyle w:val="FirstParagraph"/>
       </w:pPr>
       <w:r>
-        <w:t xml:space="preserve">Purpose: Topic research, AI-assisted content production, editorial review and publishing to social media platforms; my part: product interfaces, campaign and approval workflows, error handling, video and publishing.</w:t>
-      </w:r>
-    </w:p>
-    <w:p>
-      <w:pPr>
-        <w:pStyle w:val="Compact"/>
-        <w:numPr>
-          <w:ilvl w:val="0"/>
-          <w:numId w:val="1002"/>
-        </w:numPr>
-      </w:pPr>
-      <w:r>
-        <w:t xml:space="preserve">Rights before sending: Usage rights and consents were only checked at planning time, up to 14 days before the post; the studio now re-checks them right before sending and otherwise holds the post (five tests).</w:t>
-      </w:r>
-    </w:p>
-    <w:p>
-      <w:pPr>
-        <w:pStyle w:val="Compact"/>
-        <w:numPr>
-          <w:ilvl w:val="0"/>
-          <w:numId w:val="1002"/>
-        </w:numPr>
-      </w:pPr>
-      <w:r>
-        <w:t xml:space="preserve">Working views: Production, approval and publishing views show processing state, phase duration and required actions; checklists and open blind reviews per campaign in the daily overview.</w:t>
-      </w:r>
-    </w:p>
-    <w:p>
-      <w:pPr>
-        <w:pStyle w:val="Compact"/>
-        <w:numPr>
-          <w:ilvl w:val="0"/>
-          <w:numId w:val="1002"/>
-        </w:numPr>
-      </w:pPr>
-      <w:r>
-        <w:t xml:space="preserve">Team approvals: Rejection reasons flow from the interface into the approval log – posts go back for revision with a traceable reason.</w:t>
-      </w:r>
-    </w:p>
-    <w:p>
-      <w:pPr>
-        <w:pStyle w:val="Compact"/>
-        <w:numPr>
-          <w:ilvl w:val="0"/>
-          <w:numId w:val="1002"/>
-        </w:numPr>
-      </w:pPr>
-      <w:r>
-        <w:t xml:space="preserve">Error handling: When only a later status step failed after a successful production, it looked like a failure and invited a second, cost-incurring run – success and follow-up errors are now handled separately.</w:t>
-      </w:r>
-    </w:p>
-    <w:p>
-      <w:pPr>
-        <w:pStyle w:val="Compact"/>
-        <w:numPr>
-          <w:ilvl w:val="0"/>
-          <w:numId w:val="1002"/>
-        </w:numPr>
-      </w:pPr>
-      <w:r>
-        <w:t xml:space="preserve">Video &amp; publishing: Long videos become editable vertical clips with speaker-following framing; TikTok drafts have their own status and are clearly separated from published posts.</w:t>
+        <w:t xml:space="preserve">Tools: Python, FastAPI, Celery, SQLAlchemy/Alembic, PostgreSQL, Redis, Next.js, TypeScript</w:t>
+      </w:r>
+    </w:p>
+    <w:bookmarkEnd w:id="13"/>
+    <w:bookmarkStart w:id="14" w:name="Xaca7219da330b8ca8b6827d0da9c54c16a82d47"/>
+    <w:p>
+      <w:pPr>
+        <w:pStyle w:val="Heading4"/>
+      </w:pPr>
+      <w:r>
+        <w:t xml:space="preserve">duftkumpels.shop — Shopify store DE/EN/FR, client engagement (Jun 2026 – present)</w:t>
+      </w:r>
+    </w:p>
+    <w:p>
+      <w:pPr>
+        <w:pStyle w:val="Compact"/>
+        <w:numPr>
+          <w:ilvl w:val="0"/>
+          <w:numId w:val="1005"/>
+        </w:numPr>
+      </w:pPr>
+      <w:r>
+        <w:t xml:space="preserve">Three languages: Translation pipeline – extract texts, check their structure, import back into Shopify via CSV or GraphQL; availability checks via the Admin API with backups and read-back verification.</w:t>
+      </w:r>
+    </w:p>
+    <w:p>
+      <w:pPr>
+        <w:pStyle w:val="Compact"/>
+        <w:numPr>
+          <w:ilvl w:val="0"/>
+          <w:numId w:val="1005"/>
+        </w:numPr>
+      </w:pPr>
+      <w:r>
+        <w:t xml:space="preserve">SEO engineering: Automated a Search Console analysis, checked 700 URLs for indexing, added JSON-LD and checked it automatically.</w:t>
+      </w:r>
+    </w:p>
+    <w:p>
+      <w:pPr>
+        <w:pStyle w:val="Compact"/>
+        <w:numPr>
+          <w:ilvl w:val="0"/>
+          <w:numId w:val="1005"/>
+        </w:numPr>
+      </w:pPr>
+      <w:r>
+        <w:t xml:space="preserve">Misrouting narrowed down: EN/FR product pages redirect visitors to German (153 search clicks on English product pages in 90 days) – cause: a Shopify redirect that fires before the theme, documented for support.</w:t>
+      </w:r>
+    </w:p>
+    <w:p>
+      <w:pPr>
+        <w:pStyle w:val="Compact"/>
+        <w:numPr>
+          <w:ilvl w:val="0"/>
+          <w:numId w:val="1005"/>
+        </w:numPr>
+      </w:pPr>
+      <w:r>
+        <w:t xml:space="preserve">Abandoned checkouts: The Klaviyo abandonment email leads to a recoverable checkout again; reworked the theme in Liquid, CSS and JavaScript, weekly Lighthouse checks.</w:t>
       </w:r>
     </w:p>
     <w:p>
@@ -283,17 +445,54 @@
         <w:pStyle w:val="FirstParagraph"/>
       </w:pPr>
       <w:r>
-        <w:t xml:space="preserve">Tools: Python, FastAPI, Celery, SQLAlchemy/Alembic, PostgreSQL, Redis, Next.js, TypeScript</w:t>
-      </w:r>
-    </w:p>
-    <w:bookmarkEnd w:id="11"/>
-    <w:bookmarkStart w:id="12" w:name="X09cded5dbd715053c17bbdd60eb232a33e1c6f1"/>
-    <w:p>
-      <w:pPr>
-        <w:pStyle w:val="Heading4"/>
-      </w:pPr>
-      <w:r>
-        <w:t xml:space="preserve">FlowKI Club — Co-founder, community, Discord bot, website, newsletter (Apr 2026 – present)</w:t>
+        <w:t xml:space="preserve">Tools: Shopify Liquid, Admin GraphQL API, Python, GitHub Actions, Klaviyo</w:t>
+      </w:r>
+    </w:p>
+    <w:bookmarkEnd w:id="14"/>
+    <w:bookmarkEnd w:id="15"/>
+    <w:bookmarkStart w:id="18" w:name="Xa50b4dc7cbab36d8d1e497cdddb87c693bde054"/>
+    <w:p>
+      <w:pPr>
+        <w:pStyle w:val="Heading3"/>
+      </w:pPr>
+      <w:r>
+        <w:t xml:space="preserve">Own products &amp; contributions — Python, automation, quality (2026)</w:t>
+      </w:r>
+    </w:p>
+    <w:p>
+      <w:pPr>
+        <w:pStyle w:val="Compact"/>
+        <w:numPr>
+          <w:ilvl w:val="0"/>
+          <w:numId w:val="1006"/>
+        </w:numPr>
+      </w:pPr>
+      <w:r>
+        <w:t xml:space="preserve">Job matching and document pipeline: Rates jobs from job board APIs (including the German Federal Employment Agency, Greenhouse, Lever) and checks documents; LLM ratings checked against blind reference judgements, rollouts with checksums and automatic rollback on caught errors.</w:t>
+      </w:r>
+    </w:p>
+    <w:p>
+      <w:pPr>
+        <w:pStyle w:val="Compact"/>
+        <w:numPr>
+          <w:ilvl w:val="0"/>
+          <w:numId w:val="1006"/>
+        </w:numPr>
+      </w:pPr>
+      <w:r>
+        <w:t xml:space="preserve">hermes-studio (third-party project): Traced 21 failing tests to two root causes, deliberately kept a security rule, fixed silent data loss in the task store – passing tests 177 → 199.</w:t>
+      </w:r>
+    </w:p>
+    <w:p>
+      <w:pPr>
+        <w:pStyle w:val="Compact"/>
+        <w:numPr>
+          <w:ilvl w:val="0"/>
+          <w:numId w:val="1006"/>
+        </w:numPr>
+      </w:pPr>
+      <w:r>
+        <w:t xml:space="preserve">This CV: counts its own pull request figures daily and checks every version automatically before it goes online.</w:t>
       </w:r>
     </w:p>
     <w:p>
@@ -301,213 +500,12 @@
         <w:pStyle w:val="FirstParagraph"/>
       </w:pPr>
       <w:r>
-        <w:t xml:space="preserve">Purpose: German-speaking AI community – about 66 members (Discord, as of 29 Sep 2026) – with articles, online calls and joint project work; I combine community work with technical product development.</w:t>
-      </w:r>
-    </w:p>
-    <w:p>
-      <w:pPr>
-        <w:pStyle w:val="Compact"/>
-        <w:numPr>
-          <w:ilvl w:val="0"/>
-          <w:numId w:val="1003"/>
-        </w:numPr>
-      </w:pPr>
-      <w:r>
-        <w:t xml:space="preserve">Community: Helped new members get started, organised and moderated online calls, supported members with their own AI projects.</w:t>
-      </w:r>
-    </w:p>
-    <w:p>
-      <w:pPr>
-        <w:pStyle w:val="Compact"/>
-        <w:numPr>
-          <w:ilvl w:val="0"/>
-          <w:numId w:val="1003"/>
-        </w:numPr>
-      </w:pPr>
-      <w:r>
-        <w:t xml:space="preserve">Discord bot: Added /ask and self-service topic roles; connected club articles as the FAQ bot’s knowledge base, with a relevance check that catches unsuitable matches – covered by targeted tests.</w:t>
-      </w:r>
-    </w:p>
-    <w:p>
-      <w:pPr>
-        <w:pStyle w:val="Compact"/>
-        <w:numPr>
-          <w:ilvl w:val="0"/>
-          <w:numId w:val="1003"/>
-        </w:numPr>
-      </w:pPr>
-      <w:r>
-        <w:t xml:space="preserve">Website &amp; newsletter: Newsletter with double opt-in and referral links; sign-ups and clicks on Discord invites made measurable (Plausible); author, FAQ and HowTo markup for search engines.</w:t>
-      </w:r>
-    </w:p>
-    <w:p>
-      <w:pPr>
-        <w:pStyle w:val="Compact"/>
-        <w:numPr>
-          <w:ilvl w:val="0"/>
-          <w:numId w:val="1003"/>
-        </w:numPr>
-      </w:pPr>
-      <w:r>
-        <w:t xml:space="preserve">MCP server: Made club articles searchable and readable for AI assistants such as Claude Code; public on GitHub.</w:t>
-      </w:r>
-    </w:p>
-    <w:p>
-      <w:pPr>
-        <w:pStyle w:val="FirstParagraph"/>
-      </w:pPr>
-      <w:r>
-        <w:t xml:space="preserve">Tools: TypeScript, discord.js, Claude API, MCP, PostgreSQL, Vitest, Next.js</w:t>
-      </w:r>
-    </w:p>
-    <w:bookmarkEnd w:id="12"/>
-    <w:bookmarkStart w:id="13" w:name="X9bcde9288a3b8eecb7d2c3a4890b79ab362526d"/>
-    <w:p>
-      <w:pPr>
-        <w:pStyle w:val="Heading4"/>
-      </w:pPr>
-      <w:r>
-        <w:t xml:space="preserve">duftkumpels.shop — client project, Shopify DE/EN/FR, automation &amp; SEO (Jun 2026 – present)</w:t>
-      </w:r>
-    </w:p>
-    <w:p>
-      <w:pPr>
-        <w:pStyle w:val="Compact"/>
-        <w:numPr>
-          <w:ilvl w:val="0"/>
-          <w:numId w:val="1004"/>
-        </w:numPr>
-      </w:pPr>
-      <w:r>
-        <w:t xml:space="preserve">Translation: Pipeline for three languages – extract HTML texts, check their structure, import back into Shopify via CSV or GraphQL; availability checks via the Admin API with backups and read-back verification.</w:t>
-      </w:r>
-    </w:p>
-    <w:p>
-      <w:pPr>
-        <w:pStyle w:val="Compact"/>
-        <w:numPr>
-          <w:ilvl w:val="0"/>
-          <w:numId w:val="1004"/>
-        </w:numPr>
-      </w:pPr>
-      <w:r>
-        <w:t xml:space="preserve">SEO engineering: Automated a Search Console analysis, checked 700 URLs for indexing, added JSON-LD and checked it automatically.</w:t>
-      </w:r>
-    </w:p>
-    <w:p>
-      <w:pPr>
-        <w:pStyle w:val="Compact"/>
-        <w:numPr>
-          <w:ilvl w:val="0"/>
-          <w:numId w:val="1004"/>
-        </w:numPr>
-      </w:pPr>
-      <w:r>
-        <w:t xml:space="preserve">Root-cause analysis: Why English and French product pages redirect visitors to the German page (153 search clicks on English product pages in 90 days alone): narrowed down to a Shopify-side redirect that fires before the theme, reproduced and documented for Shopify support.</w:t>
-      </w:r>
-    </w:p>
-    <w:p>
-      <w:pPr>
-        <w:pStyle w:val="Compact"/>
-        <w:numPr>
-          <w:ilvl w:val="0"/>
-          <w:numId w:val="1004"/>
-        </w:numPr>
-      </w:pPr>
-      <w:r>
-        <w:t xml:space="preserve">Theme &amp; email: Reworked a purchased theme in Liquid, CSS and JavaScript; weekly Lighthouse checks via GitHub Actions; fixed a Klaviyo abandonment email to link to a recoverable checkout.</w:t>
-      </w:r>
-    </w:p>
-    <w:p>
-      <w:pPr>
-        <w:pStyle w:val="FirstParagraph"/>
-      </w:pPr>
-      <w:r>
-        <w:t xml:space="preserve">Tools: Shopify Liquid, Admin GraphQL API, Python, GitHub Actions, Klaviyo</w:t>
-      </w:r>
-    </w:p>
-    <w:bookmarkEnd w:id="13"/>
-    <w:bookmarkStart w:id="16" w:name="Xd8b9fd33b2b2cd85458e246aba39de1f8a0c7dc"/>
-    <w:p>
-      <w:pPr>
-        <w:pStyle w:val="Heading4"/>
-      </w:pPr>
-      <w:r>
-        <w:t xml:space="preserve">AI-assisted job application management — personal project, Python (Jul 2026 – present)</w:t>
-      </w:r>
-    </w:p>
-    <w:p>
-      <w:pPr>
-        <w:pStyle w:val="FirstParagraph"/>
-      </w:pPr>
-      <w:r>
-        <w:t xml:space="preserve">Purpose: Python pipeline that finds jobs via job board APIs (including the German Federal Employment Agency, Greenhouse, Lever), rates them, checks documents, sends applications and matches replies.</w:t>
-      </w:r>
-    </w:p>
-    <w:p>
-      <w:pPr>
-        <w:pStyle w:val="Compact"/>
-        <w:numPr>
-          <w:ilvl w:val="0"/>
-          <w:numId w:val="1005"/>
-        </w:numPr>
-      </w:pPr>
-      <w:r>
-        <w:t xml:space="preserve">No duplicate applications: Cross-channel ledger with reservations – at most one application per company within 14 days, whether by email or portal.</w:t>
-      </w:r>
-    </w:p>
-    <w:p>
-      <w:pPr>
-        <w:pStyle w:val="Compact"/>
-        <w:numPr>
-          <w:ilvl w:val="0"/>
-          <w:numId w:val="1005"/>
-        </w:numPr>
-      </w:pPr>
-      <w:r>
-        <w:t xml:space="preserve">Measure, don’t assume: Checked LLM ratings against blind reference judgements; did not roll out a revised analysis without a proven improvement.</w:t>
-      </w:r>
-    </w:p>
-    <w:p>
-      <w:pPr>
-        <w:pStyle w:val="Compact"/>
-        <w:numPr>
-          <w:ilvl w:val="0"/>
-          <w:numId w:val="1005"/>
-        </w:numPr>
-      </w:pPr>
-      <w:r>
-        <w:t xml:space="preserve">Operations: Unusable model output stops the run and another model takes over on failure; rollouts with checksums and automatic rollback on caught errors.</w:t>
-      </w:r>
-    </w:p>
-    <w:p>
-      <w:pPr>
-        <w:pStyle w:val="FirstParagraph"/>
-      </w:pPr>
-      <w:r>
-        <w:t xml:space="preserve">Evidence (German): case study reply matching</w:t>
+        <w:t xml:space="preserve">Evidence (German): case study LLM rating</w:t>
       </w:r>
       <w:r>
         <w:t xml:space="preserve"> </w:t>
       </w:r>
-      <w:hyperlink r:id="rId14">
-        <w:r>
-          <w:rPr>
-            <w:rStyle w:val="Hyperlink"/>
-          </w:rPr>
-          <w:t xml:space="preserve">https://jasonroschmann.github.io/cv/#fs-02</w:t>
-        </w:r>
-      </w:hyperlink>
-      <w:r>
-        <w:t xml:space="preserve"> </w:t>
-      </w:r>
-      <w:r>
-        <w:t xml:space="preserve">· case study LLM rating</w:t>
-      </w:r>
-      <w:r>
-        <w:t xml:space="preserve"> </w:t>
-      </w:r>
-      <w:hyperlink r:id="rId15">
+      <w:hyperlink r:id="rId16">
         <w:r>
           <w:rPr>
             <w:rStyle w:val="Hyperlink"/>
@@ -515,47 +513,11 @@
           <w:t xml:space="preserve">https://jasonroschmann.github.io/cv/#fs-03</w:t>
         </w:r>
       </w:hyperlink>
-    </w:p>
-    <w:bookmarkEnd w:id="16"/>
-    <w:bookmarkStart w:id="18" w:name="X5d0b748d8ad8485479916fda699d40d3bbd88e5"/>
-    <w:p>
-      <w:pPr>
-        <w:pStyle w:val="Heading4"/>
-      </w:pPr>
-      <w:r>
-        <w:t xml:space="preserve">hermes-studio — contribution to a third-party project, debugging (Sep 2026)</w:t>
-      </w:r>
-    </w:p>
-    <w:p>
-      <w:pPr>
-        <w:pStyle w:val="Compact"/>
-        <w:numPr>
-          <w:ilvl w:val="0"/>
-          <w:numId w:val="1006"/>
-        </w:numPr>
-      </w:pPr>
-      <w:r>
-        <w:t xml:space="preserve">Cause, not symptom: 21 failing tests, two root causes – 20× an SQLite handle that was never closed, 1× an outdated test against a security rule; rule kept, test corrected and verified with a mutation test. Passing tests: 177 → 199.</w:t>
-      </w:r>
-    </w:p>
-    <w:p>
-      <w:pPr>
-        <w:pStyle w:val="Compact"/>
-        <w:numPr>
-          <w:ilvl w:val="0"/>
-          <w:numId w:val="1006"/>
-        </w:numPr>
-      </w:pPr>
-      <w:r>
-        <w:t xml:space="preserve">Own contribution: Fixed silent data loss in the task store, with five new tests.</w:t>
-      </w:r>
-    </w:p>
-    <w:p>
-      <w:pPr>
-        <w:pStyle w:val="FirstParagraph"/>
-      </w:pPr>
-      <w:r>
-        <w:t xml:space="preserve">Evidence: case study on the web CV (German)</w:t>
+      <w:r>
+        <w:t xml:space="preserve"> </w:t>
+      </w:r>
+      <w:r>
+        <w:t xml:space="preserve">· case study debugging</w:t>
       </w:r>
       <w:r>
         <w:t xml:space="preserve"> </w:t>
@@ -570,43 +532,42 @@
       </w:hyperlink>
     </w:p>
     <w:bookmarkEnd w:id="18"/>
+    <w:bookmarkStart w:id="19" w:name="X0874fc44fd17c041e06b9733ade3fd4ce044c23"/>
+    <w:p>
+      <w:pPr>
+        <w:pStyle w:val="Heading3"/>
+      </w:pPr>
+      <w:r>
+        <w:t xml:space="preserve">Field Sales, B2B Direct Sales — EWE TEL, Ranger Marketing, across Germany (2019 – 2023)</w:t>
+      </w:r>
+    </w:p>
+    <w:p>
+      <w:pPr>
+        <w:pStyle w:val="Compact"/>
+        <w:numPr>
+          <w:ilvl w:val="0"/>
+          <w:numId w:val="1007"/>
+        </w:numPr>
+      </w:pPr>
+      <w:r>
+        <w:t xml:space="preserve">Direct sales: Cold outreach and needs assessment with owners and managing directors, negotiation and closing on site.</w:t>
+      </w:r>
+    </w:p>
+    <w:p>
+      <w:pPr>
+        <w:pStyle w:val="Compact"/>
+        <w:numPr>
+          <w:ilvl w:val="0"/>
+          <w:numId w:val="1007"/>
+        </w:numPr>
+      </w:pPr>
+      <w:r>
+        <w:t xml:space="preserve">Customer view: Handling rejection every day – and an eye for the problems a business really has.</w:t>
+      </w:r>
+    </w:p>
     <w:bookmarkEnd w:id="19"/>
-    <w:bookmarkStart w:id="20" w:name="X76f8e4e26449ffe30aec7748ad9ee2668240c95"/>
-    <w:p>
-      <w:pPr>
-        <w:pStyle w:val="Heading3"/>
-      </w:pPr>
-      <w:r>
-        <w:t xml:space="preserve">B2B Direct Sales — Field sales (door-to-door) across Germany, EWE TEL and Ranger Marketing (2019 – 2023)</w:t>
-      </w:r>
-    </w:p>
-    <w:p>
-      <w:pPr>
-        <w:pStyle w:val="Compact"/>
-        <w:numPr>
-          <w:ilvl w:val="0"/>
-          <w:numId w:val="1007"/>
-        </w:numPr>
-      </w:pPr>
-      <w:r>
-        <w:t xml:space="preserve">Cold outreach and needs assessment with owners and managing directors, negotiation and closing on site.</w:t>
-      </w:r>
-    </w:p>
-    <w:p>
-      <w:pPr>
-        <w:pStyle w:val="Compact"/>
-        <w:numPr>
-          <w:ilvl w:val="0"/>
-          <w:numId w:val="1007"/>
-        </w:numPr>
-      </w:pPr>
-      <w:r>
-        <w:t xml:space="preserve">Handling rejection every day – and an eye for the problems a business really has.</w:t>
-      </w:r>
-    </w:p>
     <w:bookmarkEnd w:id="20"/>
-    <w:bookmarkEnd w:id="21"/>
-    <w:bookmarkStart w:id="25" w:name="training-languages-proof-of-work"/>
+    <w:bookmarkStart w:id="24" w:name="training-languages-proof-of-work"/>
     <w:p>
       <w:pPr>
         <w:pStyle w:val="Heading2"/>
@@ -641,7 +602,7 @@
       <w:r>
         <w:t xml:space="preserve"> </w:t>
       </w:r>
-      <w:hyperlink r:id="rId22">
+      <w:hyperlink r:id="rId21">
         <w:r>
           <w:rPr>
             <w:rStyle w:val="Hyperlink"/>
@@ -671,7 +632,7 @@
         </w:numPr>
       </w:pPr>
       <w:r>
-        <w:t xml:space="preserve">Remote work: Distributed teamwork via GitHub (branches, pull requests), Discord and online calls</w:t>
+        <w:t xml:space="preserve">Ways of working: Remote via GitHub (branches, pull requests), Discord and online calls</w:t>
       </w:r>
     </w:p>
     <w:p>
@@ -745,7 +706,7 @@
       <w:r>
         <w:t xml:space="preserve"> </w:t>
       </w:r>
-      <w:hyperlink r:id="rId23">
+      <w:hyperlink r:id="rId22">
         <w:r>
           <w:rPr>
             <w:rStyle w:val="Hyperlink"/>
@@ -762,7 +723,7 @@
       <w:r>
         <w:t xml:space="preserve"> </w:t>
       </w:r>
-      <w:hyperlink r:id="rId24">
+      <w:hyperlink r:id="rId23">
         <w:r>
           <w:rPr>
             <w:rStyle w:val="Hyperlink"/>
@@ -771,8 +732,8 @@
         </w:r>
       </w:hyperlink>
     </w:p>
+    <w:bookmarkEnd w:id="24"/>
     <w:bookmarkEnd w:id="25"/>
-    <w:bookmarkEnd w:id="26"/>
     <w:sectPr>
       <w:footnotePr>
         <w:numRestart w:val="eachSect"/>

--- a/ats-cv/Jason_Roschmann_CV_ATS_EN.docx
+++ b/ats-cv/Jason_Roschmann_CV_ATS_EN.docx
@@ -36,7 +36,7 @@
         <w:br/>
       </w:r>
       <w:r>
-        <w:t xml:space="preserve">Location: Hamburg, Germany | Looking for: Hamburg or remote; relocation to Zurich possible for the right role | Start date by arrangement</w:t>
+        <w:t xml:space="preserve">Location: Hamburg, Germany | Looking for: remote or on site in Zurich (relocation to Zurich possible) | Start date by arrangement</w:t>
       </w:r>
     </w:p>
     <w:bookmarkStart w:id="9" w:name="profile"/>

--- a/ats-cv/Jason_Roschmann_CV_ATS_EN.docx
+++ b/ats-cv/Jason_Roschmann_CV_ATS_EN.docx
@@ -141,7 +141,7 @@
         </w:numPr>
       </w:pPr>
       <w:r>
-        <w:t xml:space="preserve">Backend &amp; APIs: Python, FastAPI, SQLAlchemy/Alembic, PostgreSQL, Celery, Redis – APIs and background jobs</w:t>
+        <w:t xml:space="preserve">Backend &amp; APIs: Python, FastAPI, Node.js, REST and GraphQL, SQL/PostgreSQL, SQLAlchemy/Alembic, Celery, Redis – APIs and background jobs, store and job board APIs</w:t>
       </w:r>
     </w:p>
     <w:p>
@@ -153,7 +153,7 @@
         </w:numPr>
       </w:pPr>
       <w:r>
-        <w:t xml:space="preserve">Frontend: TypeScript, React, Next.js, Tailwind, GSAP – production, approval and publishing views, community website; client websites in a team (CI with TypeScript checks, ESLint, Vitest, Playwright)</w:t>
+        <w:t xml:space="preserve">Frontend &amp; mobile: TypeScript, JavaScript, React, Next.js, React Native, Tailwind, GSAP – own app project with React Native and Supabase; production, approval and publishing views, community website; client websites in a team (CI with TypeScript checks, ESLint, Vitest, Playwright)</w:t>
       </w:r>
     </w:p>
     <w:p>
@@ -165,7 +165,7 @@
         </w:numPr>
       </w:pPr>
       <w:r>
-        <w:t xml:space="preserve">Testing &amp; CI: Git, pytest, Vitest, Playwright, ESLint, GitHub Actions – bugs reproduced as a failing test first; CI also builds and checks this CV</w:t>
+        <w:t xml:space="preserve">Testing &amp; CI/CD: Git with branches and pull requests, pytest, Vitest, Playwright, ESLint, GitHub Actions – test-driven: bugs reproduced as a failing test first; CI also builds and checks this CV</w:t>
       </w:r>
     </w:p>
     <w:p>
@@ -177,7 +177,7 @@
         </w:numPr>
       </w:pPr>
       <w:r>
-        <w:t xml:space="preserve">AI integration: LLM APIs (Claude, Gemini, Groq), MCP, Claude Code – FAQ bot with relevance check, MCP server, model ratings checked against blind reference judgements</w:t>
+        <w:t xml:space="preserve">AI &amp; LLM: LLM APIs (Claude, Gemini, Groq), MCP, RAG pattern, LLM evaluation, Claude Code – FAQ bot with article knowledge base and relevance check, MCP server, model ratings checked against blind reference judgements</w:t>
       </w:r>
     </w:p>
     <w:p>
@@ -189,7 +189,7 @@
         </w:numPr>
       </w:pPr>
       <w:r>
-        <w:t xml:space="preserve">Operations: Linux servers, Docker Compose, cron – rollouts with checksums, tests before and after the swap and automatic rollback on caught errors</w:t>
+        <w:t xml:space="preserve">Operations &amp; data: Linux servers, Docker Compose, Bash, cron, Supabase, SMTP/IMAP with SPF/DKIM – rollouts with checksums, tests before and after the swap and automatic rollback on caught errors</w:t>
       </w:r>
     </w:p>
     <w:p>
@@ -201,7 +201,7 @@
         </w:numPr>
       </w:pPr>
       <w:r>
-        <w:t xml:space="preserve">Shopify &amp; SEO: Liquid, Admin GraphQL API, Search Console, JSON-LD – translation pipeline, theme rework, SEO checks</w:t>
+        <w:t xml:space="preserve">Shopify &amp; SEO: Liquid, Admin GraphQL API, Klaviyo, GA4, Search Console, JSON-LD – translation pipeline, theme rework, SEO checks</w:t>
       </w:r>
     </w:p>
     <w:p>
@@ -225,7 +225,7 @@
         </w:numPr>
       </w:pPr>
       <w:r>
-        <w:t xml:space="preserve">Further tools: discord.js, React Native (personal project), Supabase, n8n, agent orchestration, Lighthouse CI, flock, SMTP/IMAP, SPF/DKIM, PWA, Canvas/WebGL</w:t>
+        <w:t xml:space="preserve">Further tools: discord.js, Alpine.js, n8n, agent orchestration, Lighthouse CI, flock, PWA, Canvas/WebGL</w:t>
       </w:r>
     </w:p>
     <w:bookmarkEnd w:id="11"/>
